--- a/docs/tables/entire/sec7_aki_c10.docx
+++ b/docs/tables/entire/sec7_aki_c10.docx
@@ -2122,60 +2122,60 @@
                 <w:szCs w:val="22"/>
                 <w:color w:val="000000"/>
               </w:rPr>
-              <w:t xml:space="preserve">0.84, 1.76</w:t>
-            </w:r>
-          </w:p>
-        </w:tc>
-        <w:tc>
-          <w:tcPr>
-            <w:tcBorders>
-              <w:bottom w:val="none" w:sz="0" w:space="0" w:color="000000"/>
-              <w:top w:val="none" w:sz="0" w:space="0" w:color="000000"/>
-              <w:left w:val="none" w:sz="0" w:space="0" w:color="000000"/>
-              <w:right w:val="none" w:sz="0" w:space="0" w:color="000000"/>
-            </w:tcBorders>
-            <w:shd w:val="clear" w:color="auto" w:fill="FFFFFF"/>
-            <w:tcMar>
-              <w:top w:w="0" w:type="dxa"/>
-              <w:bottom w:w="0" w:type="dxa"/>
-              <w:left w:w="0" w:type="dxa"/>
-              <w:right w:w="0" w:type="dxa"/>
-            </w:tcMar>
-            <w:vAlign w:val="top"/>
-          </w:tcPr>
-          <w:p>
-            <w:pPr>
-              <w:pStyle w:val="Normal"/>
-              <w:jc w:val="center"/>
-              <w:pBdr>
-                <w:bottom w:val="none" w:sz="0" w:space="0" w:color="000000"/>
-                <w:top w:val="none" w:sz="0" w:space="0" w:color="000000"/>
-                <w:left w:val="none" w:sz="0" w:space="0" w:color="000000"/>
-                <w:right w:val="none" w:sz="0" w:space="0" w:color="000000"/>
-              </w:pBdr>
-              <w:spacing w:after="100" w:before="100" w:line="240"/>
-              <w:ind w:left="100" w:right="100" w:firstLine="0" w:firstLineChars="0"/>
-              <w:rPr>
-                <w:rFonts w:ascii="Helvetica" w:hAnsi="Helvetica" w:eastAsia="Helvetica" w:cs="Helvetica"/>
-                <w:i w:val="false"/>
-                <w:b w:val="false"/>
-                <w:u w:val="none"/>
-                <w:sz w:val="22"/>
-                <w:szCs w:val="22"/>
-                <w:color w:val="000000"/>
-              </w:rPr>
-            </w:pPr>
-            <w:r>
-              <w:rPr>
-                <w:rFonts w:ascii="Helvetica" w:hAnsi="Helvetica" w:eastAsia="Helvetica" w:cs="Helvetica"/>
-                <w:i w:val="false"/>
-                <w:b w:val="false"/>
-                <w:u w:val="none"/>
-                <w:sz w:val="22"/>
-                <w:szCs w:val="22"/>
-                <w:color w:val="000000"/>
-              </w:rPr>
-              <w:t xml:space="preserve">0.290</w:t>
+              <w:t xml:space="preserve">0.85, 1.77</w:t>
+            </w:r>
+          </w:p>
+        </w:tc>
+        <w:tc>
+          <w:tcPr>
+            <w:tcBorders>
+              <w:bottom w:val="none" w:sz="0" w:space="0" w:color="000000"/>
+              <w:top w:val="none" w:sz="0" w:space="0" w:color="000000"/>
+              <w:left w:val="none" w:sz="0" w:space="0" w:color="000000"/>
+              <w:right w:val="none" w:sz="0" w:space="0" w:color="000000"/>
+            </w:tcBorders>
+            <w:shd w:val="clear" w:color="auto" w:fill="FFFFFF"/>
+            <w:tcMar>
+              <w:top w:w="0" w:type="dxa"/>
+              <w:bottom w:w="0" w:type="dxa"/>
+              <w:left w:w="0" w:type="dxa"/>
+              <w:right w:w="0" w:type="dxa"/>
+            </w:tcMar>
+            <w:vAlign w:val="top"/>
+          </w:tcPr>
+          <w:p>
+            <w:pPr>
+              <w:pStyle w:val="Normal"/>
+              <w:jc w:val="center"/>
+              <w:pBdr>
+                <w:bottom w:val="none" w:sz="0" w:space="0" w:color="000000"/>
+                <w:top w:val="none" w:sz="0" w:space="0" w:color="000000"/>
+                <w:left w:val="none" w:sz="0" w:space="0" w:color="000000"/>
+                <w:right w:val="none" w:sz="0" w:space="0" w:color="000000"/>
+              </w:pBdr>
+              <w:spacing w:after="100" w:before="100" w:line="240"/>
+              <w:ind w:left="100" w:right="100" w:firstLine="0" w:firstLineChars="0"/>
+              <w:rPr>
+                <w:rFonts w:ascii="Helvetica" w:hAnsi="Helvetica" w:eastAsia="Helvetica" w:cs="Helvetica"/>
+                <w:i w:val="false"/>
+                <w:b w:val="false"/>
+                <w:u w:val="none"/>
+                <w:sz w:val="22"/>
+                <w:szCs w:val="22"/>
+                <w:color w:val="000000"/>
+              </w:rPr>
+            </w:pPr>
+            <w:r>
+              <w:rPr>
+                <w:rFonts w:ascii="Helvetica" w:hAnsi="Helvetica" w:eastAsia="Helvetica" w:cs="Helvetica"/>
+                <w:i w:val="false"/>
+                <w:b w:val="false"/>
+                <w:u w:val="none"/>
+                <w:sz w:val="22"/>
+                <w:szCs w:val="22"/>
+                <w:color w:val="000000"/>
+              </w:rPr>
+              <w:t xml:space="preserve">0.280</w:t>
             </w:r>
           </w:p>
         </w:tc>
@@ -2658,7 +2658,7 @@
                 <w:szCs w:val="22"/>
                 <w:color w:val="000000"/>
               </w:rPr>
-              <w:t xml:space="preserve">0.160</w:t>
+              <w:t xml:space="preserve">0.170</w:t>
             </w:r>
           </w:p>
         </w:tc>
@@ -4054,7 +4054,7 @@
                 <w:szCs w:val="22"/>
                 <w:color w:val="000000"/>
               </w:rPr>
-              <w:t xml:space="preserve">1.22, 2.66</w:t>
+              <w:t xml:space="preserve">1.22, 2.65</w:t>
             </w:r>
           </w:p>
         </w:tc>
@@ -4590,7 +4590,7 @@
                 <w:szCs w:val="22"/>
                 <w:color w:val="000000"/>
               </w:rPr>
-              <w:t xml:space="preserve">0.320</w:t>
+              <w:t xml:space="preserve">0.300</w:t>
             </w:r>
           </w:p>
         </w:tc>
@@ -5933,113 +5933,113 @@
                 <w:szCs w:val="22"/>
                 <w:color w:val="000000"/>
               </w:rPr>
-              <w:t xml:space="preserve">1.23</w:t>
-            </w:r>
-          </w:p>
-        </w:tc>
-        <w:tc>
-          <w:tcPr>
-            <w:tcBorders>
-              <w:bottom w:val="none" w:sz="0" w:space="0" w:color="000000"/>
-              <w:top w:val="none" w:sz="0" w:space="0" w:color="000000"/>
-              <w:left w:val="none" w:sz="0" w:space="0" w:color="000000"/>
-              <w:right w:val="none" w:sz="0" w:space="0" w:color="000000"/>
-            </w:tcBorders>
-            <w:shd w:val="clear" w:color="auto" w:fill="FFFFFF"/>
-            <w:tcMar>
-              <w:top w:w="0" w:type="dxa"/>
-              <w:bottom w:w="0" w:type="dxa"/>
-              <w:left w:w="0" w:type="dxa"/>
-              <w:right w:w="0" w:type="dxa"/>
-            </w:tcMar>
-            <w:vAlign w:val="top"/>
-          </w:tcPr>
-          <w:p>
-            <w:pPr>
-              <w:pStyle w:val="Normal"/>
-              <w:jc w:val="center"/>
-              <w:pBdr>
-                <w:bottom w:val="none" w:sz="0" w:space="0" w:color="000000"/>
-                <w:top w:val="none" w:sz="0" w:space="0" w:color="000000"/>
-                <w:left w:val="none" w:sz="0" w:space="0" w:color="000000"/>
-                <w:right w:val="none" w:sz="0" w:space="0" w:color="000000"/>
-              </w:pBdr>
-              <w:spacing w:after="100" w:before="100" w:line="240"/>
-              <w:ind w:left="100" w:right="100" w:firstLine="0" w:firstLineChars="0"/>
-              <w:rPr>
-                <w:rFonts w:ascii="Helvetica" w:hAnsi="Helvetica" w:eastAsia="Helvetica" w:cs="Helvetica"/>
-                <w:i w:val="false"/>
-                <w:b w:val="false"/>
-                <w:u w:val="none"/>
-                <w:sz w:val="22"/>
-                <w:szCs w:val="22"/>
-                <w:color w:val="000000"/>
-              </w:rPr>
-            </w:pPr>
-            <w:r>
-              <w:rPr>
-                <w:rFonts w:ascii="Helvetica" w:hAnsi="Helvetica" w:eastAsia="Helvetica" w:cs="Helvetica"/>
-                <w:i w:val="false"/>
-                <w:b w:val="false"/>
-                <w:u w:val="none"/>
-                <w:sz w:val="22"/>
-                <w:szCs w:val="22"/>
-                <w:color w:val="000000"/>
-              </w:rPr>
-              <w:t xml:space="preserve">0.88, 1.72</w:t>
-            </w:r>
-          </w:p>
-        </w:tc>
-        <w:tc>
-          <w:tcPr>
-            <w:tcBorders>
-              <w:bottom w:val="none" w:sz="0" w:space="0" w:color="000000"/>
-              <w:top w:val="none" w:sz="0" w:space="0" w:color="000000"/>
-              <w:left w:val="none" w:sz="0" w:space="0" w:color="000000"/>
-              <w:right w:val="none" w:sz="0" w:space="0" w:color="000000"/>
-            </w:tcBorders>
-            <w:shd w:val="clear" w:color="auto" w:fill="FFFFFF"/>
-            <w:tcMar>
-              <w:top w:w="0" w:type="dxa"/>
-              <w:bottom w:w="0" w:type="dxa"/>
-              <w:left w:w="0" w:type="dxa"/>
-              <w:right w:w="0" w:type="dxa"/>
-            </w:tcMar>
-            <w:vAlign w:val="top"/>
-          </w:tcPr>
-          <w:p>
-            <w:pPr>
-              <w:pStyle w:val="Normal"/>
-              <w:jc w:val="center"/>
-              <w:pBdr>
-                <w:bottom w:val="none" w:sz="0" w:space="0" w:color="000000"/>
-                <w:top w:val="none" w:sz="0" w:space="0" w:color="000000"/>
-                <w:left w:val="none" w:sz="0" w:space="0" w:color="000000"/>
-                <w:right w:val="none" w:sz="0" w:space="0" w:color="000000"/>
-              </w:pBdr>
-              <w:spacing w:after="100" w:before="100" w:line="240"/>
-              <w:ind w:left="100" w:right="100" w:firstLine="0" w:firstLineChars="0"/>
-              <w:rPr>
-                <w:rFonts w:ascii="Helvetica" w:hAnsi="Helvetica" w:eastAsia="Helvetica" w:cs="Helvetica"/>
-                <w:i w:val="false"/>
-                <w:b w:val="false"/>
-                <w:u w:val="none"/>
-                <w:sz w:val="22"/>
-                <w:szCs w:val="22"/>
-                <w:color w:val="000000"/>
-              </w:rPr>
-            </w:pPr>
-            <w:r>
-              <w:rPr>
-                <w:rFonts w:ascii="Helvetica" w:hAnsi="Helvetica" w:eastAsia="Helvetica" w:cs="Helvetica"/>
-                <w:i w:val="false"/>
-                <w:b w:val="false"/>
-                <w:u w:val="none"/>
-                <w:sz w:val="22"/>
-                <w:szCs w:val="22"/>
-                <w:color w:val="000000"/>
-              </w:rPr>
-              <w:t xml:space="preserve">0.240</w:t>
+              <w:t xml:space="preserve">1.22</w:t>
+            </w:r>
+          </w:p>
+        </w:tc>
+        <w:tc>
+          <w:tcPr>
+            <w:tcBorders>
+              <w:bottom w:val="none" w:sz="0" w:space="0" w:color="000000"/>
+              <w:top w:val="none" w:sz="0" w:space="0" w:color="000000"/>
+              <w:left w:val="none" w:sz="0" w:space="0" w:color="000000"/>
+              <w:right w:val="none" w:sz="0" w:space="0" w:color="000000"/>
+            </w:tcBorders>
+            <w:shd w:val="clear" w:color="auto" w:fill="FFFFFF"/>
+            <w:tcMar>
+              <w:top w:w="0" w:type="dxa"/>
+              <w:bottom w:w="0" w:type="dxa"/>
+              <w:left w:w="0" w:type="dxa"/>
+              <w:right w:w="0" w:type="dxa"/>
+            </w:tcMar>
+            <w:vAlign w:val="top"/>
+          </w:tcPr>
+          <w:p>
+            <w:pPr>
+              <w:pStyle w:val="Normal"/>
+              <w:jc w:val="center"/>
+              <w:pBdr>
+                <w:bottom w:val="none" w:sz="0" w:space="0" w:color="000000"/>
+                <w:top w:val="none" w:sz="0" w:space="0" w:color="000000"/>
+                <w:left w:val="none" w:sz="0" w:space="0" w:color="000000"/>
+                <w:right w:val="none" w:sz="0" w:space="0" w:color="000000"/>
+              </w:pBdr>
+              <w:spacing w:after="100" w:before="100" w:line="240"/>
+              <w:ind w:left="100" w:right="100" w:firstLine="0" w:firstLineChars="0"/>
+              <w:rPr>
+                <w:rFonts w:ascii="Helvetica" w:hAnsi="Helvetica" w:eastAsia="Helvetica" w:cs="Helvetica"/>
+                <w:i w:val="false"/>
+                <w:b w:val="false"/>
+                <w:u w:val="none"/>
+                <w:sz w:val="22"/>
+                <w:szCs w:val="22"/>
+                <w:color w:val="000000"/>
+              </w:rPr>
+            </w:pPr>
+            <w:r>
+              <w:rPr>
+                <w:rFonts w:ascii="Helvetica" w:hAnsi="Helvetica" w:eastAsia="Helvetica" w:cs="Helvetica"/>
+                <w:i w:val="false"/>
+                <w:b w:val="false"/>
+                <w:u w:val="none"/>
+                <w:sz w:val="22"/>
+                <w:szCs w:val="22"/>
+                <w:color w:val="000000"/>
+              </w:rPr>
+              <w:t xml:space="preserve">0.87, 1.71</w:t>
+            </w:r>
+          </w:p>
+        </w:tc>
+        <w:tc>
+          <w:tcPr>
+            <w:tcBorders>
+              <w:bottom w:val="none" w:sz="0" w:space="0" w:color="000000"/>
+              <w:top w:val="none" w:sz="0" w:space="0" w:color="000000"/>
+              <w:left w:val="none" w:sz="0" w:space="0" w:color="000000"/>
+              <w:right w:val="none" w:sz="0" w:space="0" w:color="000000"/>
+            </w:tcBorders>
+            <w:shd w:val="clear" w:color="auto" w:fill="FFFFFF"/>
+            <w:tcMar>
+              <w:top w:w="0" w:type="dxa"/>
+              <w:bottom w:w="0" w:type="dxa"/>
+              <w:left w:w="0" w:type="dxa"/>
+              <w:right w:w="0" w:type="dxa"/>
+            </w:tcMar>
+            <w:vAlign w:val="top"/>
+          </w:tcPr>
+          <w:p>
+            <w:pPr>
+              <w:pStyle w:val="Normal"/>
+              <w:jc w:val="center"/>
+              <w:pBdr>
+                <w:bottom w:val="none" w:sz="0" w:space="0" w:color="000000"/>
+                <w:top w:val="none" w:sz="0" w:space="0" w:color="000000"/>
+                <w:left w:val="none" w:sz="0" w:space="0" w:color="000000"/>
+                <w:right w:val="none" w:sz="0" w:space="0" w:color="000000"/>
+              </w:pBdr>
+              <w:spacing w:after="100" w:before="100" w:line="240"/>
+              <w:ind w:left="100" w:right="100" w:firstLine="0" w:firstLineChars="0"/>
+              <w:rPr>
+                <w:rFonts w:ascii="Helvetica" w:hAnsi="Helvetica" w:eastAsia="Helvetica" w:cs="Helvetica"/>
+                <w:i w:val="false"/>
+                <w:b w:val="false"/>
+                <w:u w:val="none"/>
+                <w:sz w:val="22"/>
+                <w:szCs w:val="22"/>
+                <w:color w:val="000000"/>
+              </w:rPr>
+            </w:pPr>
+            <w:r>
+              <w:rPr>
+                <w:rFonts w:ascii="Helvetica" w:hAnsi="Helvetica" w:eastAsia="Helvetica" w:cs="Helvetica"/>
+                <w:i w:val="false"/>
+                <w:b w:val="false"/>
+                <w:u w:val="none"/>
+                <w:sz w:val="22"/>
+                <w:szCs w:val="22"/>
+                <w:color w:val="000000"/>
+              </w:rPr>
+              <w:t xml:space="preserve">0.250</w:t>
             </w:r>
           </w:p>
         </w:tc>
@@ -7382,113 +7382,113 @@
                 <w:szCs w:val="22"/>
                 <w:color w:val="000000"/>
               </w:rPr>
-              <w:t xml:space="preserve">1.18</w:t>
-            </w:r>
-          </w:p>
-        </w:tc>
-        <w:tc>
-          <w:tcPr>
-            <w:tcBorders>
-              <w:bottom w:val="none" w:sz="0" w:space="0" w:color="000000"/>
-              <w:top w:val="none" w:sz="0" w:space="0" w:color="000000"/>
-              <w:left w:val="none" w:sz="0" w:space="0" w:color="000000"/>
-              <w:right w:val="none" w:sz="0" w:space="0" w:color="000000"/>
-            </w:tcBorders>
-            <w:shd w:val="clear" w:color="auto" w:fill="FFFFFF"/>
-            <w:tcMar>
-              <w:top w:w="0" w:type="dxa"/>
-              <w:bottom w:w="0" w:type="dxa"/>
-              <w:left w:w="0" w:type="dxa"/>
-              <w:right w:w="0" w:type="dxa"/>
-            </w:tcMar>
-            <w:vAlign w:val="top"/>
-          </w:tcPr>
-          <w:p>
-            <w:pPr>
-              <w:pStyle w:val="Normal"/>
-              <w:jc w:val="center"/>
-              <w:pBdr>
-                <w:bottom w:val="none" w:sz="0" w:space="0" w:color="000000"/>
-                <w:top w:val="none" w:sz="0" w:space="0" w:color="000000"/>
-                <w:left w:val="none" w:sz="0" w:space="0" w:color="000000"/>
-                <w:right w:val="none" w:sz="0" w:space="0" w:color="000000"/>
-              </w:pBdr>
-              <w:spacing w:after="100" w:before="100" w:line="240"/>
-              <w:ind w:left="100" w:right="100" w:firstLine="0" w:firstLineChars="0"/>
-              <w:rPr>
-                <w:rFonts w:ascii="Helvetica" w:hAnsi="Helvetica" w:eastAsia="Helvetica" w:cs="Helvetica"/>
-                <w:i w:val="false"/>
-                <w:b w:val="false"/>
-                <w:u w:val="none"/>
-                <w:sz w:val="22"/>
-                <w:szCs w:val="22"/>
-                <w:color w:val="000000"/>
-              </w:rPr>
-            </w:pPr>
-            <w:r>
-              <w:rPr>
-                <w:rFonts w:ascii="Helvetica" w:hAnsi="Helvetica" w:eastAsia="Helvetica" w:cs="Helvetica"/>
-                <w:i w:val="false"/>
-                <w:b w:val="false"/>
-                <w:u w:val="none"/>
-                <w:sz w:val="22"/>
-                <w:szCs w:val="22"/>
-                <w:color w:val="000000"/>
-              </w:rPr>
-              <w:t xml:space="preserve">0.49, 2.81</w:t>
-            </w:r>
-          </w:p>
-        </w:tc>
-        <w:tc>
-          <w:tcPr>
-            <w:tcBorders>
-              <w:bottom w:val="none" w:sz="0" w:space="0" w:color="000000"/>
-              <w:top w:val="none" w:sz="0" w:space="0" w:color="000000"/>
-              <w:left w:val="none" w:sz="0" w:space="0" w:color="000000"/>
-              <w:right w:val="none" w:sz="0" w:space="0" w:color="000000"/>
-            </w:tcBorders>
-            <w:shd w:val="clear" w:color="auto" w:fill="FFFFFF"/>
-            <w:tcMar>
-              <w:top w:w="0" w:type="dxa"/>
-              <w:bottom w:w="0" w:type="dxa"/>
-              <w:left w:w="0" w:type="dxa"/>
-              <w:right w:w="0" w:type="dxa"/>
-            </w:tcMar>
-            <w:vAlign w:val="top"/>
-          </w:tcPr>
-          <w:p>
-            <w:pPr>
-              <w:pStyle w:val="Normal"/>
-              <w:jc w:val="center"/>
-              <w:pBdr>
-                <w:bottom w:val="none" w:sz="0" w:space="0" w:color="000000"/>
-                <w:top w:val="none" w:sz="0" w:space="0" w:color="000000"/>
-                <w:left w:val="none" w:sz="0" w:space="0" w:color="000000"/>
-                <w:right w:val="none" w:sz="0" w:space="0" w:color="000000"/>
-              </w:pBdr>
-              <w:spacing w:after="100" w:before="100" w:line="240"/>
-              <w:ind w:left="100" w:right="100" w:firstLine="0" w:firstLineChars="0"/>
-              <w:rPr>
-                <w:rFonts w:ascii="Helvetica" w:hAnsi="Helvetica" w:eastAsia="Helvetica" w:cs="Helvetica"/>
-                <w:i w:val="false"/>
-                <w:b w:val="false"/>
-                <w:u w:val="none"/>
-                <w:sz w:val="22"/>
-                <w:szCs w:val="22"/>
-                <w:color w:val="000000"/>
-              </w:rPr>
-            </w:pPr>
-            <w:r>
-              <w:rPr>
-                <w:rFonts w:ascii="Helvetica" w:hAnsi="Helvetica" w:eastAsia="Helvetica" w:cs="Helvetica"/>
-                <w:i w:val="false"/>
-                <w:b w:val="false"/>
-                <w:u w:val="none"/>
-                <w:sz w:val="22"/>
-                <w:szCs w:val="22"/>
-                <w:color w:val="000000"/>
-              </w:rPr>
-              <w:t xml:space="preserve">0.710</w:t>
+              <w:t xml:space="preserve">1.17</w:t>
+            </w:r>
+          </w:p>
+        </w:tc>
+        <w:tc>
+          <w:tcPr>
+            <w:tcBorders>
+              <w:bottom w:val="none" w:sz="0" w:space="0" w:color="000000"/>
+              <w:top w:val="none" w:sz="0" w:space="0" w:color="000000"/>
+              <w:left w:val="none" w:sz="0" w:space="0" w:color="000000"/>
+              <w:right w:val="none" w:sz="0" w:space="0" w:color="000000"/>
+            </w:tcBorders>
+            <w:shd w:val="clear" w:color="auto" w:fill="FFFFFF"/>
+            <w:tcMar>
+              <w:top w:w="0" w:type="dxa"/>
+              <w:bottom w:w="0" w:type="dxa"/>
+              <w:left w:w="0" w:type="dxa"/>
+              <w:right w:w="0" w:type="dxa"/>
+            </w:tcMar>
+            <w:vAlign w:val="top"/>
+          </w:tcPr>
+          <w:p>
+            <w:pPr>
+              <w:pStyle w:val="Normal"/>
+              <w:jc w:val="center"/>
+              <w:pBdr>
+                <w:bottom w:val="none" w:sz="0" w:space="0" w:color="000000"/>
+                <w:top w:val="none" w:sz="0" w:space="0" w:color="000000"/>
+                <w:left w:val="none" w:sz="0" w:space="0" w:color="000000"/>
+                <w:right w:val="none" w:sz="0" w:space="0" w:color="000000"/>
+              </w:pBdr>
+              <w:spacing w:after="100" w:before="100" w:line="240"/>
+              <w:ind w:left="100" w:right="100" w:firstLine="0" w:firstLineChars="0"/>
+              <w:rPr>
+                <w:rFonts w:ascii="Helvetica" w:hAnsi="Helvetica" w:eastAsia="Helvetica" w:cs="Helvetica"/>
+                <w:i w:val="false"/>
+                <w:b w:val="false"/>
+                <w:u w:val="none"/>
+                <w:sz w:val="22"/>
+                <w:szCs w:val="22"/>
+                <w:color w:val="000000"/>
+              </w:rPr>
+            </w:pPr>
+            <w:r>
+              <w:rPr>
+                <w:rFonts w:ascii="Helvetica" w:hAnsi="Helvetica" w:eastAsia="Helvetica" w:cs="Helvetica"/>
+                <w:i w:val="false"/>
+                <w:b w:val="false"/>
+                <w:u w:val="none"/>
+                <w:sz w:val="22"/>
+                <w:szCs w:val="22"/>
+                <w:color w:val="000000"/>
+              </w:rPr>
+              <w:t xml:space="preserve">0.49, 2.80</w:t>
+            </w:r>
+          </w:p>
+        </w:tc>
+        <w:tc>
+          <w:tcPr>
+            <w:tcBorders>
+              <w:bottom w:val="none" w:sz="0" w:space="0" w:color="000000"/>
+              <w:top w:val="none" w:sz="0" w:space="0" w:color="000000"/>
+              <w:left w:val="none" w:sz="0" w:space="0" w:color="000000"/>
+              <w:right w:val="none" w:sz="0" w:space="0" w:color="000000"/>
+            </w:tcBorders>
+            <w:shd w:val="clear" w:color="auto" w:fill="FFFFFF"/>
+            <w:tcMar>
+              <w:top w:w="0" w:type="dxa"/>
+              <w:bottom w:w="0" w:type="dxa"/>
+              <w:left w:w="0" w:type="dxa"/>
+              <w:right w:w="0" w:type="dxa"/>
+            </w:tcMar>
+            <w:vAlign w:val="top"/>
+          </w:tcPr>
+          <w:p>
+            <w:pPr>
+              <w:pStyle w:val="Normal"/>
+              <w:jc w:val="center"/>
+              <w:pBdr>
+                <w:bottom w:val="none" w:sz="0" w:space="0" w:color="000000"/>
+                <w:top w:val="none" w:sz="0" w:space="0" w:color="000000"/>
+                <w:left w:val="none" w:sz="0" w:space="0" w:color="000000"/>
+                <w:right w:val="none" w:sz="0" w:space="0" w:color="000000"/>
+              </w:pBdr>
+              <w:spacing w:after="100" w:before="100" w:line="240"/>
+              <w:ind w:left="100" w:right="100" w:firstLine="0" w:firstLineChars="0"/>
+              <w:rPr>
+                <w:rFonts w:ascii="Helvetica" w:hAnsi="Helvetica" w:eastAsia="Helvetica" w:cs="Helvetica"/>
+                <w:i w:val="false"/>
+                <w:b w:val="false"/>
+                <w:u w:val="none"/>
+                <w:sz w:val="22"/>
+                <w:szCs w:val="22"/>
+                <w:color w:val="000000"/>
+              </w:rPr>
+            </w:pPr>
+            <w:r>
+              <w:rPr>
+                <w:rFonts w:ascii="Helvetica" w:hAnsi="Helvetica" w:eastAsia="Helvetica" w:cs="Helvetica"/>
+                <w:i w:val="false"/>
+                <w:b w:val="false"/>
+                <w:u w:val="none"/>
+                <w:sz w:val="22"/>
+                <w:szCs w:val="22"/>
+                <w:color w:val="000000"/>
+              </w:rPr>
+              <w:t xml:space="preserve">0.720</w:t>
             </w:r>
           </w:p>
         </w:tc>
@@ -7918,60 +7918,60 @@
                 <w:szCs w:val="22"/>
                 <w:color w:val="000000"/>
               </w:rPr>
-              <w:t xml:space="preserve">0.57, 2.09</w:t>
-            </w:r>
-          </w:p>
-        </w:tc>
-        <w:tc>
-          <w:tcPr>
-            <w:tcBorders>
-              <w:bottom w:val="none" w:sz="0" w:space="0" w:color="000000"/>
-              <w:top w:val="none" w:sz="0" w:space="0" w:color="000000"/>
-              <w:left w:val="none" w:sz="0" w:space="0" w:color="000000"/>
-              <w:right w:val="none" w:sz="0" w:space="0" w:color="000000"/>
-            </w:tcBorders>
-            <w:shd w:val="clear" w:color="auto" w:fill="FFFFFF"/>
-            <w:tcMar>
-              <w:top w:w="0" w:type="dxa"/>
-              <w:bottom w:w="0" w:type="dxa"/>
-              <w:left w:w="0" w:type="dxa"/>
-              <w:right w:w="0" w:type="dxa"/>
-            </w:tcMar>
-            <w:vAlign w:val="top"/>
-          </w:tcPr>
-          <w:p>
-            <w:pPr>
-              <w:pStyle w:val="Normal"/>
-              <w:jc w:val="center"/>
-              <w:pBdr>
-                <w:bottom w:val="none" w:sz="0" w:space="0" w:color="000000"/>
-                <w:top w:val="none" w:sz="0" w:space="0" w:color="000000"/>
-                <w:left w:val="none" w:sz="0" w:space="0" w:color="000000"/>
-                <w:right w:val="none" w:sz="0" w:space="0" w:color="000000"/>
-              </w:pBdr>
-              <w:spacing w:after="100" w:before="100" w:line="240"/>
-              <w:ind w:left="100" w:right="100" w:firstLine="0" w:firstLineChars="0"/>
-              <w:rPr>
-                <w:rFonts w:ascii="Helvetica" w:hAnsi="Helvetica" w:eastAsia="Helvetica" w:cs="Helvetica"/>
-                <w:i w:val="false"/>
-                <w:b w:val="false"/>
-                <w:u w:val="none"/>
-                <w:sz w:val="22"/>
-                <w:szCs w:val="22"/>
-                <w:color w:val="000000"/>
-              </w:rPr>
-            </w:pPr>
-            <w:r>
-              <w:rPr>
-                <w:rFonts w:ascii="Helvetica" w:hAnsi="Helvetica" w:eastAsia="Helvetica" w:cs="Helvetica"/>
-                <w:i w:val="false"/>
-                <w:b w:val="false"/>
-                <w:u w:val="none"/>
-                <w:sz w:val="22"/>
-                <w:szCs w:val="22"/>
-                <w:color w:val="000000"/>
-              </w:rPr>
-              <w:t xml:space="preserve">0.790</w:t>
+              <w:t xml:space="preserve">0.57, 2.10</w:t>
+            </w:r>
+          </w:p>
+        </w:tc>
+        <w:tc>
+          <w:tcPr>
+            <w:tcBorders>
+              <w:bottom w:val="none" w:sz="0" w:space="0" w:color="000000"/>
+              <w:top w:val="none" w:sz="0" w:space="0" w:color="000000"/>
+              <w:left w:val="none" w:sz="0" w:space="0" w:color="000000"/>
+              <w:right w:val="none" w:sz="0" w:space="0" w:color="000000"/>
+            </w:tcBorders>
+            <w:shd w:val="clear" w:color="auto" w:fill="FFFFFF"/>
+            <w:tcMar>
+              <w:top w:w="0" w:type="dxa"/>
+              <w:bottom w:w="0" w:type="dxa"/>
+              <w:left w:w="0" w:type="dxa"/>
+              <w:right w:w="0" w:type="dxa"/>
+            </w:tcMar>
+            <w:vAlign w:val="top"/>
+          </w:tcPr>
+          <w:p>
+            <w:pPr>
+              <w:pStyle w:val="Normal"/>
+              <w:jc w:val="center"/>
+              <w:pBdr>
+                <w:bottom w:val="none" w:sz="0" w:space="0" w:color="000000"/>
+                <w:top w:val="none" w:sz="0" w:space="0" w:color="000000"/>
+                <w:left w:val="none" w:sz="0" w:space="0" w:color="000000"/>
+                <w:right w:val="none" w:sz="0" w:space="0" w:color="000000"/>
+              </w:pBdr>
+              <w:spacing w:after="100" w:before="100" w:line="240"/>
+              <w:ind w:left="100" w:right="100" w:firstLine="0" w:firstLineChars="0"/>
+              <w:rPr>
+                <w:rFonts w:ascii="Helvetica" w:hAnsi="Helvetica" w:eastAsia="Helvetica" w:cs="Helvetica"/>
+                <w:i w:val="false"/>
+                <w:b w:val="false"/>
+                <w:u w:val="none"/>
+                <w:sz w:val="22"/>
+                <w:szCs w:val="22"/>
+                <w:color w:val="000000"/>
+              </w:rPr>
+            </w:pPr>
+            <w:r>
+              <w:rPr>
+                <w:rFonts w:ascii="Helvetica" w:hAnsi="Helvetica" w:eastAsia="Helvetica" w:cs="Helvetica"/>
+                <w:i w:val="false"/>
+                <w:b w:val="false"/>
+                <w:u w:val="none"/>
+                <w:sz w:val="22"/>
+                <w:szCs w:val="22"/>
+                <w:color w:val="000000"/>
+              </w:rPr>
+              <w:t xml:space="preserve">0.780</w:t>
             </w:r>
           </w:p>
         </w:tc>
@@ -8401,7 +8401,7 @@
                 <w:szCs w:val="22"/>
                 <w:color w:val="000000"/>
               </w:rPr>
-              <w:t xml:space="preserve">0.39, 1.84</w:t>
+              <w:t xml:space="preserve">0.39, 1.83</w:t>
             </w:r>
           </w:p>
         </w:tc>
@@ -8831,113 +8831,113 @@
                 <w:szCs w:val="22"/>
                 <w:color w:val="000000"/>
               </w:rPr>
-              <w:t xml:space="preserve">1.02</w:t>
-            </w:r>
-          </w:p>
-        </w:tc>
-        <w:tc>
-          <w:tcPr>
-            <w:tcBorders>
-              <w:bottom w:val="none" w:sz="0" w:space="0" w:color="000000"/>
-              <w:top w:val="none" w:sz="0" w:space="0" w:color="000000"/>
-              <w:left w:val="none" w:sz="0" w:space="0" w:color="000000"/>
-              <w:right w:val="none" w:sz="0" w:space="0" w:color="000000"/>
-            </w:tcBorders>
-            <w:shd w:val="clear" w:color="auto" w:fill="FFFFFF"/>
-            <w:tcMar>
-              <w:top w:w="0" w:type="dxa"/>
-              <w:bottom w:w="0" w:type="dxa"/>
-              <w:left w:w="0" w:type="dxa"/>
-              <w:right w:w="0" w:type="dxa"/>
-            </w:tcMar>
-            <w:vAlign w:val="top"/>
-          </w:tcPr>
-          <w:p>
-            <w:pPr>
-              <w:pStyle w:val="Normal"/>
-              <w:jc w:val="center"/>
-              <w:pBdr>
-                <w:bottom w:val="none" w:sz="0" w:space="0" w:color="000000"/>
-                <w:top w:val="none" w:sz="0" w:space="0" w:color="000000"/>
-                <w:left w:val="none" w:sz="0" w:space="0" w:color="000000"/>
-                <w:right w:val="none" w:sz="0" w:space="0" w:color="000000"/>
-              </w:pBdr>
-              <w:spacing w:after="100" w:before="100" w:line="240"/>
-              <w:ind w:left="100" w:right="100" w:firstLine="0" w:firstLineChars="0"/>
-              <w:rPr>
-                <w:rFonts w:ascii="Helvetica" w:hAnsi="Helvetica" w:eastAsia="Helvetica" w:cs="Helvetica"/>
-                <w:i w:val="false"/>
-                <w:b w:val="false"/>
-                <w:u w:val="none"/>
-                <w:sz w:val="22"/>
-                <w:szCs w:val="22"/>
-                <w:color w:val="000000"/>
-              </w:rPr>
-            </w:pPr>
-            <w:r>
-              <w:rPr>
-                <w:rFonts w:ascii="Helvetica" w:hAnsi="Helvetica" w:eastAsia="Helvetica" w:cs="Helvetica"/>
-                <w:i w:val="false"/>
-                <w:b w:val="false"/>
-                <w:u w:val="none"/>
-                <w:sz w:val="22"/>
-                <w:szCs w:val="22"/>
-                <w:color w:val="000000"/>
-              </w:rPr>
-              <w:t xml:space="preserve">0.51, 2.04</w:t>
-            </w:r>
-          </w:p>
-        </w:tc>
-        <w:tc>
-          <w:tcPr>
-            <w:tcBorders>
-              <w:bottom w:val="none" w:sz="0" w:space="0" w:color="000000"/>
-              <w:top w:val="none" w:sz="0" w:space="0" w:color="000000"/>
-              <w:left w:val="none" w:sz="0" w:space="0" w:color="000000"/>
-              <w:right w:val="none" w:sz="0" w:space="0" w:color="000000"/>
-            </w:tcBorders>
-            <w:shd w:val="clear" w:color="auto" w:fill="FFFFFF"/>
-            <w:tcMar>
-              <w:top w:w="0" w:type="dxa"/>
-              <w:bottom w:w="0" w:type="dxa"/>
-              <w:left w:w="0" w:type="dxa"/>
-              <w:right w:w="0" w:type="dxa"/>
-            </w:tcMar>
-            <w:vAlign w:val="top"/>
-          </w:tcPr>
-          <w:p>
-            <w:pPr>
-              <w:pStyle w:val="Normal"/>
-              <w:jc w:val="center"/>
-              <w:pBdr>
-                <w:bottom w:val="none" w:sz="0" w:space="0" w:color="000000"/>
-                <w:top w:val="none" w:sz="0" w:space="0" w:color="000000"/>
-                <w:left w:val="none" w:sz="0" w:space="0" w:color="000000"/>
-                <w:right w:val="none" w:sz="0" w:space="0" w:color="000000"/>
-              </w:pBdr>
-              <w:spacing w:after="100" w:before="100" w:line="240"/>
-              <w:ind w:left="100" w:right="100" w:firstLine="0" w:firstLineChars="0"/>
-              <w:rPr>
-                <w:rFonts w:ascii="Helvetica" w:hAnsi="Helvetica" w:eastAsia="Helvetica" w:cs="Helvetica"/>
-                <w:i w:val="false"/>
-                <w:b w:val="false"/>
-                <w:u w:val="none"/>
-                <w:sz w:val="22"/>
-                <w:szCs w:val="22"/>
-                <w:color w:val="000000"/>
-              </w:rPr>
-            </w:pPr>
-            <w:r>
-              <w:rPr>
-                <w:rFonts w:ascii="Helvetica" w:hAnsi="Helvetica" w:eastAsia="Helvetica" w:cs="Helvetica"/>
-                <w:i w:val="false"/>
-                <w:b w:val="false"/>
-                <w:u w:val="none"/>
-                <w:sz w:val="22"/>
-                <w:szCs w:val="22"/>
-                <w:color w:val="000000"/>
-              </w:rPr>
-              <w:t xml:space="preserve">0.950</w:t>
+              <w:t xml:space="preserve">1.03</w:t>
+            </w:r>
+          </w:p>
+        </w:tc>
+        <w:tc>
+          <w:tcPr>
+            <w:tcBorders>
+              <w:bottom w:val="none" w:sz="0" w:space="0" w:color="000000"/>
+              <w:top w:val="none" w:sz="0" w:space="0" w:color="000000"/>
+              <w:left w:val="none" w:sz="0" w:space="0" w:color="000000"/>
+              <w:right w:val="none" w:sz="0" w:space="0" w:color="000000"/>
+            </w:tcBorders>
+            <w:shd w:val="clear" w:color="auto" w:fill="FFFFFF"/>
+            <w:tcMar>
+              <w:top w:w="0" w:type="dxa"/>
+              <w:bottom w:w="0" w:type="dxa"/>
+              <w:left w:w="0" w:type="dxa"/>
+              <w:right w:w="0" w:type="dxa"/>
+            </w:tcMar>
+            <w:vAlign w:val="top"/>
+          </w:tcPr>
+          <w:p>
+            <w:pPr>
+              <w:pStyle w:val="Normal"/>
+              <w:jc w:val="center"/>
+              <w:pBdr>
+                <w:bottom w:val="none" w:sz="0" w:space="0" w:color="000000"/>
+                <w:top w:val="none" w:sz="0" w:space="0" w:color="000000"/>
+                <w:left w:val="none" w:sz="0" w:space="0" w:color="000000"/>
+                <w:right w:val="none" w:sz="0" w:space="0" w:color="000000"/>
+              </w:pBdr>
+              <w:spacing w:after="100" w:before="100" w:line="240"/>
+              <w:ind w:left="100" w:right="100" w:firstLine="0" w:firstLineChars="0"/>
+              <w:rPr>
+                <w:rFonts w:ascii="Helvetica" w:hAnsi="Helvetica" w:eastAsia="Helvetica" w:cs="Helvetica"/>
+                <w:i w:val="false"/>
+                <w:b w:val="false"/>
+                <w:u w:val="none"/>
+                <w:sz w:val="22"/>
+                <w:szCs w:val="22"/>
+                <w:color w:val="000000"/>
+              </w:rPr>
+            </w:pPr>
+            <w:r>
+              <w:rPr>
+                <w:rFonts w:ascii="Helvetica" w:hAnsi="Helvetica" w:eastAsia="Helvetica" w:cs="Helvetica"/>
+                <w:i w:val="false"/>
+                <w:b w:val="false"/>
+                <w:u w:val="none"/>
+                <w:sz w:val="22"/>
+                <w:szCs w:val="22"/>
+                <w:color w:val="000000"/>
+              </w:rPr>
+              <w:t xml:space="preserve">0.52, 2.05</w:t>
+            </w:r>
+          </w:p>
+        </w:tc>
+        <w:tc>
+          <w:tcPr>
+            <w:tcBorders>
+              <w:bottom w:val="none" w:sz="0" w:space="0" w:color="000000"/>
+              <w:top w:val="none" w:sz="0" w:space="0" w:color="000000"/>
+              <w:left w:val="none" w:sz="0" w:space="0" w:color="000000"/>
+              <w:right w:val="none" w:sz="0" w:space="0" w:color="000000"/>
+            </w:tcBorders>
+            <w:shd w:val="clear" w:color="auto" w:fill="FFFFFF"/>
+            <w:tcMar>
+              <w:top w:w="0" w:type="dxa"/>
+              <w:bottom w:w="0" w:type="dxa"/>
+              <w:left w:w="0" w:type="dxa"/>
+              <w:right w:w="0" w:type="dxa"/>
+            </w:tcMar>
+            <w:vAlign w:val="top"/>
+          </w:tcPr>
+          <w:p>
+            <w:pPr>
+              <w:pStyle w:val="Normal"/>
+              <w:jc w:val="center"/>
+              <w:pBdr>
+                <w:bottom w:val="none" w:sz="0" w:space="0" w:color="000000"/>
+                <w:top w:val="none" w:sz="0" w:space="0" w:color="000000"/>
+                <w:left w:val="none" w:sz="0" w:space="0" w:color="000000"/>
+                <w:right w:val="none" w:sz="0" w:space="0" w:color="000000"/>
+              </w:pBdr>
+              <w:spacing w:after="100" w:before="100" w:line="240"/>
+              <w:ind w:left="100" w:right="100" w:firstLine="0" w:firstLineChars="0"/>
+              <w:rPr>
+                <w:rFonts w:ascii="Helvetica" w:hAnsi="Helvetica" w:eastAsia="Helvetica" w:cs="Helvetica"/>
+                <w:i w:val="false"/>
+                <w:b w:val="false"/>
+                <w:u w:val="none"/>
+                <w:sz w:val="22"/>
+                <w:szCs w:val="22"/>
+                <w:color w:val="000000"/>
+              </w:rPr>
+            </w:pPr>
+            <w:r>
+              <w:rPr>
+                <w:rFonts w:ascii="Helvetica" w:hAnsi="Helvetica" w:eastAsia="Helvetica" w:cs="Helvetica"/>
+                <w:i w:val="false"/>
+                <w:b w:val="false"/>
+                <w:u w:val="none"/>
+                <w:sz w:val="22"/>
+                <w:szCs w:val="22"/>
+                <w:color w:val="000000"/>
+              </w:rPr>
+              <w:t xml:space="preserve">0.940</w:t>
             </w:r>
           </w:p>
         </w:tc>
@@ -9367,60 +9367,60 @@
                 <w:szCs w:val="22"/>
                 <w:color w:val="000000"/>
               </w:rPr>
-              <w:t xml:space="preserve">0.30, 1.17</w:t>
-            </w:r>
-          </w:p>
-        </w:tc>
-        <w:tc>
-          <w:tcPr>
-            <w:tcBorders>
-              <w:bottom w:val="none" w:sz="0" w:space="0" w:color="000000"/>
-              <w:top w:val="none" w:sz="0" w:space="0" w:color="000000"/>
-              <w:left w:val="none" w:sz="0" w:space="0" w:color="000000"/>
-              <w:right w:val="none" w:sz="0" w:space="0" w:color="000000"/>
-            </w:tcBorders>
-            <w:shd w:val="clear" w:color="auto" w:fill="FFFFFF"/>
-            <w:tcMar>
-              <w:top w:w="0" w:type="dxa"/>
-              <w:bottom w:w="0" w:type="dxa"/>
-              <w:left w:w="0" w:type="dxa"/>
-              <w:right w:w="0" w:type="dxa"/>
-            </w:tcMar>
-            <w:vAlign w:val="top"/>
-          </w:tcPr>
-          <w:p>
-            <w:pPr>
-              <w:pStyle w:val="Normal"/>
-              <w:jc w:val="center"/>
-              <w:pBdr>
-                <w:bottom w:val="none" w:sz="0" w:space="0" w:color="000000"/>
-                <w:top w:val="none" w:sz="0" w:space="0" w:color="000000"/>
-                <w:left w:val="none" w:sz="0" w:space="0" w:color="000000"/>
-                <w:right w:val="none" w:sz="0" w:space="0" w:color="000000"/>
-              </w:pBdr>
-              <w:spacing w:after="100" w:before="100" w:line="240"/>
-              <w:ind w:left="100" w:right="100" w:firstLine="0" w:firstLineChars="0"/>
-              <w:rPr>
-                <w:rFonts w:ascii="Helvetica" w:hAnsi="Helvetica" w:eastAsia="Helvetica" w:cs="Helvetica"/>
-                <w:i w:val="false"/>
-                <w:b w:val="false"/>
-                <w:u w:val="none"/>
-                <w:sz w:val="22"/>
-                <w:szCs w:val="22"/>
-                <w:color w:val="000000"/>
-              </w:rPr>
-            </w:pPr>
-            <w:r>
-              <w:rPr>
-                <w:rFonts w:ascii="Helvetica" w:hAnsi="Helvetica" w:eastAsia="Helvetica" w:cs="Helvetica"/>
-                <w:i w:val="false"/>
-                <w:b w:val="false"/>
-                <w:u w:val="none"/>
-                <w:sz w:val="22"/>
-                <w:szCs w:val="22"/>
-                <w:color w:val="000000"/>
-              </w:rPr>
-              <w:t xml:space="preserve">0.130</w:t>
+              <w:t xml:space="preserve">0.30, 1.18</w:t>
+            </w:r>
+          </w:p>
+        </w:tc>
+        <w:tc>
+          <w:tcPr>
+            <w:tcBorders>
+              <w:bottom w:val="none" w:sz="0" w:space="0" w:color="000000"/>
+              <w:top w:val="none" w:sz="0" w:space="0" w:color="000000"/>
+              <w:left w:val="none" w:sz="0" w:space="0" w:color="000000"/>
+              <w:right w:val="none" w:sz="0" w:space="0" w:color="000000"/>
+            </w:tcBorders>
+            <w:shd w:val="clear" w:color="auto" w:fill="FFFFFF"/>
+            <w:tcMar>
+              <w:top w:w="0" w:type="dxa"/>
+              <w:bottom w:w="0" w:type="dxa"/>
+              <w:left w:w="0" w:type="dxa"/>
+              <w:right w:w="0" w:type="dxa"/>
+            </w:tcMar>
+            <w:vAlign w:val="top"/>
+          </w:tcPr>
+          <w:p>
+            <w:pPr>
+              <w:pStyle w:val="Normal"/>
+              <w:jc w:val="center"/>
+              <w:pBdr>
+                <w:bottom w:val="none" w:sz="0" w:space="0" w:color="000000"/>
+                <w:top w:val="none" w:sz="0" w:space="0" w:color="000000"/>
+                <w:left w:val="none" w:sz="0" w:space="0" w:color="000000"/>
+                <w:right w:val="none" w:sz="0" w:space="0" w:color="000000"/>
+              </w:pBdr>
+              <w:spacing w:after="100" w:before="100" w:line="240"/>
+              <w:ind w:left="100" w:right="100" w:firstLine="0" w:firstLineChars="0"/>
+              <w:rPr>
+                <w:rFonts w:ascii="Helvetica" w:hAnsi="Helvetica" w:eastAsia="Helvetica" w:cs="Helvetica"/>
+                <w:i w:val="false"/>
+                <w:b w:val="false"/>
+                <w:u w:val="none"/>
+                <w:sz w:val="22"/>
+                <w:szCs w:val="22"/>
+                <w:color w:val="000000"/>
+              </w:rPr>
+            </w:pPr>
+            <w:r>
+              <w:rPr>
+                <w:rFonts w:ascii="Helvetica" w:hAnsi="Helvetica" w:eastAsia="Helvetica" w:cs="Helvetica"/>
+                <w:i w:val="false"/>
+                <w:b w:val="false"/>
+                <w:u w:val="none"/>
+                <w:sz w:val="22"/>
+                <w:szCs w:val="22"/>
+                <w:color w:val="000000"/>
+              </w:rPr>
+              <w:t xml:space="preserve">0.140</w:t>
             </w:r>
           </w:p>
         </w:tc>
@@ -9797,113 +9797,113 @@
                 <w:szCs w:val="22"/>
                 <w:color w:val="000000"/>
               </w:rPr>
-              <w:t xml:space="preserve">0.66</w:t>
-            </w:r>
-          </w:p>
-        </w:tc>
-        <w:tc>
-          <w:tcPr>
-            <w:tcBorders>
-              <w:bottom w:val="none" w:sz="0" w:space="0" w:color="000000"/>
-              <w:top w:val="none" w:sz="0" w:space="0" w:color="000000"/>
-              <w:left w:val="none" w:sz="0" w:space="0" w:color="000000"/>
-              <w:right w:val="none" w:sz="0" w:space="0" w:color="000000"/>
-            </w:tcBorders>
-            <w:shd w:val="clear" w:color="auto" w:fill="FFFFFF"/>
-            <w:tcMar>
-              <w:top w:w="0" w:type="dxa"/>
-              <w:bottom w:w="0" w:type="dxa"/>
-              <w:left w:w="0" w:type="dxa"/>
-              <w:right w:w="0" w:type="dxa"/>
-            </w:tcMar>
-            <w:vAlign w:val="top"/>
-          </w:tcPr>
-          <w:p>
-            <w:pPr>
-              <w:pStyle w:val="Normal"/>
-              <w:jc w:val="center"/>
-              <w:pBdr>
-                <w:bottom w:val="none" w:sz="0" w:space="0" w:color="000000"/>
-                <w:top w:val="none" w:sz="0" w:space="0" w:color="000000"/>
-                <w:left w:val="none" w:sz="0" w:space="0" w:color="000000"/>
-                <w:right w:val="none" w:sz="0" w:space="0" w:color="000000"/>
-              </w:pBdr>
-              <w:spacing w:after="100" w:before="100" w:line="240"/>
-              <w:ind w:left="100" w:right="100" w:firstLine="0" w:firstLineChars="0"/>
-              <w:rPr>
-                <w:rFonts w:ascii="Helvetica" w:hAnsi="Helvetica" w:eastAsia="Helvetica" w:cs="Helvetica"/>
-                <w:i w:val="false"/>
-                <w:b w:val="false"/>
-                <w:u w:val="none"/>
-                <w:sz w:val="22"/>
-                <w:szCs w:val="22"/>
-                <w:color w:val="000000"/>
-              </w:rPr>
-            </w:pPr>
-            <w:r>
-              <w:rPr>
-                <w:rFonts w:ascii="Helvetica" w:hAnsi="Helvetica" w:eastAsia="Helvetica" w:cs="Helvetica"/>
-                <w:i w:val="false"/>
-                <w:b w:val="false"/>
-                <w:u w:val="none"/>
-                <w:sz w:val="22"/>
-                <w:szCs w:val="22"/>
-                <w:color w:val="000000"/>
-              </w:rPr>
-              <w:t xml:space="preserve">0.30, 1.46</w:t>
-            </w:r>
-          </w:p>
-        </w:tc>
-        <w:tc>
-          <w:tcPr>
-            <w:tcBorders>
-              <w:bottom w:val="none" w:sz="0" w:space="0" w:color="000000"/>
-              <w:top w:val="none" w:sz="0" w:space="0" w:color="000000"/>
-              <w:left w:val="none" w:sz="0" w:space="0" w:color="000000"/>
-              <w:right w:val="none" w:sz="0" w:space="0" w:color="000000"/>
-            </w:tcBorders>
-            <w:shd w:val="clear" w:color="auto" w:fill="FFFFFF"/>
-            <w:tcMar>
-              <w:top w:w="0" w:type="dxa"/>
-              <w:bottom w:w="0" w:type="dxa"/>
-              <w:left w:w="0" w:type="dxa"/>
-              <w:right w:w="0" w:type="dxa"/>
-            </w:tcMar>
-            <w:vAlign w:val="top"/>
-          </w:tcPr>
-          <w:p>
-            <w:pPr>
-              <w:pStyle w:val="Normal"/>
-              <w:jc w:val="center"/>
-              <w:pBdr>
-                <w:bottom w:val="none" w:sz="0" w:space="0" w:color="000000"/>
-                <w:top w:val="none" w:sz="0" w:space="0" w:color="000000"/>
-                <w:left w:val="none" w:sz="0" w:space="0" w:color="000000"/>
-                <w:right w:val="none" w:sz="0" w:space="0" w:color="000000"/>
-              </w:pBdr>
-              <w:spacing w:after="100" w:before="100" w:line="240"/>
-              <w:ind w:left="100" w:right="100" w:firstLine="0" w:firstLineChars="0"/>
-              <w:rPr>
-                <w:rFonts w:ascii="Helvetica" w:hAnsi="Helvetica" w:eastAsia="Helvetica" w:cs="Helvetica"/>
-                <w:i w:val="false"/>
-                <w:b w:val="false"/>
-                <w:u w:val="none"/>
-                <w:sz w:val="22"/>
-                <w:szCs w:val="22"/>
-                <w:color w:val="000000"/>
-              </w:rPr>
-            </w:pPr>
-            <w:r>
-              <w:rPr>
-                <w:rFonts w:ascii="Helvetica" w:hAnsi="Helvetica" w:eastAsia="Helvetica" w:cs="Helvetica"/>
-                <w:i w:val="false"/>
-                <w:b w:val="false"/>
-                <w:u w:val="none"/>
-                <w:sz w:val="22"/>
-                <w:szCs w:val="22"/>
-                <w:color w:val="000000"/>
-              </w:rPr>
-              <w:t xml:space="preserve">0.310</w:t>
+              <w:t xml:space="preserve">0.69</w:t>
+            </w:r>
+          </w:p>
+        </w:tc>
+        <w:tc>
+          <w:tcPr>
+            <w:tcBorders>
+              <w:bottom w:val="none" w:sz="0" w:space="0" w:color="000000"/>
+              <w:top w:val="none" w:sz="0" w:space="0" w:color="000000"/>
+              <w:left w:val="none" w:sz="0" w:space="0" w:color="000000"/>
+              <w:right w:val="none" w:sz="0" w:space="0" w:color="000000"/>
+            </w:tcBorders>
+            <w:shd w:val="clear" w:color="auto" w:fill="FFFFFF"/>
+            <w:tcMar>
+              <w:top w:w="0" w:type="dxa"/>
+              <w:bottom w:w="0" w:type="dxa"/>
+              <w:left w:w="0" w:type="dxa"/>
+              <w:right w:w="0" w:type="dxa"/>
+            </w:tcMar>
+            <w:vAlign w:val="top"/>
+          </w:tcPr>
+          <w:p>
+            <w:pPr>
+              <w:pStyle w:val="Normal"/>
+              <w:jc w:val="center"/>
+              <w:pBdr>
+                <w:bottom w:val="none" w:sz="0" w:space="0" w:color="000000"/>
+                <w:top w:val="none" w:sz="0" w:space="0" w:color="000000"/>
+                <w:left w:val="none" w:sz="0" w:space="0" w:color="000000"/>
+                <w:right w:val="none" w:sz="0" w:space="0" w:color="000000"/>
+              </w:pBdr>
+              <w:spacing w:after="100" w:before="100" w:line="240"/>
+              <w:ind w:left="100" w:right="100" w:firstLine="0" w:firstLineChars="0"/>
+              <w:rPr>
+                <w:rFonts w:ascii="Helvetica" w:hAnsi="Helvetica" w:eastAsia="Helvetica" w:cs="Helvetica"/>
+                <w:i w:val="false"/>
+                <w:b w:val="false"/>
+                <w:u w:val="none"/>
+                <w:sz w:val="22"/>
+                <w:szCs w:val="22"/>
+                <w:color w:val="000000"/>
+              </w:rPr>
+            </w:pPr>
+            <w:r>
+              <w:rPr>
+                <w:rFonts w:ascii="Helvetica" w:hAnsi="Helvetica" w:eastAsia="Helvetica" w:cs="Helvetica"/>
+                <w:i w:val="false"/>
+                <w:b w:val="false"/>
+                <w:u w:val="none"/>
+                <w:sz w:val="22"/>
+                <w:szCs w:val="22"/>
+                <w:color w:val="000000"/>
+              </w:rPr>
+              <w:t xml:space="preserve">0.32, 1.50</w:t>
+            </w:r>
+          </w:p>
+        </w:tc>
+        <w:tc>
+          <w:tcPr>
+            <w:tcBorders>
+              <w:bottom w:val="none" w:sz="0" w:space="0" w:color="000000"/>
+              <w:top w:val="none" w:sz="0" w:space="0" w:color="000000"/>
+              <w:left w:val="none" w:sz="0" w:space="0" w:color="000000"/>
+              <w:right w:val="none" w:sz="0" w:space="0" w:color="000000"/>
+            </w:tcBorders>
+            <w:shd w:val="clear" w:color="auto" w:fill="FFFFFF"/>
+            <w:tcMar>
+              <w:top w:w="0" w:type="dxa"/>
+              <w:bottom w:w="0" w:type="dxa"/>
+              <w:left w:w="0" w:type="dxa"/>
+              <w:right w:w="0" w:type="dxa"/>
+            </w:tcMar>
+            <w:vAlign w:val="top"/>
+          </w:tcPr>
+          <w:p>
+            <w:pPr>
+              <w:pStyle w:val="Normal"/>
+              <w:jc w:val="center"/>
+              <w:pBdr>
+                <w:bottom w:val="none" w:sz="0" w:space="0" w:color="000000"/>
+                <w:top w:val="none" w:sz="0" w:space="0" w:color="000000"/>
+                <w:left w:val="none" w:sz="0" w:space="0" w:color="000000"/>
+                <w:right w:val="none" w:sz="0" w:space="0" w:color="000000"/>
+              </w:pBdr>
+              <w:spacing w:after="100" w:before="100" w:line="240"/>
+              <w:ind w:left="100" w:right="100" w:firstLine="0" w:firstLineChars="0"/>
+              <w:rPr>
+                <w:rFonts w:ascii="Helvetica" w:hAnsi="Helvetica" w:eastAsia="Helvetica" w:cs="Helvetica"/>
+                <w:i w:val="false"/>
+                <w:b w:val="false"/>
+                <w:u w:val="none"/>
+                <w:sz w:val="22"/>
+                <w:szCs w:val="22"/>
+                <w:color w:val="000000"/>
+              </w:rPr>
+            </w:pPr>
+            <w:r>
+              <w:rPr>
+                <w:rFonts w:ascii="Helvetica" w:hAnsi="Helvetica" w:eastAsia="Helvetica" w:cs="Helvetica"/>
+                <w:i w:val="false"/>
+                <w:b w:val="false"/>
+                <w:u w:val="none"/>
+                <w:sz w:val="22"/>
+                <w:szCs w:val="22"/>
+                <w:color w:val="000000"/>
+              </w:rPr>
+              <w:t xml:space="preserve">0.350</w:t>
             </w:r>
           </w:p>
         </w:tc>
@@ -12695,113 +12695,113 @@
                 <w:szCs w:val="22"/>
                 <w:color w:val="000000"/>
               </w:rPr>
-              <w:t xml:space="preserve">1.56</w:t>
-            </w:r>
-          </w:p>
-        </w:tc>
-        <w:tc>
-          <w:tcPr>
-            <w:tcBorders>
-              <w:bottom w:val="none" w:sz="0" w:space="0" w:color="000000"/>
-              <w:top w:val="none" w:sz="0" w:space="0" w:color="000000"/>
-              <w:left w:val="none" w:sz="0" w:space="0" w:color="000000"/>
-              <w:right w:val="none" w:sz="0" w:space="0" w:color="000000"/>
-            </w:tcBorders>
-            <w:shd w:val="clear" w:color="auto" w:fill="FFFFFF"/>
-            <w:tcMar>
-              <w:top w:w="0" w:type="dxa"/>
-              <w:bottom w:w="0" w:type="dxa"/>
-              <w:left w:w="0" w:type="dxa"/>
-              <w:right w:w="0" w:type="dxa"/>
-            </w:tcMar>
-            <w:vAlign w:val="top"/>
-          </w:tcPr>
-          <w:p>
-            <w:pPr>
-              <w:pStyle w:val="Normal"/>
-              <w:jc w:val="center"/>
-              <w:pBdr>
-                <w:bottom w:val="none" w:sz="0" w:space="0" w:color="000000"/>
-                <w:top w:val="none" w:sz="0" w:space="0" w:color="000000"/>
-                <w:left w:val="none" w:sz="0" w:space="0" w:color="000000"/>
-                <w:right w:val="none" w:sz="0" w:space="0" w:color="000000"/>
-              </w:pBdr>
-              <w:spacing w:after="100" w:before="100" w:line="240"/>
-              <w:ind w:left="100" w:right="100" w:firstLine="0" w:firstLineChars="0"/>
-              <w:rPr>
-                <w:rFonts w:ascii="Helvetica" w:hAnsi="Helvetica" w:eastAsia="Helvetica" w:cs="Helvetica"/>
-                <w:i w:val="false"/>
-                <w:b w:val="false"/>
-                <w:u w:val="none"/>
-                <w:sz w:val="22"/>
-                <w:szCs w:val="22"/>
-                <w:color w:val="000000"/>
-              </w:rPr>
-            </w:pPr>
-            <w:r>
-              <w:rPr>
-                <w:rFonts w:ascii="Helvetica" w:hAnsi="Helvetica" w:eastAsia="Helvetica" w:cs="Helvetica"/>
-                <w:i w:val="false"/>
-                <w:b w:val="false"/>
-                <w:u w:val="none"/>
-                <w:sz w:val="22"/>
-                <w:szCs w:val="22"/>
-                <w:color w:val="000000"/>
-              </w:rPr>
-              <w:t xml:space="preserve">0.94, 2.61</w:t>
-            </w:r>
-          </w:p>
-        </w:tc>
-        <w:tc>
-          <w:tcPr>
-            <w:tcBorders>
-              <w:bottom w:val="none" w:sz="0" w:space="0" w:color="000000"/>
-              <w:top w:val="none" w:sz="0" w:space="0" w:color="000000"/>
-              <w:left w:val="none" w:sz="0" w:space="0" w:color="000000"/>
-              <w:right w:val="none" w:sz="0" w:space="0" w:color="000000"/>
-            </w:tcBorders>
-            <w:shd w:val="clear" w:color="auto" w:fill="FFFFFF"/>
-            <w:tcMar>
-              <w:top w:w="0" w:type="dxa"/>
-              <w:bottom w:w="0" w:type="dxa"/>
-              <w:left w:w="0" w:type="dxa"/>
-              <w:right w:w="0" w:type="dxa"/>
-            </w:tcMar>
-            <w:vAlign w:val="top"/>
-          </w:tcPr>
-          <w:p>
-            <w:pPr>
-              <w:pStyle w:val="Normal"/>
-              <w:jc w:val="center"/>
-              <w:pBdr>
-                <w:bottom w:val="none" w:sz="0" w:space="0" w:color="000000"/>
-                <w:top w:val="none" w:sz="0" w:space="0" w:color="000000"/>
-                <w:left w:val="none" w:sz="0" w:space="0" w:color="000000"/>
-                <w:right w:val="none" w:sz="0" w:space="0" w:color="000000"/>
-              </w:pBdr>
-              <w:spacing w:after="100" w:before="100" w:line="240"/>
-              <w:ind w:left="100" w:right="100" w:firstLine="0" w:firstLineChars="0"/>
-              <w:rPr>
-                <w:rFonts w:ascii="Helvetica" w:hAnsi="Helvetica" w:eastAsia="Helvetica" w:cs="Helvetica"/>
-                <w:i w:val="false"/>
-                <w:b w:val="false"/>
-                <w:u w:val="none"/>
-                <w:sz w:val="22"/>
-                <w:szCs w:val="22"/>
-                <w:color w:val="000000"/>
-              </w:rPr>
-            </w:pPr>
-            <w:r>
-              <w:rPr>
-                <w:rFonts w:ascii="Helvetica" w:hAnsi="Helvetica" w:eastAsia="Helvetica" w:cs="Helvetica"/>
-                <w:i w:val="false"/>
-                <w:b w:val="false"/>
-                <w:u w:val="none"/>
-                <w:sz w:val="22"/>
-                <w:szCs w:val="22"/>
-                <w:color w:val="000000"/>
-              </w:rPr>
-              <w:t xml:space="preserve">0.087</w:t>
+              <w:t xml:space="preserve">1.57</w:t>
+            </w:r>
+          </w:p>
+        </w:tc>
+        <w:tc>
+          <w:tcPr>
+            <w:tcBorders>
+              <w:bottom w:val="none" w:sz="0" w:space="0" w:color="000000"/>
+              <w:top w:val="none" w:sz="0" w:space="0" w:color="000000"/>
+              <w:left w:val="none" w:sz="0" w:space="0" w:color="000000"/>
+              <w:right w:val="none" w:sz="0" w:space="0" w:color="000000"/>
+            </w:tcBorders>
+            <w:shd w:val="clear" w:color="auto" w:fill="FFFFFF"/>
+            <w:tcMar>
+              <w:top w:w="0" w:type="dxa"/>
+              <w:bottom w:w="0" w:type="dxa"/>
+              <w:left w:w="0" w:type="dxa"/>
+              <w:right w:w="0" w:type="dxa"/>
+            </w:tcMar>
+            <w:vAlign w:val="top"/>
+          </w:tcPr>
+          <w:p>
+            <w:pPr>
+              <w:pStyle w:val="Normal"/>
+              <w:jc w:val="center"/>
+              <w:pBdr>
+                <w:bottom w:val="none" w:sz="0" w:space="0" w:color="000000"/>
+                <w:top w:val="none" w:sz="0" w:space="0" w:color="000000"/>
+                <w:left w:val="none" w:sz="0" w:space="0" w:color="000000"/>
+                <w:right w:val="none" w:sz="0" w:space="0" w:color="000000"/>
+              </w:pBdr>
+              <w:spacing w:after="100" w:before="100" w:line="240"/>
+              <w:ind w:left="100" w:right="100" w:firstLine="0" w:firstLineChars="0"/>
+              <w:rPr>
+                <w:rFonts w:ascii="Helvetica" w:hAnsi="Helvetica" w:eastAsia="Helvetica" w:cs="Helvetica"/>
+                <w:i w:val="false"/>
+                <w:b w:val="false"/>
+                <w:u w:val="none"/>
+                <w:sz w:val="22"/>
+                <w:szCs w:val="22"/>
+                <w:color w:val="000000"/>
+              </w:rPr>
+            </w:pPr>
+            <w:r>
+              <w:rPr>
+                <w:rFonts w:ascii="Helvetica" w:hAnsi="Helvetica" w:eastAsia="Helvetica" w:cs="Helvetica"/>
+                <w:i w:val="false"/>
+                <w:b w:val="false"/>
+                <w:u w:val="none"/>
+                <w:sz w:val="22"/>
+                <w:szCs w:val="22"/>
+                <w:color w:val="000000"/>
+              </w:rPr>
+              <w:t xml:space="preserve">0.94, 2.62</w:t>
+            </w:r>
+          </w:p>
+        </w:tc>
+        <w:tc>
+          <w:tcPr>
+            <w:tcBorders>
+              <w:bottom w:val="none" w:sz="0" w:space="0" w:color="000000"/>
+              <w:top w:val="none" w:sz="0" w:space="0" w:color="000000"/>
+              <w:left w:val="none" w:sz="0" w:space="0" w:color="000000"/>
+              <w:right w:val="none" w:sz="0" w:space="0" w:color="000000"/>
+            </w:tcBorders>
+            <w:shd w:val="clear" w:color="auto" w:fill="FFFFFF"/>
+            <w:tcMar>
+              <w:top w:w="0" w:type="dxa"/>
+              <w:bottom w:w="0" w:type="dxa"/>
+              <w:left w:w="0" w:type="dxa"/>
+              <w:right w:w="0" w:type="dxa"/>
+            </w:tcMar>
+            <w:vAlign w:val="top"/>
+          </w:tcPr>
+          <w:p>
+            <w:pPr>
+              <w:pStyle w:val="Normal"/>
+              <w:jc w:val="center"/>
+              <w:pBdr>
+                <w:bottom w:val="none" w:sz="0" w:space="0" w:color="000000"/>
+                <w:top w:val="none" w:sz="0" w:space="0" w:color="000000"/>
+                <w:left w:val="none" w:sz="0" w:space="0" w:color="000000"/>
+                <w:right w:val="none" w:sz="0" w:space="0" w:color="000000"/>
+              </w:pBdr>
+              <w:spacing w:after="100" w:before="100" w:line="240"/>
+              <w:ind w:left="100" w:right="100" w:firstLine="0" w:firstLineChars="0"/>
+              <w:rPr>
+                <w:rFonts w:ascii="Helvetica" w:hAnsi="Helvetica" w:eastAsia="Helvetica" w:cs="Helvetica"/>
+                <w:i w:val="false"/>
+                <w:b w:val="false"/>
+                <w:u w:val="none"/>
+                <w:sz w:val="22"/>
+                <w:szCs w:val="22"/>
+                <w:color w:val="000000"/>
+              </w:rPr>
+            </w:pPr>
+            <w:r>
+              <w:rPr>
+                <w:rFonts w:ascii="Helvetica" w:hAnsi="Helvetica" w:eastAsia="Helvetica" w:cs="Helvetica"/>
+                <w:i w:val="false"/>
+                <w:b w:val="false"/>
+                <w:u w:val="none"/>
+                <w:sz w:val="22"/>
+                <w:szCs w:val="22"/>
+                <w:color w:val="000000"/>
+              </w:rPr>
+              <w:t xml:space="preserve">0.084</w:t>
             </w:r>
           </w:p>
         </w:tc>
@@ -14250,7 +14250,7 @@
                 <w:szCs w:val="22"/>
                 <w:color w:val="000000"/>
               </w:rPr>
-              <w:t xml:space="preserve">0.690</w:t>
+              <w:t xml:space="preserve">0.700</w:t>
             </w:r>
           </w:p>
         </w:tc>
@@ -14627,60 +14627,60 @@
                 <w:szCs w:val="22"/>
                 <w:color w:val="000000"/>
               </w:rPr>
-              <w:t xml:space="preserve">1.25</w:t>
-            </w:r>
-          </w:p>
-        </w:tc>
-        <w:tc>
-          <w:tcPr>
-            <w:tcBorders>
-              <w:bottom w:val="none" w:sz="0" w:space="0" w:color="000000"/>
-              <w:top w:val="none" w:sz="0" w:space="0" w:color="000000"/>
-              <w:left w:val="none" w:sz="0" w:space="0" w:color="000000"/>
-              <w:right w:val="none" w:sz="0" w:space="0" w:color="000000"/>
-            </w:tcBorders>
-            <w:shd w:val="clear" w:color="auto" w:fill="FFFFFF"/>
-            <w:tcMar>
-              <w:top w:w="0" w:type="dxa"/>
-              <w:bottom w:w="0" w:type="dxa"/>
-              <w:left w:w="0" w:type="dxa"/>
-              <w:right w:w="0" w:type="dxa"/>
-            </w:tcMar>
-            <w:vAlign w:val="top"/>
-          </w:tcPr>
-          <w:p>
-            <w:pPr>
-              <w:pStyle w:val="Normal"/>
-              <w:jc w:val="center"/>
-              <w:pBdr>
-                <w:bottom w:val="none" w:sz="0" w:space="0" w:color="000000"/>
-                <w:top w:val="none" w:sz="0" w:space="0" w:color="000000"/>
-                <w:left w:val="none" w:sz="0" w:space="0" w:color="000000"/>
-                <w:right w:val="none" w:sz="0" w:space="0" w:color="000000"/>
-              </w:pBdr>
-              <w:spacing w:after="100" w:before="100" w:line="240"/>
-              <w:ind w:left="100" w:right="100" w:firstLine="0" w:firstLineChars="0"/>
-              <w:rPr>
-                <w:rFonts w:ascii="Helvetica" w:hAnsi="Helvetica" w:eastAsia="Helvetica" w:cs="Helvetica"/>
-                <w:i w:val="false"/>
-                <w:b w:val="false"/>
-                <w:u w:val="none"/>
-                <w:sz w:val="22"/>
-                <w:szCs w:val="22"/>
-                <w:color w:val="000000"/>
-              </w:rPr>
-            </w:pPr>
-            <w:r>
-              <w:rPr>
-                <w:rFonts w:ascii="Helvetica" w:hAnsi="Helvetica" w:eastAsia="Helvetica" w:cs="Helvetica"/>
-                <w:i w:val="false"/>
-                <w:b w:val="false"/>
-                <w:u w:val="none"/>
-                <w:sz w:val="22"/>
-                <w:szCs w:val="22"/>
-                <w:color w:val="000000"/>
-              </w:rPr>
-              <w:t xml:space="preserve">0.75, 2.07</w:t>
+              <w:t xml:space="preserve">1.24</w:t>
+            </w:r>
+          </w:p>
+        </w:tc>
+        <w:tc>
+          <w:tcPr>
+            <w:tcBorders>
+              <w:bottom w:val="none" w:sz="0" w:space="0" w:color="000000"/>
+              <w:top w:val="none" w:sz="0" w:space="0" w:color="000000"/>
+              <w:left w:val="none" w:sz="0" w:space="0" w:color="000000"/>
+              <w:right w:val="none" w:sz="0" w:space="0" w:color="000000"/>
+            </w:tcBorders>
+            <w:shd w:val="clear" w:color="auto" w:fill="FFFFFF"/>
+            <w:tcMar>
+              <w:top w:w="0" w:type="dxa"/>
+              <w:bottom w:w="0" w:type="dxa"/>
+              <w:left w:w="0" w:type="dxa"/>
+              <w:right w:w="0" w:type="dxa"/>
+            </w:tcMar>
+            <w:vAlign w:val="top"/>
+          </w:tcPr>
+          <w:p>
+            <w:pPr>
+              <w:pStyle w:val="Normal"/>
+              <w:jc w:val="center"/>
+              <w:pBdr>
+                <w:bottom w:val="none" w:sz="0" w:space="0" w:color="000000"/>
+                <w:top w:val="none" w:sz="0" w:space="0" w:color="000000"/>
+                <w:left w:val="none" w:sz="0" w:space="0" w:color="000000"/>
+                <w:right w:val="none" w:sz="0" w:space="0" w:color="000000"/>
+              </w:pBdr>
+              <w:spacing w:after="100" w:before="100" w:line="240"/>
+              <w:ind w:left="100" w:right="100" w:firstLine="0" w:firstLineChars="0"/>
+              <w:rPr>
+                <w:rFonts w:ascii="Helvetica" w:hAnsi="Helvetica" w:eastAsia="Helvetica" w:cs="Helvetica"/>
+                <w:i w:val="false"/>
+                <w:b w:val="false"/>
+                <w:u w:val="none"/>
+                <w:sz w:val="22"/>
+                <w:szCs w:val="22"/>
+                <w:color w:val="000000"/>
+              </w:rPr>
+            </w:pPr>
+            <w:r>
+              <w:rPr>
+                <w:rFonts w:ascii="Helvetica" w:hAnsi="Helvetica" w:eastAsia="Helvetica" w:cs="Helvetica"/>
+                <w:i w:val="false"/>
+                <w:b w:val="false"/>
+                <w:u w:val="none"/>
+                <w:sz w:val="22"/>
+                <w:szCs w:val="22"/>
+                <w:color w:val="000000"/>
+              </w:rPr>
+              <w:t xml:space="preserve">0.75, 2.06</w:t>
             </w:r>
           </w:p>
         </w:tc>
@@ -15163,7 +15163,7 @@
                 <w:szCs w:val="22"/>
                 <w:color w:val="000000"/>
               </w:rPr>
-              <w:t xml:space="preserve">0.36, 1.28</w:t>
+              <w:t xml:space="preserve">0.36, 1.27</w:t>
             </w:r>
           </w:p>
         </w:tc>
@@ -15593,113 +15593,113 @@
                 <w:szCs w:val="22"/>
                 <w:color w:val="000000"/>
               </w:rPr>
-              <w:t xml:space="preserve">1.24</w:t>
-            </w:r>
-          </w:p>
-        </w:tc>
-        <w:tc>
-          <w:tcPr>
-            <w:tcBorders>
-              <w:bottom w:val="none" w:sz="0" w:space="0" w:color="000000"/>
-              <w:top w:val="none" w:sz="0" w:space="0" w:color="000000"/>
-              <w:left w:val="none" w:sz="0" w:space="0" w:color="000000"/>
-              <w:right w:val="none" w:sz="0" w:space="0" w:color="000000"/>
-            </w:tcBorders>
-            <w:shd w:val="clear" w:color="auto" w:fill="FFFFFF"/>
-            <w:tcMar>
-              <w:top w:w="0" w:type="dxa"/>
-              <w:bottom w:w="0" w:type="dxa"/>
-              <w:left w:w="0" w:type="dxa"/>
-              <w:right w:w="0" w:type="dxa"/>
-            </w:tcMar>
-            <w:vAlign w:val="top"/>
-          </w:tcPr>
-          <w:p>
-            <w:pPr>
-              <w:pStyle w:val="Normal"/>
-              <w:jc w:val="center"/>
-              <w:pBdr>
-                <w:bottom w:val="none" w:sz="0" w:space="0" w:color="000000"/>
-                <w:top w:val="none" w:sz="0" w:space="0" w:color="000000"/>
-                <w:left w:val="none" w:sz="0" w:space="0" w:color="000000"/>
-                <w:right w:val="none" w:sz="0" w:space="0" w:color="000000"/>
-              </w:pBdr>
-              <w:spacing w:after="100" w:before="100" w:line="240"/>
-              <w:ind w:left="100" w:right="100" w:firstLine="0" w:firstLineChars="0"/>
-              <w:rPr>
-                <w:rFonts w:ascii="Helvetica" w:hAnsi="Helvetica" w:eastAsia="Helvetica" w:cs="Helvetica"/>
-                <w:i w:val="false"/>
-                <w:b w:val="false"/>
-                <w:u w:val="none"/>
-                <w:sz w:val="22"/>
-                <w:szCs w:val="22"/>
-                <w:color w:val="000000"/>
-              </w:rPr>
-            </w:pPr>
-            <w:r>
-              <w:rPr>
-                <w:rFonts w:ascii="Helvetica" w:hAnsi="Helvetica" w:eastAsia="Helvetica" w:cs="Helvetica"/>
-                <w:i w:val="false"/>
-                <w:b w:val="false"/>
-                <w:u w:val="none"/>
-                <w:sz w:val="22"/>
-                <w:szCs w:val="22"/>
-                <w:color w:val="000000"/>
-              </w:rPr>
-              <w:t xml:space="preserve">0.70, 2.20</w:t>
-            </w:r>
-          </w:p>
-        </w:tc>
-        <w:tc>
-          <w:tcPr>
-            <w:tcBorders>
-              <w:bottom w:val="none" w:sz="0" w:space="0" w:color="000000"/>
-              <w:top w:val="none" w:sz="0" w:space="0" w:color="000000"/>
-              <w:left w:val="none" w:sz="0" w:space="0" w:color="000000"/>
-              <w:right w:val="none" w:sz="0" w:space="0" w:color="000000"/>
-            </w:tcBorders>
-            <w:shd w:val="clear" w:color="auto" w:fill="FFFFFF"/>
-            <w:tcMar>
-              <w:top w:w="0" w:type="dxa"/>
-              <w:bottom w:w="0" w:type="dxa"/>
-              <w:left w:w="0" w:type="dxa"/>
-              <w:right w:w="0" w:type="dxa"/>
-            </w:tcMar>
-            <w:vAlign w:val="top"/>
-          </w:tcPr>
-          <w:p>
-            <w:pPr>
-              <w:pStyle w:val="Normal"/>
-              <w:jc w:val="center"/>
-              <w:pBdr>
-                <w:bottom w:val="none" w:sz="0" w:space="0" w:color="000000"/>
-                <w:top w:val="none" w:sz="0" w:space="0" w:color="000000"/>
-                <w:left w:val="none" w:sz="0" w:space="0" w:color="000000"/>
-                <w:right w:val="none" w:sz="0" w:space="0" w:color="000000"/>
-              </w:pBdr>
-              <w:spacing w:after="100" w:before="100" w:line="240"/>
-              <w:ind w:left="100" w:right="100" w:firstLine="0" w:firstLineChars="0"/>
-              <w:rPr>
-                <w:rFonts w:ascii="Helvetica" w:hAnsi="Helvetica" w:eastAsia="Helvetica" w:cs="Helvetica"/>
-                <w:i w:val="false"/>
-                <w:b w:val="false"/>
-                <w:u w:val="none"/>
-                <w:sz w:val="22"/>
-                <w:szCs w:val="22"/>
-                <w:color w:val="000000"/>
-              </w:rPr>
-            </w:pPr>
-            <w:r>
-              <w:rPr>
-                <w:rFonts w:ascii="Helvetica" w:hAnsi="Helvetica" w:eastAsia="Helvetica" w:cs="Helvetica"/>
-                <w:i w:val="false"/>
-                <w:b w:val="false"/>
-                <w:u w:val="none"/>
-                <w:sz w:val="22"/>
-                <w:szCs w:val="22"/>
-                <w:color w:val="000000"/>
-              </w:rPr>
-              <w:t xml:space="preserve">0.460</w:t>
+              <w:t xml:space="preserve">1.26</w:t>
+            </w:r>
+          </w:p>
+        </w:tc>
+        <w:tc>
+          <w:tcPr>
+            <w:tcBorders>
+              <w:bottom w:val="none" w:sz="0" w:space="0" w:color="000000"/>
+              <w:top w:val="none" w:sz="0" w:space="0" w:color="000000"/>
+              <w:left w:val="none" w:sz="0" w:space="0" w:color="000000"/>
+              <w:right w:val="none" w:sz="0" w:space="0" w:color="000000"/>
+            </w:tcBorders>
+            <w:shd w:val="clear" w:color="auto" w:fill="FFFFFF"/>
+            <w:tcMar>
+              <w:top w:w="0" w:type="dxa"/>
+              <w:bottom w:w="0" w:type="dxa"/>
+              <w:left w:w="0" w:type="dxa"/>
+              <w:right w:w="0" w:type="dxa"/>
+            </w:tcMar>
+            <w:vAlign w:val="top"/>
+          </w:tcPr>
+          <w:p>
+            <w:pPr>
+              <w:pStyle w:val="Normal"/>
+              <w:jc w:val="center"/>
+              <w:pBdr>
+                <w:bottom w:val="none" w:sz="0" w:space="0" w:color="000000"/>
+                <w:top w:val="none" w:sz="0" w:space="0" w:color="000000"/>
+                <w:left w:val="none" w:sz="0" w:space="0" w:color="000000"/>
+                <w:right w:val="none" w:sz="0" w:space="0" w:color="000000"/>
+              </w:pBdr>
+              <w:spacing w:after="100" w:before="100" w:line="240"/>
+              <w:ind w:left="100" w:right="100" w:firstLine="0" w:firstLineChars="0"/>
+              <w:rPr>
+                <w:rFonts w:ascii="Helvetica" w:hAnsi="Helvetica" w:eastAsia="Helvetica" w:cs="Helvetica"/>
+                <w:i w:val="false"/>
+                <w:b w:val="false"/>
+                <w:u w:val="none"/>
+                <w:sz w:val="22"/>
+                <w:szCs w:val="22"/>
+                <w:color w:val="000000"/>
+              </w:rPr>
+            </w:pPr>
+            <w:r>
+              <w:rPr>
+                <w:rFonts w:ascii="Helvetica" w:hAnsi="Helvetica" w:eastAsia="Helvetica" w:cs="Helvetica"/>
+                <w:i w:val="false"/>
+                <w:b w:val="false"/>
+                <w:u w:val="none"/>
+                <w:sz w:val="22"/>
+                <w:szCs w:val="22"/>
+                <w:color w:val="000000"/>
+              </w:rPr>
+              <w:t xml:space="preserve">0.71, 2.22</w:t>
+            </w:r>
+          </w:p>
+        </w:tc>
+        <w:tc>
+          <w:tcPr>
+            <w:tcBorders>
+              <w:bottom w:val="none" w:sz="0" w:space="0" w:color="000000"/>
+              <w:top w:val="none" w:sz="0" w:space="0" w:color="000000"/>
+              <w:left w:val="none" w:sz="0" w:space="0" w:color="000000"/>
+              <w:right w:val="none" w:sz="0" w:space="0" w:color="000000"/>
+            </w:tcBorders>
+            <w:shd w:val="clear" w:color="auto" w:fill="FFFFFF"/>
+            <w:tcMar>
+              <w:top w:w="0" w:type="dxa"/>
+              <w:bottom w:w="0" w:type="dxa"/>
+              <w:left w:w="0" w:type="dxa"/>
+              <w:right w:w="0" w:type="dxa"/>
+            </w:tcMar>
+            <w:vAlign w:val="top"/>
+          </w:tcPr>
+          <w:p>
+            <w:pPr>
+              <w:pStyle w:val="Normal"/>
+              <w:jc w:val="center"/>
+              <w:pBdr>
+                <w:bottom w:val="none" w:sz="0" w:space="0" w:color="000000"/>
+                <w:top w:val="none" w:sz="0" w:space="0" w:color="000000"/>
+                <w:left w:val="none" w:sz="0" w:space="0" w:color="000000"/>
+                <w:right w:val="none" w:sz="0" w:space="0" w:color="000000"/>
+              </w:pBdr>
+              <w:spacing w:after="100" w:before="100" w:line="240"/>
+              <w:ind w:left="100" w:right="100" w:firstLine="0" w:firstLineChars="0"/>
+              <w:rPr>
+                <w:rFonts w:ascii="Helvetica" w:hAnsi="Helvetica" w:eastAsia="Helvetica" w:cs="Helvetica"/>
+                <w:i w:val="false"/>
+                <w:b w:val="false"/>
+                <w:u w:val="none"/>
+                <w:sz w:val="22"/>
+                <w:szCs w:val="22"/>
+                <w:color w:val="000000"/>
+              </w:rPr>
+            </w:pPr>
+            <w:r>
+              <w:rPr>
+                <w:rFonts w:ascii="Helvetica" w:hAnsi="Helvetica" w:eastAsia="Helvetica" w:cs="Helvetica"/>
+                <w:i w:val="false"/>
+                <w:b w:val="false"/>
+                <w:u w:val="none"/>
+                <w:sz w:val="22"/>
+                <w:szCs w:val="22"/>
+                <w:color w:val="000000"/>
+              </w:rPr>
+              <w:t xml:space="preserve">0.430</w:t>
             </w:r>
           </w:p>
         </w:tc>
@@ -16076,7 +16076,7 @@
                 <w:szCs w:val="22"/>
                 <w:color w:val="000000"/>
               </w:rPr>
-              <w:t xml:space="preserve">1.03</w:t>
+              <w:t xml:space="preserve">1.04</w:t>
             </w:r>
           </w:p>
         </w:tc>
@@ -16182,7 +16182,7 @@
                 <w:szCs w:val="22"/>
                 <w:color w:val="000000"/>
               </w:rPr>
-              <w:t xml:space="preserve">0.880</w:t>
+              <w:t xml:space="preserve">0.860</w:t>
             </w:r>
           </w:p>
         </w:tc>
@@ -16665,7 +16665,7 @@
                 <w:szCs w:val="22"/>
                 <w:color w:val="000000"/>
               </w:rPr>
-              <w:t xml:space="preserve">0.240</w:t>
+              <w:t xml:space="preserve">0.260</w:t>
             </w:r>
           </w:p>
         </w:tc>
@@ -17095,543 +17095,60 @@
                 <w:szCs w:val="22"/>
                 <w:color w:val="000000"/>
               </w:rPr>
-              <w:t xml:space="preserve">0.87, 1.62</w:t>
-            </w:r>
-          </w:p>
-        </w:tc>
-        <w:tc>
-          <w:tcPr>
-            <w:tcBorders>
-              <w:bottom w:val="none" w:sz="0" w:space="0" w:color="000000"/>
-              <w:top w:val="none" w:sz="0" w:space="0" w:color="000000"/>
-              <w:left w:val="none" w:sz="0" w:space="0" w:color="000000"/>
-              <w:right w:val="none" w:sz="0" w:space="0" w:color="000000"/>
-            </w:tcBorders>
-            <w:shd w:val="clear" w:color="auto" w:fill="FFFFFF"/>
-            <w:tcMar>
-              <w:top w:w="0" w:type="dxa"/>
-              <w:bottom w:w="0" w:type="dxa"/>
-              <w:left w:w="0" w:type="dxa"/>
-              <w:right w:w="0" w:type="dxa"/>
-            </w:tcMar>
-            <w:vAlign w:val="top"/>
-          </w:tcPr>
-          <w:p>
-            <w:pPr>
-              <w:pStyle w:val="Normal"/>
-              <w:jc w:val="center"/>
-              <w:pBdr>
-                <w:bottom w:val="none" w:sz="0" w:space="0" w:color="000000"/>
-                <w:top w:val="none" w:sz="0" w:space="0" w:color="000000"/>
-                <w:left w:val="none" w:sz="0" w:space="0" w:color="000000"/>
-                <w:right w:val="none" w:sz="0" w:space="0" w:color="000000"/>
-              </w:pBdr>
-              <w:spacing w:after="100" w:before="100" w:line="240"/>
-              <w:ind w:left="100" w:right="100" w:firstLine="0" w:firstLineChars="0"/>
-              <w:rPr>
-                <w:rFonts w:ascii="Helvetica" w:hAnsi="Helvetica" w:eastAsia="Helvetica" w:cs="Helvetica"/>
-                <w:i w:val="false"/>
-                <w:b w:val="false"/>
-                <w:u w:val="none"/>
-                <w:sz w:val="22"/>
-                <w:szCs w:val="22"/>
-                <w:color w:val="000000"/>
-              </w:rPr>
-            </w:pPr>
-            <w:r>
-              <w:rPr>
-                <w:rFonts w:ascii="Helvetica" w:hAnsi="Helvetica" w:eastAsia="Helvetica" w:cs="Helvetica"/>
-                <w:i w:val="false"/>
-                <w:b w:val="false"/>
-                <w:u w:val="none"/>
-                <w:sz w:val="22"/>
-                <w:szCs w:val="22"/>
-                <w:color w:val="000000"/>
-              </w:rPr>
-              <w:t xml:space="preserve">0.290</w:t>
-            </w:r>
-          </w:p>
-        </w:tc>
-      </w:tr>
-      <w:tr>
-        <w:trPr>
-          <w:trHeight w:val="598" w:hRule="auto"/>
-        </w:trPr>
-        body35
-        <w:tc>
-          <w:tcPr>
-            <w:tcBorders>
-              <w:bottom w:val="none" w:sz="0" w:space="0" w:color="000000"/>
-              <w:top w:val="none" w:sz="0" w:space="0" w:color="000000"/>
-              <w:left w:val="none" w:sz="0" w:space="0" w:color="000000"/>
-              <w:right w:val="none" w:sz="0" w:space="0" w:color="000000"/>
-            </w:tcBorders>
-            <w:shd w:val="clear" w:color="auto" w:fill="FFFFFF"/>
-            <w:tcMar>
-              <w:top w:w="0" w:type="dxa"/>
-              <w:bottom w:w="0" w:type="dxa"/>
-              <w:left w:w="0" w:type="dxa"/>
-              <w:right w:w="0" w:type="dxa"/>
-            </w:tcMar>
-            <w:vAlign w:val="top"/>
-          </w:tcPr>
-          <w:p>
-            <w:pPr>
-              <w:pStyle w:val="Normal"/>
-              <w:jc w:val="left"/>
-              <w:pBdr>
-                <w:bottom w:val="none" w:sz="0" w:space="0" w:color="000000"/>
-                <w:top w:val="none" w:sz="0" w:space="0" w:color="000000"/>
-                <w:left w:val="none" w:sz="0" w:space="0" w:color="000000"/>
-                <w:right w:val="none" w:sz="0" w:space="0" w:color="000000"/>
-              </w:pBdr>
-              <w:spacing w:after="100" w:before="100" w:line="240"/>
-              <w:ind w:left="100" w:right="100" w:firstLine="0" w:firstLineChars="0"/>
-              <w:rPr>
-                <w:rFonts w:ascii="Helvetica" w:hAnsi="Helvetica" w:eastAsia="Helvetica" w:cs="Helvetica"/>
-                <w:i w:val="false"/>
-                <w:b w:val="false"/>
-                <w:u w:val="none"/>
-                <w:sz w:val="22"/>
-                <w:szCs w:val="22"/>
-                <w:color w:val="000000"/>
-              </w:rPr>
-            </w:pPr>
-            <w:r>
-              <w:rPr>
-                <w:rFonts w:ascii="Helvetica" w:hAnsi="Helvetica" w:eastAsia="Helvetica" w:cs="Helvetica"/>
-                <w:i w:val="false"/>
-                <w:b w:val="false"/>
-                <w:u w:val="none"/>
-                <w:sz w:val="22"/>
-                <w:szCs w:val="22"/>
-                <w:color w:val="000000"/>
-              </w:rPr>
-              <w:t xml:space="preserve">steroids</w:t>
-            </w:r>
-          </w:p>
-        </w:tc>
-        <w:tc>
-          <w:tcPr>
-            <w:tcBorders>
-              <w:bottom w:val="none" w:sz="0" w:space="0" w:color="000000"/>
-              <w:top w:val="none" w:sz="0" w:space="0" w:color="000000"/>
-              <w:left w:val="none" w:sz="0" w:space="0" w:color="000000"/>
-              <w:right w:val="none" w:sz="0" w:space="0" w:color="000000"/>
-            </w:tcBorders>
-            <w:shd w:val="clear" w:color="auto" w:fill="FFFFFF"/>
-            <w:tcMar>
-              <w:top w:w="0" w:type="dxa"/>
-              <w:bottom w:w="0" w:type="dxa"/>
-              <w:left w:w="0" w:type="dxa"/>
-              <w:right w:w="0" w:type="dxa"/>
-            </w:tcMar>
-            <w:vAlign w:val="top"/>
-          </w:tcPr>
-          <w:p>
-            <w:pPr>
-              <w:pStyle w:val="Normal"/>
-              <w:jc w:val="center"/>
-              <w:pBdr>
-                <w:bottom w:val="none" w:sz="0" w:space="0" w:color="000000"/>
-                <w:top w:val="none" w:sz="0" w:space="0" w:color="000000"/>
-                <w:left w:val="none" w:sz="0" w:space="0" w:color="000000"/>
-                <w:right w:val="none" w:sz="0" w:space="0" w:color="000000"/>
-              </w:pBdr>
-              <w:spacing w:after="100" w:before="100" w:line="240"/>
-              <w:ind w:left="100" w:right="100" w:firstLine="0" w:firstLineChars="0"/>
-              <w:rPr>
-                <w:rFonts w:ascii="Helvetica" w:hAnsi="Helvetica" w:eastAsia="Helvetica" w:cs="Helvetica"/>
-                <w:i w:val="false"/>
-                <w:b w:val="false"/>
-                <w:u w:val="none"/>
-                <w:sz w:val="22"/>
-                <w:szCs w:val="22"/>
-                <w:color w:val="000000"/>
-              </w:rPr>
-            </w:pPr>
-            <w:r>
-              <w:rPr>
-                <w:rFonts w:ascii="Helvetica" w:hAnsi="Helvetica" w:eastAsia="Helvetica" w:cs="Helvetica"/>
-                <w:i w:val="false"/>
-                <w:b w:val="false"/>
-                <w:u w:val="none"/>
-                <w:sz w:val="22"/>
-                <w:szCs w:val="22"/>
-                <w:color w:val="000000"/>
-              </w:rPr>
-              <w:t xml:space="preserve">943</w:t>
-            </w:r>
-          </w:p>
-        </w:tc>
-        <w:tc>
-          <w:tcPr>
-            <w:tcBorders>
-              <w:bottom w:val="none" w:sz="0" w:space="0" w:color="000000"/>
-              <w:top w:val="none" w:sz="0" w:space="0" w:color="000000"/>
-              <w:left w:val="none" w:sz="0" w:space="0" w:color="000000"/>
-              <w:right w:val="none" w:sz="0" w:space="0" w:color="000000"/>
-            </w:tcBorders>
-            <w:shd w:val="clear" w:color="auto" w:fill="FFFFFF"/>
-            <w:tcMar>
-              <w:top w:w="0" w:type="dxa"/>
-              <w:bottom w:w="0" w:type="dxa"/>
-              <w:left w:w="0" w:type="dxa"/>
-              <w:right w:w="0" w:type="dxa"/>
-            </w:tcMar>
-            <w:vAlign w:val="top"/>
-          </w:tcPr>
-          <w:p>
-            <w:pPr>
-              <w:pStyle w:val="Normal"/>
-              <w:jc w:val="center"/>
-              <w:pBdr>
-                <w:bottom w:val="none" w:sz="0" w:space="0" w:color="000000"/>
-                <w:top w:val="none" w:sz="0" w:space="0" w:color="000000"/>
-                <w:left w:val="none" w:sz="0" w:space="0" w:color="000000"/>
-                <w:right w:val="none" w:sz="0" w:space="0" w:color="000000"/>
-              </w:pBdr>
-              <w:spacing w:after="100" w:before="100" w:line="240"/>
-              <w:ind w:left="100" w:right="100" w:firstLine="0" w:firstLineChars="0"/>
-              <w:rPr>
-                <w:rFonts w:ascii="Helvetica" w:hAnsi="Helvetica" w:eastAsia="Helvetica" w:cs="Helvetica"/>
-                <w:i w:val="false"/>
-                <w:b w:val="false"/>
-                <w:u w:val="none"/>
-                <w:sz w:val="22"/>
-                <w:szCs w:val="22"/>
-                <w:color w:val="000000"/>
-              </w:rPr>
-            </w:pPr>
-            <w:r>
-              <w:rPr>
-                <w:rFonts w:ascii="Helvetica" w:hAnsi="Helvetica" w:eastAsia="Helvetica" w:cs="Helvetica"/>
-                <w:i w:val="false"/>
-                <w:b w:val="false"/>
-                <w:u w:val="none"/>
-                <w:sz w:val="22"/>
-                <w:szCs w:val="22"/>
-                <w:color w:val="000000"/>
-              </w:rPr>
-              <w:t xml:space="preserve">0.61</w:t>
-            </w:r>
-          </w:p>
-        </w:tc>
-        <w:tc>
-          <w:tcPr>
-            <w:tcBorders>
-              <w:bottom w:val="none" w:sz="0" w:space="0" w:color="000000"/>
-              <w:top w:val="none" w:sz="0" w:space="0" w:color="000000"/>
-              <w:left w:val="none" w:sz="0" w:space="0" w:color="000000"/>
-              <w:right w:val="none" w:sz="0" w:space="0" w:color="000000"/>
-            </w:tcBorders>
-            <w:shd w:val="clear" w:color="auto" w:fill="FFFFFF"/>
-            <w:tcMar>
-              <w:top w:w="0" w:type="dxa"/>
-              <w:bottom w:w="0" w:type="dxa"/>
-              <w:left w:w="0" w:type="dxa"/>
-              <w:right w:w="0" w:type="dxa"/>
-            </w:tcMar>
-            <w:vAlign w:val="top"/>
-          </w:tcPr>
-          <w:p>
-            <w:pPr>
-              <w:pStyle w:val="Normal"/>
-              <w:jc w:val="center"/>
-              <w:pBdr>
-                <w:bottom w:val="none" w:sz="0" w:space="0" w:color="000000"/>
-                <w:top w:val="none" w:sz="0" w:space="0" w:color="000000"/>
-                <w:left w:val="none" w:sz="0" w:space="0" w:color="000000"/>
-                <w:right w:val="none" w:sz="0" w:space="0" w:color="000000"/>
-              </w:pBdr>
-              <w:spacing w:after="100" w:before="100" w:line="240"/>
-              <w:ind w:left="100" w:right="100" w:firstLine="0" w:firstLineChars="0"/>
-              <w:rPr>
-                <w:rFonts w:ascii="Helvetica" w:hAnsi="Helvetica" w:eastAsia="Helvetica" w:cs="Helvetica"/>
-                <w:i w:val="false"/>
-                <w:b w:val="false"/>
-                <w:u w:val="none"/>
-                <w:sz w:val="22"/>
-                <w:szCs w:val="22"/>
-                <w:color w:val="000000"/>
-              </w:rPr>
-            </w:pPr>
-            <w:r>
-              <w:rPr>
-                <w:rFonts w:ascii="Helvetica" w:hAnsi="Helvetica" w:eastAsia="Helvetica" w:cs="Helvetica"/>
-                <w:i w:val="false"/>
-                <w:b w:val="false"/>
-                <w:u w:val="none"/>
-                <w:sz w:val="22"/>
-                <w:szCs w:val="22"/>
-                <w:color w:val="000000"/>
-              </w:rPr>
-              <w:t xml:space="preserve">0.33, 1.12</w:t>
-            </w:r>
-          </w:p>
-        </w:tc>
-        <w:tc>
-          <w:tcPr>
-            <w:tcBorders>
-              <w:bottom w:val="none" w:sz="0" w:space="0" w:color="000000"/>
-              <w:top w:val="none" w:sz="0" w:space="0" w:color="000000"/>
-              <w:left w:val="none" w:sz="0" w:space="0" w:color="000000"/>
-              <w:right w:val="none" w:sz="0" w:space="0" w:color="000000"/>
-            </w:tcBorders>
-            <w:shd w:val="clear" w:color="auto" w:fill="FFFFFF"/>
-            <w:tcMar>
-              <w:top w:w="0" w:type="dxa"/>
-              <w:bottom w:w="0" w:type="dxa"/>
-              <w:left w:w="0" w:type="dxa"/>
-              <w:right w:w="0" w:type="dxa"/>
-            </w:tcMar>
-            <w:vAlign w:val="top"/>
-          </w:tcPr>
-          <w:p>
-            <w:pPr>
-              <w:pStyle w:val="Normal"/>
-              <w:jc w:val="center"/>
-              <w:pBdr>
-                <w:bottom w:val="none" w:sz="0" w:space="0" w:color="000000"/>
-                <w:top w:val="none" w:sz="0" w:space="0" w:color="000000"/>
-                <w:left w:val="none" w:sz="0" w:space="0" w:color="000000"/>
-                <w:right w:val="none" w:sz="0" w:space="0" w:color="000000"/>
-              </w:pBdr>
-              <w:spacing w:after="100" w:before="100" w:line="240"/>
-              <w:ind w:left="100" w:right="100" w:firstLine="0" w:firstLineChars="0"/>
-              <w:rPr>
-                <w:rFonts w:ascii="Helvetica" w:hAnsi="Helvetica" w:eastAsia="Helvetica" w:cs="Helvetica"/>
-                <w:i w:val="false"/>
-                <w:b w:val="false"/>
-                <w:u w:val="none"/>
-                <w:sz w:val="22"/>
-                <w:szCs w:val="22"/>
-                <w:color w:val="000000"/>
-              </w:rPr>
-            </w:pPr>
-            <w:r>
-              <w:rPr>
-                <w:rFonts w:ascii="Helvetica" w:hAnsi="Helvetica" w:eastAsia="Helvetica" w:cs="Helvetica"/>
-                <w:i w:val="false"/>
-                <w:b w:val="false"/>
-                <w:u w:val="none"/>
-                <w:sz w:val="22"/>
-                <w:szCs w:val="22"/>
-                <w:color w:val="000000"/>
-              </w:rPr>
-              <w:t xml:space="preserve">0.110</w:t>
-            </w:r>
-          </w:p>
-        </w:tc>
-        <w:tc>
-          <w:tcPr>
-            <w:tcBorders>
-              <w:bottom w:val="none" w:sz="0" w:space="0" w:color="000000"/>
-              <w:top w:val="none" w:sz="0" w:space="0" w:color="000000"/>
-              <w:left w:val="none" w:sz="0" w:space="0" w:color="000000"/>
-              <w:right w:val="none" w:sz="0" w:space="0" w:color="000000"/>
-            </w:tcBorders>
-            <w:shd w:val="clear" w:color="auto" w:fill="FFFFFF"/>
-            <w:tcMar>
-              <w:top w:w="0" w:type="dxa"/>
-              <w:bottom w:w="0" w:type="dxa"/>
-              <w:left w:w="0" w:type="dxa"/>
-              <w:right w:w="0" w:type="dxa"/>
-            </w:tcMar>
-            <w:vAlign w:val="top"/>
-          </w:tcPr>
-          <w:p>
-            <w:pPr>
-              <w:pStyle w:val="Normal"/>
-              <w:jc w:val="center"/>
-              <w:pBdr>
-                <w:bottom w:val="none" w:sz="0" w:space="0" w:color="000000"/>
-                <w:top w:val="none" w:sz="0" w:space="0" w:color="000000"/>
-                <w:left w:val="none" w:sz="0" w:space="0" w:color="000000"/>
-                <w:right w:val="none" w:sz="0" w:space="0" w:color="000000"/>
-              </w:pBdr>
-              <w:spacing w:after="100" w:before="100" w:line="240"/>
-              <w:ind w:left="100" w:right="100" w:firstLine="0" w:firstLineChars="0"/>
-              <w:rPr>
-                <w:rFonts w:ascii="Helvetica" w:hAnsi="Helvetica" w:eastAsia="Helvetica" w:cs="Helvetica"/>
-                <w:i w:val="false"/>
-                <w:b w:val="false"/>
-                <w:u w:val="none"/>
-                <w:sz w:val="22"/>
-                <w:szCs w:val="22"/>
-                <w:color w:val="000000"/>
-              </w:rPr>
-            </w:pPr>
-            <w:r>
-              <w:rPr>
-                <w:rFonts w:ascii="Helvetica" w:hAnsi="Helvetica" w:eastAsia="Helvetica" w:cs="Helvetica"/>
-                <w:i w:val="false"/>
-                <w:b w:val="false"/>
-                <w:u w:val="none"/>
-                <w:sz w:val="22"/>
-                <w:szCs w:val="22"/>
-                <w:color w:val="000000"/>
-              </w:rPr>
-              <w:t xml:space="preserve">943</w:t>
-            </w:r>
-          </w:p>
-        </w:tc>
-        <w:tc>
-          <w:tcPr>
-            <w:tcBorders>
-              <w:bottom w:val="none" w:sz="0" w:space="0" w:color="000000"/>
-              <w:top w:val="none" w:sz="0" w:space="0" w:color="000000"/>
-              <w:left w:val="none" w:sz="0" w:space="0" w:color="000000"/>
-              <w:right w:val="none" w:sz="0" w:space="0" w:color="000000"/>
-            </w:tcBorders>
-            <w:shd w:val="clear" w:color="auto" w:fill="FFFFFF"/>
-            <w:tcMar>
-              <w:top w:w="0" w:type="dxa"/>
-              <w:bottom w:w="0" w:type="dxa"/>
-              <w:left w:w="0" w:type="dxa"/>
-              <w:right w:w="0" w:type="dxa"/>
-            </w:tcMar>
-            <w:vAlign w:val="top"/>
-          </w:tcPr>
-          <w:p>
-            <w:pPr>
-              <w:pStyle w:val="Normal"/>
-              <w:jc w:val="center"/>
-              <w:pBdr>
-                <w:bottom w:val="none" w:sz="0" w:space="0" w:color="000000"/>
-                <w:top w:val="none" w:sz="0" w:space="0" w:color="000000"/>
-                <w:left w:val="none" w:sz="0" w:space="0" w:color="000000"/>
-                <w:right w:val="none" w:sz="0" w:space="0" w:color="000000"/>
-              </w:pBdr>
-              <w:spacing w:after="100" w:before="100" w:line="240"/>
-              <w:ind w:left="100" w:right="100" w:firstLine="0" w:firstLineChars="0"/>
-              <w:rPr>
-                <w:rFonts w:ascii="Helvetica" w:hAnsi="Helvetica" w:eastAsia="Helvetica" w:cs="Helvetica"/>
-                <w:i w:val="false"/>
-                <w:b w:val="false"/>
-                <w:u w:val="none"/>
-                <w:sz w:val="22"/>
-                <w:szCs w:val="22"/>
-                <w:color w:val="000000"/>
-              </w:rPr>
-            </w:pPr>
-            <w:r>
-              <w:rPr>
-                <w:rFonts w:ascii="Helvetica" w:hAnsi="Helvetica" w:eastAsia="Helvetica" w:cs="Helvetica"/>
-                <w:i w:val="false"/>
-                <w:b w:val="false"/>
-                <w:u w:val="none"/>
-                <w:sz w:val="22"/>
-                <w:szCs w:val="22"/>
-                <w:color w:val="000000"/>
-              </w:rPr>
-              <w:t xml:space="preserve">0.76</w:t>
-            </w:r>
-          </w:p>
-        </w:tc>
-        <w:tc>
-          <w:tcPr>
-            <w:tcBorders>
-              <w:bottom w:val="none" w:sz="0" w:space="0" w:color="000000"/>
-              <w:top w:val="none" w:sz="0" w:space="0" w:color="000000"/>
-              <w:left w:val="none" w:sz="0" w:space="0" w:color="000000"/>
-              <w:right w:val="none" w:sz="0" w:space="0" w:color="000000"/>
-            </w:tcBorders>
-            <w:shd w:val="clear" w:color="auto" w:fill="FFFFFF"/>
-            <w:tcMar>
-              <w:top w:w="0" w:type="dxa"/>
-              <w:bottom w:w="0" w:type="dxa"/>
-              <w:left w:w="0" w:type="dxa"/>
-              <w:right w:w="0" w:type="dxa"/>
-            </w:tcMar>
-            <w:vAlign w:val="top"/>
-          </w:tcPr>
-          <w:p>
-            <w:pPr>
-              <w:pStyle w:val="Normal"/>
-              <w:jc w:val="center"/>
-              <w:pBdr>
-                <w:bottom w:val="none" w:sz="0" w:space="0" w:color="000000"/>
-                <w:top w:val="none" w:sz="0" w:space="0" w:color="000000"/>
-                <w:left w:val="none" w:sz="0" w:space="0" w:color="000000"/>
-                <w:right w:val="none" w:sz="0" w:space="0" w:color="000000"/>
-              </w:pBdr>
-              <w:spacing w:after="100" w:before="100" w:line="240"/>
-              <w:ind w:left="100" w:right="100" w:firstLine="0" w:firstLineChars="0"/>
-              <w:rPr>
-                <w:rFonts w:ascii="Helvetica" w:hAnsi="Helvetica" w:eastAsia="Helvetica" w:cs="Helvetica"/>
-                <w:i w:val="false"/>
-                <w:b w:val="false"/>
-                <w:u w:val="none"/>
-                <w:sz w:val="22"/>
-                <w:szCs w:val="22"/>
-                <w:color w:val="000000"/>
-              </w:rPr>
-            </w:pPr>
-            <w:r>
-              <w:rPr>
-                <w:rFonts w:ascii="Helvetica" w:hAnsi="Helvetica" w:eastAsia="Helvetica" w:cs="Helvetica"/>
-                <w:i w:val="false"/>
-                <w:b w:val="false"/>
-                <w:u w:val="none"/>
-                <w:sz w:val="22"/>
-                <w:szCs w:val="22"/>
-                <w:color w:val="000000"/>
-              </w:rPr>
-              <w:t xml:space="preserve">0.40, 1.44</w:t>
-            </w:r>
-          </w:p>
-        </w:tc>
-        <w:tc>
-          <w:tcPr>
-            <w:tcBorders>
-              <w:bottom w:val="none" w:sz="0" w:space="0" w:color="000000"/>
-              <w:top w:val="none" w:sz="0" w:space="0" w:color="000000"/>
-              <w:left w:val="none" w:sz="0" w:space="0" w:color="000000"/>
-              <w:right w:val="none" w:sz="0" w:space="0" w:color="000000"/>
-            </w:tcBorders>
-            <w:shd w:val="clear" w:color="auto" w:fill="FFFFFF"/>
-            <w:tcMar>
-              <w:top w:w="0" w:type="dxa"/>
-              <w:bottom w:w="0" w:type="dxa"/>
-              <w:left w:w="0" w:type="dxa"/>
-              <w:right w:w="0" w:type="dxa"/>
-            </w:tcMar>
-            <w:vAlign w:val="top"/>
-          </w:tcPr>
-          <w:p>
-            <w:pPr>
-              <w:pStyle w:val="Normal"/>
-              <w:jc w:val="center"/>
-              <w:pBdr>
-                <w:bottom w:val="none" w:sz="0" w:space="0" w:color="000000"/>
-                <w:top w:val="none" w:sz="0" w:space="0" w:color="000000"/>
-                <w:left w:val="none" w:sz="0" w:space="0" w:color="000000"/>
-                <w:right w:val="none" w:sz="0" w:space="0" w:color="000000"/>
-              </w:pBdr>
-              <w:spacing w:after="100" w:before="100" w:line="240"/>
-              <w:ind w:left="100" w:right="100" w:firstLine="0" w:firstLineChars="0"/>
-              <w:rPr>
-                <w:rFonts w:ascii="Helvetica" w:hAnsi="Helvetica" w:eastAsia="Helvetica" w:cs="Helvetica"/>
-                <w:i w:val="false"/>
-                <w:b w:val="false"/>
-                <w:u w:val="none"/>
-                <w:sz w:val="22"/>
-                <w:szCs w:val="22"/>
-                <w:color w:val="000000"/>
-              </w:rPr>
-            </w:pPr>
-            <w:r>
-              <w:rPr>
-                <w:rFonts w:ascii="Helvetica" w:hAnsi="Helvetica" w:eastAsia="Helvetica" w:cs="Helvetica"/>
-                <w:i w:val="false"/>
-                <w:b w:val="false"/>
-                <w:u w:val="none"/>
-                <w:sz w:val="22"/>
-                <w:szCs w:val="22"/>
-                <w:color w:val="000000"/>
-              </w:rPr>
-              <w:t xml:space="preserve">0.400</w:t>
+              <w:t xml:space="preserve">0.87, 1.63</w:t>
+            </w:r>
+          </w:p>
+        </w:tc>
+        <w:tc>
+          <w:tcPr>
+            <w:tcBorders>
+              <w:bottom w:val="none" w:sz="0" w:space="0" w:color="000000"/>
+              <w:top w:val="none" w:sz="0" w:space="0" w:color="000000"/>
+              <w:left w:val="none" w:sz="0" w:space="0" w:color="000000"/>
+              <w:right w:val="none" w:sz="0" w:space="0" w:color="000000"/>
+            </w:tcBorders>
+            <w:shd w:val="clear" w:color="auto" w:fill="FFFFFF"/>
+            <w:tcMar>
+              <w:top w:w="0" w:type="dxa"/>
+              <w:bottom w:w="0" w:type="dxa"/>
+              <w:left w:w="0" w:type="dxa"/>
+              <w:right w:w="0" w:type="dxa"/>
+            </w:tcMar>
+            <w:vAlign w:val="top"/>
+          </w:tcPr>
+          <w:p>
+            <w:pPr>
+              <w:pStyle w:val="Normal"/>
+              <w:jc w:val="center"/>
+              <w:pBdr>
+                <w:bottom w:val="none" w:sz="0" w:space="0" w:color="000000"/>
+                <w:top w:val="none" w:sz="0" w:space="0" w:color="000000"/>
+                <w:left w:val="none" w:sz="0" w:space="0" w:color="000000"/>
+                <w:right w:val="none" w:sz="0" w:space="0" w:color="000000"/>
+              </w:pBdr>
+              <w:spacing w:after="100" w:before="100" w:line="240"/>
+              <w:ind w:left="100" w:right="100" w:firstLine="0" w:firstLineChars="0"/>
+              <w:rPr>
+                <w:rFonts w:ascii="Helvetica" w:hAnsi="Helvetica" w:eastAsia="Helvetica" w:cs="Helvetica"/>
+                <w:i w:val="false"/>
+                <w:b w:val="false"/>
+                <w:u w:val="none"/>
+                <w:sz w:val="22"/>
+                <w:szCs w:val="22"/>
+                <w:color w:val="000000"/>
+              </w:rPr>
+            </w:pPr>
+            <w:r>
+              <w:rPr>
+                <w:rFonts w:ascii="Helvetica" w:hAnsi="Helvetica" w:eastAsia="Helvetica" w:cs="Helvetica"/>
+                <w:i w:val="false"/>
+                <w:b w:val="false"/>
+                <w:u w:val="none"/>
+                <w:sz w:val="22"/>
+                <w:szCs w:val="22"/>
+                <w:color w:val="000000"/>
+              </w:rPr>
+              <w:t xml:space="preserve">0.280</w:t>
             </w:r>
           </w:p>
         </w:tc>
@@ -17640,7 +17157,7 @@
         <w:trPr>
           <w:trHeight w:val="616" w:hRule="auto"/>
         </w:trPr>
-        body36
+        body35
         <w:tc>
           <w:tcPr>
             <w:tcBorders>
@@ -18061,60 +17578,60 @@
                 <w:szCs w:val="22"/>
                 <w:color w:val="000000"/>
               </w:rPr>
-              <w:t xml:space="preserve">0.73, 1.59</w:t>
-            </w:r>
-          </w:p>
-        </w:tc>
-        <w:tc>
-          <w:tcPr>
-            <w:tcBorders>
-              <w:bottom w:val="none" w:sz="0" w:space="0" w:color="000000"/>
-              <w:top w:val="none" w:sz="0" w:space="0" w:color="000000"/>
-              <w:left w:val="none" w:sz="0" w:space="0" w:color="000000"/>
-              <w:right w:val="none" w:sz="0" w:space="0" w:color="000000"/>
-            </w:tcBorders>
-            <w:shd w:val="clear" w:color="auto" w:fill="FFFFFF"/>
-            <w:tcMar>
-              <w:top w:w="0" w:type="dxa"/>
-              <w:bottom w:w="0" w:type="dxa"/>
-              <w:left w:w="0" w:type="dxa"/>
-              <w:right w:w="0" w:type="dxa"/>
-            </w:tcMar>
-            <w:vAlign w:val="top"/>
-          </w:tcPr>
-          <w:p>
-            <w:pPr>
-              <w:pStyle w:val="Normal"/>
-              <w:jc w:val="center"/>
-              <w:pBdr>
-                <w:bottom w:val="none" w:sz="0" w:space="0" w:color="000000"/>
-                <w:top w:val="none" w:sz="0" w:space="0" w:color="000000"/>
-                <w:left w:val="none" w:sz="0" w:space="0" w:color="000000"/>
-                <w:right w:val="none" w:sz="0" w:space="0" w:color="000000"/>
-              </w:pBdr>
-              <w:spacing w:after="100" w:before="100" w:line="240"/>
-              <w:ind w:left="100" w:right="100" w:firstLine="0" w:firstLineChars="0"/>
-              <w:rPr>
-                <w:rFonts w:ascii="Helvetica" w:hAnsi="Helvetica" w:eastAsia="Helvetica" w:cs="Helvetica"/>
-                <w:i w:val="false"/>
-                <w:b w:val="false"/>
-                <w:u w:val="none"/>
-                <w:sz w:val="22"/>
-                <w:szCs w:val="22"/>
-                <w:color w:val="000000"/>
-              </w:rPr>
-            </w:pPr>
-            <w:r>
-              <w:rPr>
-                <w:rFonts w:ascii="Helvetica" w:hAnsi="Helvetica" w:eastAsia="Helvetica" w:cs="Helvetica"/>
-                <w:i w:val="false"/>
-                <w:b w:val="false"/>
-                <w:u w:val="none"/>
-                <w:sz w:val="22"/>
-                <w:szCs w:val="22"/>
-                <w:color w:val="000000"/>
-              </w:rPr>
-              <w:t xml:space="preserve">0.700</w:t>
+              <w:t xml:space="preserve">0.73, 1.58</w:t>
+            </w:r>
+          </w:p>
+        </w:tc>
+        <w:tc>
+          <w:tcPr>
+            <w:tcBorders>
+              <w:bottom w:val="none" w:sz="0" w:space="0" w:color="000000"/>
+              <w:top w:val="none" w:sz="0" w:space="0" w:color="000000"/>
+              <w:left w:val="none" w:sz="0" w:space="0" w:color="000000"/>
+              <w:right w:val="none" w:sz="0" w:space="0" w:color="000000"/>
+            </w:tcBorders>
+            <w:shd w:val="clear" w:color="auto" w:fill="FFFFFF"/>
+            <w:tcMar>
+              <w:top w:w="0" w:type="dxa"/>
+              <w:bottom w:w="0" w:type="dxa"/>
+              <w:left w:w="0" w:type="dxa"/>
+              <w:right w:w="0" w:type="dxa"/>
+            </w:tcMar>
+            <w:vAlign w:val="top"/>
+          </w:tcPr>
+          <w:p>
+            <w:pPr>
+              <w:pStyle w:val="Normal"/>
+              <w:jc w:val="center"/>
+              <w:pBdr>
+                <w:bottom w:val="none" w:sz="0" w:space="0" w:color="000000"/>
+                <w:top w:val="none" w:sz="0" w:space="0" w:color="000000"/>
+                <w:left w:val="none" w:sz="0" w:space="0" w:color="000000"/>
+                <w:right w:val="none" w:sz="0" w:space="0" w:color="000000"/>
+              </w:pBdr>
+              <w:spacing w:after="100" w:before="100" w:line="240"/>
+              <w:ind w:left="100" w:right="100" w:firstLine="0" w:firstLineChars="0"/>
+              <w:rPr>
+                <w:rFonts w:ascii="Helvetica" w:hAnsi="Helvetica" w:eastAsia="Helvetica" w:cs="Helvetica"/>
+                <w:i w:val="false"/>
+                <w:b w:val="false"/>
+                <w:u w:val="none"/>
+                <w:sz w:val="22"/>
+                <w:szCs w:val="22"/>
+                <w:color w:val="000000"/>
+              </w:rPr>
+            </w:pPr>
+            <w:r>
+              <w:rPr>
+                <w:rFonts w:ascii="Helvetica" w:hAnsi="Helvetica" w:eastAsia="Helvetica" w:cs="Helvetica"/>
+                <w:i w:val="false"/>
+                <w:b w:val="false"/>
+                <w:u w:val="none"/>
+                <w:sz w:val="22"/>
+                <w:szCs w:val="22"/>
+                <w:color w:val="000000"/>
+              </w:rPr>
+              <w:t xml:space="preserve">0.710</w:t>
             </w:r>
           </w:p>
         </w:tc>
@@ -18123,7 +17640,7 @@
         <w:trPr>
           <w:trHeight w:val="619" w:hRule="auto"/>
         </w:trPr>
-        body37
+        body36
         <w:tc>
           <w:tcPr>
             <w:tcBorders>

--- a/docs/tables/entire/sec7_aki_c10.docx
+++ b/docs/tables/entire/sec7_aki_c10.docx
@@ -2069,113 +2069,113 @@
                 <w:szCs w:val="22"/>
                 <w:color w:val="000000"/>
               </w:rPr>
-              <w:t xml:space="preserve">1.22</w:t>
-            </w:r>
-          </w:p>
-        </w:tc>
-        <w:tc>
-          <w:tcPr>
-            <w:tcBorders>
-              <w:bottom w:val="none" w:sz="0" w:space="0" w:color="000000"/>
-              <w:top w:val="none" w:sz="0" w:space="0" w:color="000000"/>
-              <w:left w:val="none" w:sz="0" w:space="0" w:color="000000"/>
-              <w:right w:val="none" w:sz="0" w:space="0" w:color="000000"/>
-            </w:tcBorders>
-            <w:shd w:val="clear" w:color="auto" w:fill="FFFFFF"/>
-            <w:tcMar>
-              <w:top w:w="0" w:type="dxa"/>
-              <w:bottom w:w="0" w:type="dxa"/>
-              <w:left w:w="0" w:type="dxa"/>
-              <w:right w:w="0" w:type="dxa"/>
-            </w:tcMar>
-            <w:vAlign w:val="top"/>
-          </w:tcPr>
-          <w:p>
-            <w:pPr>
-              <w:pStyle w:val="Normal"/>
-              <w:jc w:val="center"/>
-              <w:pBdr>
-                <w:bottom w:val="none" w:sz="0" w:space="0" w:color="000000"/>
-                <w:top w:val="none" w:sz="0" w:space="0" w:color="000000"/>
-                <w:left w:val="none" w:sz="0" w:space="0" w:color="000000"/>
-                <w:right w:val="none" w:sz="0" w:space="0" w:color="000000"/>
-              </w:pBdr>
-              <w:spacing w:after="100" w:before="100" w:line="240"/>
-              <w:ind w:left="100" w:right="100" w:firstLine="0" w:firstLineChars="0"/>
-              <w:rPr>
-                <w:rFonts w:ascii="Helvetica" w:hAnsi="Helvetica" w:eastAsia="Helvetica" w:cs="Helvetica"/>
-                <w:i w:val="false"/>
-                <w:b w:val="false"/>
-                <w:u w:val="none"/>
-                <w:sz w:val="22"/>
-                <w:szCs w:val="22"/>
-                <w:color w:val="000000"/>
-              </w:rPr>
-            </w:pPr>
-            <w:r>
-              <w:rPr>
-                <w:rFonts w:ascii="Helvetica" w:hAnsi="Helvetica" w:eastAsia="Helvetica" w:cs="Helvetica"/>
-                <w:i w:val="false"/>
-                <w:b w:val="false"/>
-                <w:u w:val="none"/>
-                <w:sz w:val="22"/>
-                <w:szCs w:val="22"/>
-                <w:color w:val="000000"/>
-              </w:rPr>
-              <w:t xml:space="preserve">0.85, 1.77</w:t>
-            </w:r>
-          </w:p>
-        </w:tc>
-        <w:tc>
-          <w:tcPr>
-            <w:tcBorders>
-              <w:bottom w:val="none" w:sz="0" w:space="0" w:color="000000"/>
-              <w:top w:val="none" w:sz="0" w:space="0" w:color="000000"/>
-              <w:left w:val="none" w:sz="0" w:space="0" w:color="000000"/>
-              <w:right w:val="none" w:sz="0" w:space="0" w:color="000000"/>
-            </w:tcBorders>
-            <w:shd w:val="clear" w:color="auto" w:fill="FFFFFF"/>
-            <w:tcMar>
-              <w:top w:w="0" w:type="dxa"/>
-              <w:bottom w:w="0" w:type="dxa"/>
-              <w:left w:w="0" w:type="dxa"/>
-              <w:right w:w="0" w:type="dxa"/>
-            </w:tcMar>
-            <w:vAlign w:val="top"/>
-          </w:tcPr>
-          <w:p>
-            <w:pPr>
-              <w:pStyle w:val="Normal"/>
-              <w:jc w:val="center"/>
-              <w:pBdr>
-                <w:bottom w:val="none" w:sz="0" w:space="0" w:color="000000"/>
-                <w:top w:val="none" w:sz="0" w:space="0" w:color="000000"/>
-                <w:left w:val="none" w:sz="0" w:space="0" w:color="000000"/>
-                <w:right w:val="none" w:sz="0" w:space="0" w:color="000000"/>
-              </w:pBdr>
-              <w:spacing w:after="100" w:before="100" w:line="240"/>
-              <w:ind w:left="100" w:right="100" w:firstLine="0" w:firstLineChars="0"/>
-              <w:rPr>
-                <w:rFonts w:ascii="Helvetica" w:hAnsi="Helvetica" w:eastAsia="Helvetica" w:cs="Helvetica"/>
-                <w:i w:val="false"/>
-                <w:b w:val="false"/>
-                <w:u w:val="none"/>
-                <w:sz w:val="22"/>
-                <w:szCs w:val="22"/>
-                <w:color w:val="000000"/>
-              </w:rPr>
-            </w:pPr>
-            <w:r>
-              <w:rPr>
-                <w:rFonts w:ascii="Helvetica" w:hAnsi="Helvetica" w:eastAsia="Helvetica" w:cs="Helvetica"/>
-                <w:i w:val="false"/>
-                <w:b w:val="false"/>
-                <w:u w:val="none"/>
-                <w:sz w:val="22"/>
-                <w:szCs w:val="22"/>
-                <w:color w:val="000000"/>
-              </w:rPr>
-              <w:t xml:space="preserve">0.280</w:t>
+              <w:t xml:space="preserve">1.48</w:t>
+            </w:r>
+          </w:p>
+        </w:tc>
+        <w:tc>
+          <w:tcPr>
+            <w:tcBorders>
+              <w:bottom w:val="none" w:sz="0" w:space="0" w:color="000000"/>
+              <w:top w:val="none" w:sz="0" w:space="0" w:color="000000"/>
+              <w:left w:val="none" w:sz="0" w:space="0" w:color="000000"/>
+              <w:right w:val="none" w:sz="0" w:space="0" w:color="000000"/>
+            </w:tcBorders>
+            <w:shd w:val="clear" w:color="auto" w:fill="FFFFFF"/>
+            <w:tcMar>
+              <w:top w:w="0" w:type="dxa"/>
+              <w:bottom w:w="0" w:type="dxa"/>
+              <w:left w:w="0" w:type="dxa"/>
+              <w:right w:w="0" w:type="dxa"/>
+            </w:tcMar>
+            <w:vAlign w:val="top"/>
+          </w:tcPr>
+          <w:p>
+            <w:pPr>
+              <w:pStyle w:val="Normal"/>
+              <w:jc w:val="center"/>
+              <w:pBdr>
+                <w:bottom w:val="none" w:sz="0" w:space="0" w:color="000000"/>
+                <w:top w:val="none" w:sz="0" w:space="0" w:color="000000"/>
+                <w:left w:val="none" w:sz="0" w:space="0" w:color="000000"/>
+                <w:right w:val="none" w:sz="0" w:space="0" w:color="000000"/>
+              </w:pBdr>
+              <w:spacing w:after="100" w:before="100" w:line="240"/>
+              <w:ind w:left="100" w:right="100" w:firstLine="0" w:firstLineChars="0"/>
+              <w:rPr>
+                <w:rFonts w:ascii="Helvetica" w:hAnsi="Helvetica" w:eastAsia="Helvetica" w:cs="Helvetica"/>
+                <w:i w:val="false"/>
+                <w:b w:val="false"/>
+                <w:u w:val="none"/>
+                <w:sz w:val="22"/>
+                <w:szCs w:val="22"/>
+                <w:color w:val="000000"/>
+              </w:rPr>
+            </w:pPr>
+            <w:r>
+              <w:rPr>
+                <w:rFonts w:ascii="Helvetica" w:hAnsi="Helvetica" w:eastAsia="Helvetica" w:cs="Helvetica"/>
+                <w:i w:val="false"/>
+                <w:b w:val="false"/>
+                <w:u w:val="none"/>
+                <w:sz w:val="22"/>
+                <w:szCs w:val="22"/>
+                <w:color w:val="000000"/>
+              </w:rPr>
+              <w:t xml:space="preserve">1.05, 2.09</w:t>
+            </w:r>
+          </w:p>
+        </w:tc>
+        <w:tc>
+          <w:tcPr>
+            <w:tcBorders>
+              <w:bottom w:val="none" w:sz="0" w:space="0" w:color="000000"/>
+              <w:top w:val="none" w:sz="0" w:space="0" w:color="000000"/>
+              <w:left w:val="none" w:sz="0" w:space="0" w:color="000000"/>
+              <w:right w:val="none" w:sz="0" w:space="0" w:color="000000"/>
+            </w:tcBorders>
+            <w:shd w:val="clear" w:color="auto" w:fill="FFFFFF"/>
+            <w:tcMar>
+              <w:top w:w="0" w:type="dxa"/>
+              <w:bottom w:w="0" w:type="dxa"/>
+              <w:left w:w="0" w:type="dxa"/>
+              <w:right w:w="0" w:type="dxa"/>
+            </w:tcMar>
+            <w:vAlign w:val="top"/>
+          </w:tcPr>
+          <w:p>
+            <w:pPr>
+              <w:pStyle w:val="Normal"/>
+              <w:jc w:val="center"/>
+              <w:pBdr>
+                <w:bottom w:val="none" w:sz="0" w:space="0" w:color="000000"/>
+                <w:top w:val="none" w:sz="0" w:space="0" w:color="000000"/>
+                <w:left w:val="none" w:sz="0" w:space="0" w:color="000000"/>
+                <w:right w:val="none" w:sz="0" w:space="0" w:color="000000"/>
+              </w:pBdr>
+              <w:spacing w:after="100" w:before="100" w:line="240"/>
+              <w:ind w:left="100" w:right="100" w:firstLine="0" w:firstLineChars="0"/>
+              <w:rPr>
+                <w:rFonts w:ascii="Helvetica" w:hAnsi="Helvetica" w:eastAsia="Helvetica" w:cs="Helvetica"/>
+                <w:i w:val="false"/>
+                <w:b w:val="false"/>
+                <w:u w:val="none"/>
+                <w:sz w:val="22"/>
+                <w:szCs w:val="22"/>
+                <w:color w:val="000000"/>
+              </w:rPr>
+            </w:pPr>
+            <w:r>
+              <w:rPr>
+                <w:rFonts w:ascii="Helvetica" w:hAnsi="Helvetica" w:eastAsia="Helvetica" w:cs="Helvetica"/>
+                <w:i w:val="false"/>
+                <w:b w:val="false"/>
+                <w:u w:val="none"/>
+                <w:sz w:val="22"/>
+                <w:szCs w:val="22"/>
+                <w:color w:val="000000"/>
+              </w:rPr>
+              <w:t xml:space="preserve">0.026</w:t>
             </w:r>
           </w:p>
         </w:tc>
@@ -2605,60 +2605,60 @@
                 <w:szCs w:val="22"/>
                 <w:color w:val="000000"/>
               </w:rPr>
-              <w:t xml:space="preserve">0.98, 1.00</w:t>
-            </w:r>
-          </w:p>
-        </w:tc>
-        <w:tc>
-          <w:tcPr>
-            <w:tcBorders>
-              <w:bottom w:val="none" w:sz="0" w:space="0" w:color="000000"/>
-              <w:top w:val="none" w:sz="0" w:space="0" w:color="000000"/>
-              <w:left w:val="none" w:sz="0" w:space="0" w:color="000000"/>
-              <w:right w:val="none" w:sz="0" w:space="0" w:color="000000"/>
-            </w:tcBorders>
-            <w:shd w:val="clear" w:color="auto" w:fill="FFFFFF"/>
-            <w:tcMar>
-              <w:top w:w="0" w:type="dxa"/>
-              <w:bottom w:w="0" w:type="dxa"/>
-              <w:left w:w="0" w:type="dxa"/>
-              <w:right w:w="0" w:type="dxa"/>
-            </w:tcMar>
-            <w:vAlign w:val="top"/>
-          </w:tcPr>
-          <w:p>
-            <w:pPr>
-              <w:pStyle w:val="Normal"/>
-              <w:jc w:val="center"/>
-              <w:pBdr>
-                <w:bottom w:val="none" w:sz="0" w:space="0" w:color="000000"/>
-                <w:top w:val="none" w:sz="0" w:space="0" w:color="000000"/>
-                <w:left w:val="none" w:sz="0" w:space="0" w:color="000000"/>
-                <w:right w:val="none" w:sz="0" w:space="0" w:color="000000"/>
-              </w:pBdr>
-              <w:spacing w:after="100" w:before="100" w:line="240"/>
-              <w:ind w:left="100" w:right="100" w:firstLine="0" w:firstLineChars="0"/>
-              <w:rPr>
-                <w:rFonts w:ascii="Helvetica" w:hAnsi="Helvetica" w:eastAsia="Helvetica" w:cs="Helvetica"/>
-                <w:i w:val="false"/>
-                <w:b w:val="false"/>
-                <w:u w:val="none"/>
-                <w:sz w:val="22"/>
-                <w:szCs w:val="22"/>
-                <w:color w:val="000000"/>
-              </w:rPr>
-            </w:pPr>
-            <w:r>
-              <w:rPr>
-                <w:rFonts w:ascii="Helvetica" w:hAnsi="Helvetica" w:eastAsia="Helvetica" w:cs="Helvetica"/>
-                <w:i w:val="false"/>
-                <w:b w:val="false"/>
-                <w:u w:val="none"/>
-                <w:sz w:val="22"/>
-                <w:szCs w:val="22"/>
-                <w:color w:val="000000"/>
-              </w:rPr>
-              <w:t xml:space="preserve">0.170</w:t>
+              <w:t xml:space="preserve">0.98, 1.01</w:t>
+            </w:r>
+          </w:p>
+        </w:tc>
+        <w:tc>
+          <w:tcPr>
+            <w:tcBorders>
+              <w:bottom w:val="none" w:sz="0" w:space="0" w:color="000000"/>
+              <w:top w:val="none" w:sz="0" w:space="0" w:color="000000"/>
+              <w:left w:val="none" w:sz="0" w:space="0" w:color="000000"/>
+              <w:right w:val="none" w:sz="0" w:space="0" w:color="000000"/>
+            </w:tcBorders>
+            <w:shd w:val="clear" w:color="auto" w:fill="FFFFFF"/>
+            <w:tcMar>
+              <w:top w:w="0" w:type="dxa"/>
+              <w:bottom w:w="0" w:type="dxa"/>
+              <w:left w:w="0" w:type="dxa"/>
+              <w:right w:w="0" w:type="dxa"/>
+            </w:tcMar>
+            <w:vAlign w:val="top"/>
+          </w:tcPr>
+          <w:p>
+            <w:pPr>
+              <w:pStyle w:val="Normal"/>
+              <w:jc w:val="center"/>
+              <w:pBdr>
+                <w:bottom w:val="none" w:sz="0" w:space="0" w:color="000000"/>
+                <w:top w:val="none" w:sz="0" w:space="0" w:color="000000"/>
+                <w:left w:val="none" w:sz="0" w:space="0" w:color="000000"/>
+                <w:right w:val="none" w:sz="0" w:space="0" w:color="000000"/>
+              </w:pBdr>
+              <w:spacing w:after="100" w:before="100" w:line="240"/>
+              <w:ind w:left="100" w:right="100" w:firstLine="0" w:firstLineChars="0"/>
+              <w:rPr>
+                <w:rFonts w:ascii="Helvetica" w:hAnsi="Helvetica" w:eastAsia="Helvetica" w:cs="Helvetica"/>
+                <w:i w:val="false"/>
+                <w:b w:val="false"/>
+                <w:u w:val="none"/>
+                <w:sz w:val="22"/>
+                <w:szCs w:val="22"/>
+                <w:color w:val="000000"/>
+              </w:rPr>
+            </w:pPr>
+            <w:r>
+              <w:rPr>
+                <w:rFonts w:ascii="Helvetica" w:hAnsi="Helvetica" w:eastAsia="Helvetica" w:cs="Helvetica"/>
+                <w:i w:val="false"/>
+                <w:b w:val="false"/>
+                <w:u w:val="none"/>
+                <w:sz w:val="22"/>
+                <w:szCs w:val="22"/>
+                <w:color w:val="000000"/>
+              </w:rPr>
+              <w:t xml:space="preserve">0.240</w:t>
             </w:r>
           </w:p>
         </w:tc>
@@ -4001,113 +4001,113 @@
                 <w:szCs w:val="22"/>
                 <w:color w:val="000000"/>
               </w:rPr>
-              <w:t xml:space="preserve">1.80</w:t>
-            </w:r>
-          </w:p>
-        </w:tc>
-        <w:tc>
-          <w:tcPr>
-            <w:tcBorders>
-              <w:bottom w:val="none" w:sz="0" w:space="0" w:color="000000"/>
-              <w:top w:val="none" w:sz="0" w:space="0" w:color="000000"/>
-              <w:left w:val="none" w:sz="0" w:space="0" w:color="000000"/>
-              <w:right w:val="none" w:sz="0" w:space="0" w:color="000000"/>
-            </w:tcBorders>
-            <w:shd w:val="clear" w:color="auto" w:fill="FFFFFF"/>
-            <w:tcMar>
-              <w:top w:w="0" w:type="dxa"/>
-              <w:bottom w:w="0" w:type="dxa"/>
-              <w:left w:w="0" w:type="dxa"/>
-              <w:right w:w="0" w:type="dxa"/>
-            </w:tcMar>
-            <w:vAlign w:val="top"/>
-          </w:tcPr>
-          <w:p>
-            <w:pPr>
-              <w:pStyle w:val="Normal"/>
-              <w:jc w:val="center"/>
-              <w:pBdr>
-                <w:bottom w:val="none" w:sz="0" w:space="0" w:color="000000"/>
-                <w:top w:val="none" w:sz="0" w:space="0" w:color="000000"/>
-                <w:left w:val="none" w:sz="0" w:space="0" w:color="000000"/>
-                <w:right w:val="none" w:sz="0" w:space="0" w:color="000000"/>
-              </w:pBdr>
-              <w:spacing w:after="100" w:before="100" w:line="240"/>
-              <w:ind w:left="100" w:right="100" w:firstLine="0" w:firstLineChars="0"/>
-              <w:rPr>
-                <w:rFonts w:ascii="Helvetica" w:hAnsi="Helvetica" w:eastAsia="Helvetica" w:cs="Helvetica"/>
-                <w:i w:val="false"/>
-                <w:b w:val="false"/>
-                <w:u w:val="none"/>
-                <w:sz w:val="22"/>
-                <w:szCs w:val="22"/>
-                <w:color w:val="000000"/>
-              </w:rPr>
-            </w:pPr>
-            <w:r>
-              <w:rPr>
-                <w:rFonts w:ascii="Helvetica" w:hAnsi="Helvetica" w:eastAsia="Helvetica" w:cs="Helvetica"/>
-                <w:i w:val="false"/>
-                <w:b w:val="false"/>
-                <w:u w:val="none"/>
-                <w:sz w:val="22"/>
-                <w:szCs w:val="22"/>
-                <w:color w:val="000000"/>
-              </w:rPr>
-              <w:t xml:space="preserve">1.22, 2.65</w:t>
-            </w:r>
-          </w:p>
-        </w:tc>
-        <w:tc>
-          <w:tcPr>
-            <w:tcBorders>
-              <w:bottom w:val="none" w:sz="0" w:space="0" w:color="000000"/>
-              <w:top w:val="none" w:sz="0" w:space="0" w:color="000000"/>
-              <w:left w:val="none" w:sz="0" w:space="0" w:color="000000"/>
-              <w:right w:val="none" w:sz="0" w:space="0" w:color="000000"/>
-            </w:tcBorders>
-            <w:shd w:val="clear" w:color="auto" w:fill="FFFFFF"/>
-            <w:tcMar>
-              <w:top w:w="0" w:type="dxa"/>
-              <w:bottom w:w="0" w:type="dxa"/>
-              <w:left w:w="0" w:type="dxa"/>
-              <w:right w:w="0" w:type="dxa"/>
-            </w:tcMar>
-            <w:vAlign w:val="top"/>
-          </w:tcPr>
-          <w:p>
-            <w:pPr>
-              <w:pStyle w:val="Normal"/>
-              <w:jc w:val="center"/>
-              <w:pBdr>
-                <w:bottom w:val="none" w:sz="0" w:space="0" w:color="000000"/>
-                <w:top w:val="none" w:sz="0" w:space="0" w:color="000000"/>
-                <w:left w:val="none" w:sz="0" w:space="0" w:color="000000"/>
-                <w:right w:val="none" w:sz="0" w:space="0" w:color="000000"/>
-              </w:pBdr>
-              <w:spacing w:after="100" w:before="100" w:line="240"/>
-              <w:ind w:left="100" w:right="100" w:firstLine="0" w:firstLineChars="0"/>
-              <w:rPr>
-                <w:rFonts w:ascii="Helvetica" w:hAnsi="Helvetica" w:eastAsia="Helvetica" w:cs="Helvetica"/>
-                <w:i w:val="false"/>
-                <w:b w:val="false"/>
-                <w:u w:val="none"/>
-                <w:sz w:val="22"/>
-                <w:szCs w:val="22"/>
-                <w:color w:val="000000"/>
-              </w:rPr>
-            </w:pPr>
-            <w:r>
-              <w:rPr>
-                <w:rFonts w:ascii="Helvetica" w:hAnsi="Helvetica" w:eastAsia="Helvetica" w:cs="Helvetica"/>
-                <w:i w:val="false"/>
-                <w:b w:val="false"/>
-                <w:u w:val="none"/>
-                <w:sz w:val="22"/>
-                <w:szCs w:val="22"/>
-                <w:color w:val="000000"/>
-              </w:rPr>
-              <w:t xml:space="preserve">0.003</w:t>
+              <w:t xml:space="preserve">1.78</w:t>
+            </w:r>
+          </w:p>
+        </w:tc>
+        <w:tc>
+          <w:tcPr>
+            <w:tcBorders>
+              <w:bottom w:val="none" w:sz="0" w:space="0" w:color="000000"/>
+              <w:top w:val="none" w:sz="0" w:space="0" w:color="000000"/>
+              <w:left w:val="none" w:sz="0" w:space="0" w:color="000000"/>
+              <w:right w:val="none" w:sz="0" w:space="0" w:color="000000"/>
+            </w:tcBorders>
+            <w:shd w:val="clear" w:color="auto" w:fill="FFFFFF"/>
+            <w:tcMar>
+              <w:top w:w="0" w:type="dxa"/>
+              <w:bottom w:w="0" w:type="dxa"/>
+              <w:left w:w="0" w:type="dxa"/>
+              <w:right w:w="0" w:type="dxa"/>
+            </w:tcMar>
+            <w:vAlign w:val="top"/>
+          </w:tcPr>
+          <w:p>
+            <w:pPr>
+              <w:pStyle w:val="Normal"/>
+              <w:jc w:val="center"/>
+              <w:pBdr>
+                <w:bottom w:val="none" w:sz="0" w:space="0" w:color="000000"/>
+                <w:top w:val="none" w:sz="0" w:space="0" w:color="000000"/>
+                <w:left w:val="none" w:sz="0" w:space="0" w:color="000000"/>
+                <w:right w:val="none" w:sz="0" w:space="0" w:color="000000"/>
+              </w:pBdr>
+              <w:spacing w:after="100" w:before="100" w:line="240"/>
+              <w:ind w:left="100" w:right="100" w:firstLine="0" w:firstLineChars="0"/>
+              <w:rPr>
+                <w:rFonts w:ascii="Helvetica" w:hAnsi="Helvetica" w:eastAsia="Helvetica" w:cs="Helvetica"/>
+                <w:i w:val="false"/>
+                <w:b w:val="false"/>
+                <w:u w:val="none"/>
+                <w:sz w:val="22"/>
+                <w:szCs w:val="22"/>
+                <w:color w:val="000000"/>
+              </w:rPr>
+            </w:pPr>
+            <w:r>
+              <w:rPr>
+                <w:rFonts w:ascii="Helvetica" w:hAnsi="Helvetica" w:eastAsia="Helvetica" w:cs="Helvetica"/>
+                <w:i w:val="false"/>
+                <w:b w:val="false"/>
+                <w:u w:val="none"/>
+                <w:sz w:val="22"/>
+                <w:szCs w:val="22"/>
+                <w:color w:val="000000"/>
+              </w:rPr>
+              <w:t xml:space="preserve">1.20, 2.63</w:t>
+            </w:r>
+          </w:p>
+        </w:tc>
+        <w:tc>
+          <w:tcPr>
+            <w:tcBorders>
+              <w:bottom w:val="none" w:sz="0" w:space="0" w:color="000000"/>
+              <w:top w:val="none" w:sz="0" w:space="0" w:color="000000"/>
+              <w:left w:val="none" w:sz="0" w:space="0" w:color="000000"/>
+              <w:right w:val="none" w:sz="0" w:space="0" w:color="000000"/>
+            </w:tcBorders>
+            <w:shd w:val="clear" w:color="auto" w:fill="FFFFFF"/>
+            <w:tcMar>
+              <w:top w:w="0" w:type="dxa"/>
+              <w:bottom w:w="0" w:type="dxa"/>
+              <w:left w:w="0" w:type="dxa"/>
+              <w:right w:w="0" w:type="dxa"/>
+            </w:tcMar>
+            <w:vAlign w:val="top"/>
+          </w:tcPr>
+          <w:p>
+            <w:pPr>
+              <w:pStyle w:val="Normal"/>
+              <w:jc w:val="center"/>
+              <w:pBdr>
+                <w:bottom w:val="none" w:sz="0" w:space="0" w:color="000000"/>
+                <w:top w:val="none" w:sz="0" w:space="0" w:color="000000"/>
+                <w:left w:val="none" w:sz="0" w:space="0" w:color="000000"/>
+                <w:right w:val="none" w:sz="0" w:space="0" w:color="000000"/>
+              </w:pBdr>
+              <w:spacing w:after="100" w:before="100" w:line="240"/>
+              <w:ind w:left="100" w:right="100" w:firstLine="0" w:firstLineChars="0"/>
+              <w:rPr>
+                <w:rFonts w:ascii="Helvetica" w:hAnsi="Helvetica" w:eastAsia="Helvetica" w:cs="Helvetica"/>
+                <w:i w:val="false"/>
+                <w:b w:val="false"/>
+                <w:u w:val="none"/>
+                <w:sz w:val="22"/>
+                <w:szCs w:val="22"/>
+                <w:color w:val="000000"/>
+              </w:rPr>
+            </w:pPr>
+            <w:r>
+              <w:rPr>
+                <w:rFonts w:ascii="Helvetica" w:hAnsi="Helvetica" w:eastAsia="Helvetica" w:cs="Helvetica"/>
+                <w:i w:val="false"/>
+                <w:b w:val="false"/>
+                <w:u w:val="none"/>
+                <w:sz w:val="22"/>
+                <w:szCs w:val="22"/>
+                <w:color w:val="000000"/>
+              </w:rPr>
+              <w:t xml:space="preserve">0.004</w:t>
             </w:r>
           </w:p>
         </w:tc>
@@ -4537,60 +4537,60 @@
                 <w:szCs w:val="22"/>
                 <w:color w:val="000000"/>
               </w:rPr>
-              <w:t xml:space="preserve">0.97, 1.09</w:t>
-            </w:r>
-          </w:p>
-        </w:tc>
-        <w:tc>
-          <w:tcPr>
-            <w:tcBorders>
-              <w:bottom w:val="none" w:sz="0" w:space="0" w:color="000000"/>
-              <w:top w:val="none" w:sz="0" w:space="0" w:color="000000"/>
-              <w:left w:val="none" w:sz="0" w:space="0" w:color="000000"/>
-              <w:right w:val="none" w:sz="0" w:space="0" w:color="000000"/>
-            </w:tcBorders>
-            <w:shd w:val="clear" w:color="auto" w:fill="FFFFFF"/>
-            <w:tcMar>
-              <w:top w:w="0" w:type="dxa"/>
-              <w:bottom w:w="0" w:type="dxa"/>
-              <w:left w:w="0" w:type="dxa"/>
-              <w:right w:w="0" w:type="dxa"/>
-            </w:tcMar>
-            <w:vAlign w:val="top"/>
-          </w:tcPr>
-          <w:p>
-            <w:pPr>
-              <w:pStyle w:val="Normal"/>
-              <w:jc w:val="center"/>
-              <w:pBdr>
-                <w:bottom w:val="none" w:sz="0" w:space="0" w:color="000000"/>
-                <w:top w:val="none" w:sz="0" w:space="0" w:color="000000"/>
-                <w:left w:val="none" w:sz="0" w:space="0" w:color="000000"/>
-                <w:right w:val="none" w:sz="0" w:space="0" w:color="000000"/>
-              </w:pBdr>
-              <w:spacing w:after="100" w:before="100" w:line="240"/>
-              <w:ind w:left="100" w:right="100" w:firstLine="0" w:firstLineChars="0"/>
-              <w:rPr>
-                <w:rFonts w:ascii="Helvetica" w:hAnsi="Helvetica" w:eastAsia="Helvetica" w:cs="Helvetica"/>
-                <w:i w:val="false"/>
-                <w:b w:val="false"/>
-                <w:u w:val="none"/>
-                <w:sz w:val="22"/>
-                <w:szCs w:val="22"/>
-                <w:color w:val="000000"/>
-              </w:rPr>
-            </w:pPr>
-            <w:r>
-              <w:rPr>
-                <w:rFonts w:ascii="Helvetica" w:hAnsi="Helvetica" w:eastAsia="Helvetica" w:cs="Helvetica"/>
-                <w:i w:val="false"/>
-                <w:b w:val="false"/>
-                <w:u w:val="none"/>
-                <w:sz w:val="22"/>
-                <w:szCs w:val="22"/>
-                <w:color w:val="000000"/>
-              </w:rPr>
-              <w:t xml:space="preserve">0.300</w:t>
+              <w:t xml:space="preserve">0.98, 1.09</w:t>
+            </w:r>
+          </w:p>
+        </w:tc>
+        <w:tc>
+          <w:tcPr>
+            <w:tcBorders>
+              <w:bottom w:val="none" w:sz="0" w:space="0" w:color="000000"/>
+              <w:top w:val="none" w:sz="0" w:space="0" w:color="000000"/>
+              <w:left w:val="none" w:sz="0" w:space="0" w:color="000000"/>
+              <w:right w:val="none" w:sz="0" w:space="0" w:color="000000"/>
+            </w:tcBorders>
+            <w:shd w:val="clear" w:color="auto" w:fill="FFFFFF"/>
+            <w:tcMar>
+              <w:top w:w="0" w:type="dxa"/>
+              <w:bottom w:w="0" w:type="dxa"/>
+              <w:left w:w="0" w:type="dxa"/>
+              <w:right w:w="0" w:type="dxa"/>
+            </w:tcMar>
+            <w:vAlign w:val="top"/>
+          </w:tcPr>
+          <w:p>
+            <w:pPr>
+              <w:pStyle w:val="Normal"/>
+              <w:jc w:val="center"/>
+              <w:pBdr>
+                <w:bottom w:val="none" w:sz="0" w:space="0" w:color="000000"/>
+                <w:top w:val="none" w:sz="0" w:space="0" w:color="000000"/>
+                <w:left w:val="none" w:sz="0" w:space="0" w:color="000000"/>
+                <w:right w:val="none" w:sz="0" w:space="0" w:color="000000"/>
+              </w:pBdr>
+              <w:spacing w:after="100" w:before="100" w:line="240"/>
+              <w:ind w:left="100" w:right="100" w:firstLine="0" w:firstLineChars="0"/>
+              <w:rPr>
+                <w:rFonts w:ascii="Helvetica" w:hAnsi="Helvetica" w:eastAsia="Helvetica" w:cs="Helvetica"/>
+                <w:i w:val="false"/>
+                <w:b w:val="false"/>
+                <w:u w:val="none"/>
+                <w:sz w:val="22"/>
+                <w:szCs w:val="22"/>
+                <w:color w:val="000000"/>
+              </w:rPr>
+            </w:pPr>
+            <w:r>
+              <w:rPr>
+                <w:rFonts w:ascii="Helvetica" w:hAnsi="Helvetica" w:eastAsia="Helvetica" w:cs="Helvetica"/>
+                <w:i w:val="false"/>
+                <w:b w:val="false"/>
+                <w:u w:val="none"/>
+                <w:sz w:val="22"/>
+                <w:szCs w:val="22"/>
+                <w:color w:val="000000"/>
+              </w:rPr>
+              <w:t xml:space="preserve">0.240</w:t>
             </w:r>
           </w:p>
         </w:tc>
@@ -5933,113 +5933,113 @@
                 <w:szCs w:val="22"/>
                 <w:color w:val="000000"/>
               </w:rPr>
-              <w:t xml:space="preserve">1.22</w:t>
-            </w:r>
-          </w:p>
-        </w:tc>
-        <w:tc>
-          <w:tcPr>
-            <w:tcBorders>
-              <w:bottom w:val="none" w:sz="0" w:space="0" w:color="000000"/>
-              <w:top w:val="none" w:sz="0" w:space="0" w:color="000000"/>
-              <w:left w:val="none" w:sz="0" w:space="0" w:color="000000"/>
-              <w:right w:val="none" w:sz="0" w:space="0" w:color="000000"/>
-            </w:tcBorders>
-            <w:shd w:val="clear" w:color="auto" w:fill="FFFFFF"/>
-            <w:tcMar>
-              <w:top w:w="0" w:type="dxa"/>
-              <w:bottom w:w="0" w:type="dxa"/>
-              <w:left w:w="0" w:type="dxa"/>
-              <w:right w:w="0" w:type="dxa"/>
-            </w:tcMar>
-            <w:vAlign w:val="top"/>
-          </w:tcPr>
-          <w:p>
-            <w:pPr>
-              <w:pStyle w:val="Normal"/>
-              <w:jc w:val="center"/>
-              <w:pBdr>
-                <w:bottom w:val="none" w:sz="0" w:space="0" w:color="000000"/>
-                <w:top w:val="none" w:sz="0" w:space="0" w:color="000000"/>
-                <w:left w:val="none" w:sz="0" w:space="0" w:color="000000"/>
-                <w:right w:val="none" w:sz="0" w:space="0" w:color="000000"/>
-              </w:pBdr>
-              <w:spacing w:after="100" w:before="100" w:line="240"/>
-              <w:ind w:left="100" w:right="100" w:firstLine="0" w:firstLineChars="0"/>
-              <w:rPr>
-                <w:rFonts w:ascii="Helvetica" w:hAnsi="Helvetica" w:eastAsia="Helvetica" w:cs="Helvetica"/>
-                <w:i w:val="false"/>
-                <w:b w:val="false"/>
-                <w:u w:val="none"/>
-                <w:sz w:val="22"/>
-                <w:szCs w:val="22"/>
-                <w:color w:val="000000"/>
-              </w:rPr>
-            </w:pPr>
-            <w:r>
-              <w:rPr>
-                <w:rFonts w:ascii="Helvetica" w:hAnsi="Helvetica" w:eastAsia="Helvetica" w:cs="Helvetica"/>
-                <w:i w:val="false"/>
-                <w:b w:val="false"/>
-                <w:u w:val="none"/>
-                <w:sz w:val="22"/>
-                <w:szCs w:val="22"/>
-                <w:color w:val="000000"/>
-              </w:rPr>
-              <w:t xml:space="preserve">0.87, 1.71</w:t>
-            </w:r>
-          </w:p>
-        </w:tc>
-        <w:tc>
-          <w:tcPr>
-            <w:tcBorders>
-              <w:bottom w:val="none" w:sz="0" w:space="0" w:color="000000"/>
-              <w:top w:val="none" w:sz="0" w:space="0" w:color="000000"/>
-              <w:left w:val="none" w:sz="0" w:space="0" w:color="000000"/>
-              <w:right w:val="none" w:sz="0" w:space="0" w:color="000000"/>
-            </w:tcBorders>
-            <w:shd w:val="clear" w:color="auto" w:fill="FFFFFF"/>
-            <w:tcMar>
-              <w:top w:w="0" w:type="dxa"/>
-              <w:bottom w:w="0" w:type="dxa"/>
-              <w:left w:w="0" w:type="dxa"/>
-              <w:right w:w="0" w:type="dxa"/>
-            </w:tcMar>
-            <w:vAlign w:val="top"/>
-          </w:tcPr>
-          <w:p>
-            <w:pPr>
-              <w:pStyle w:val="Normal"/>
-              <w:jc w:val="center"/>
-              <w:pBdr>
-                <w:bottom w:val="none" w:sz="0" w:space="0" w:color="000000"/>
-                <w:top w:val="none" w:sz="0" w:space="0" w:color="000000"/>
-                <w:left w:val="none" w:sz="0" w:space="0" w:color="000000"/>
-                <w:right w:val="none" w:sz="0" w:space="0" w:color="000000"/>
-              </w:pBdr>
-              <w:spacing w:after="100" w:before="100" w:line="240"/>
-              <w:ind w:left="100" w:right="100" w:firstLine="0" w:firstLineChars="0"/>
-              <w:rPr>
-                <w:rFonts w:ascii="Helvetica" w:hAnsi="Helvetica" w:eastAsia="Helvetica" w:cs="Helvetica"/>
-                <w:i w:val="false"/>
-                <w:b w:val="false"/>
-                <w:u w:val="none"/>
-                <w:sz w:val="22"/>
-                <w:szCs w:val="22"/>
-                <w:color w:val="000000"/>
-              </w:rPr>
-            </w:pPr>
-            <w:r>
-              <w:rPr>
-                <w:rFonts w:ascii="Helvetica" w:hAnsi="Helvetica" w:eastAsia="Helvetica" w:cs="Helvetica"/>
-                <w:i w:val="false"/>
-                <w:b w:val="false"/>
-                <w:u w:val="none"/>
-                <w:sz w:val="22"/>
-                <w:szCs w:val="22"/>
-                <w:color w:val="000000"/>
-              </w:rPr>
-              <w:t xml:space="preserve">0.250</w:t>
+              <w:t xml:space="preserve">1.26</w:t>
+            </w:r>
+          </w:p>
+        </w:tc>
+        <w:tc>
+          <w:tcPr>
+            <w:tcBorders>
+              <w:bottom w:val="none" w:sz="0" w:space="0" w:color="000000"/>
+              <w:top w:val="none" w:sz="0" w:space="0" w:color="000000"/>
+              <w:left w:val="none" w:sz="0" w:space="0" w:color="000000"/>
+              <w:right w:val="none" w:sz="0" w:space="0" w:color="000000"/>
+            </w:tcBorders>
+            <w:shd w:val="clear" w:color="auto" w:fill="FFFFFF"/>
+            <w:tcMar>
+              <w:top w:w="0" w:type="dxa"/>
+              <w:bottom w:w="0" w:type="dxa"/>
+              <w:left w:w="0" w:type="dxa"/>
+              <w:right w:w="0" w:type="dxa"/>
+            </w:tcMar>
+            <w:vAlign w:val="top"/>
+          </w:tcPr>
+          <w:p>
+            <w:pPr>
+              <w:pStyle w:val="Normal"/>
+              <w:jc w:val="center"/>
+              <w:pBdr>
+                <w:bottom w:val="none" w:sz="0" w:space="0" w:color="000000"/>
+                <w:top w:val="none" w:sz="0" w:space="0" w:color="000000"/>
+                <w:left w:val="none" w:sz="0" w:space="0" w:color="000000"/>
+                <w:right w:val="none" w:sz="0" w:space="0" w:color="000000"/>
+              </w:pBdr>
+              <w:spacing w:after="100" w:before="100" w:line="240"/>
+              <w:ind w:left="100" w:right="100" w:firstLine="0" w:firstLineChars="0"/>
+              <w:rPr>
+                <w:rFonts w:ascii="Helvetica" w:hAnsi="Helvetica" w:eastAsia="Helvetica" w:cs="Helvetica"/>
+                <w:i w:val="false"/>
+                <w:b w:val="false"/>
+                <w:u w:val="none"/>
+                <w:sz w:val="22"/>
+                <w:szCs w:val="22"/>
+                <w:color w:val="000000"/>
+              </w:rPr>
+            </w:pPr>
+            <w:r>
+              <w:rPr>
+                <w:rFonts w:ascii="Helvetica" w:hAnsi="Helvetica" w:eastAsia="Helvetica" w:cs="Helvetica"/>
+                <w:i w:val="false"/>
+                <w:b w:val="false"/>
+                <w:u w:val="none"/>
+                <w:sz w:val="22"/>
+                <w:szCs w:val="22"/>
+                <w:color w:val="000000"/>
+              </w:rPr>
+              <w:t xml:space="preserve">0.90, 1.75</w:t>
+            </w:r>
+          </w:p>
+        </w:tc>
+        <w:tc>
+          <w:tcPr>
+            <w:tcBorders>
+              <w:bottom w:val="none" w:sz="0" w:space="0" w:color="000000"/>
+              <w:top w:val="none" w:sz="0" w:space="0" w:color="000000"/>
+              <w:left w:val="none" w:sz="0" w:space="0" w:color="000000"/>
+              <w:right w:val="none" w:sz="0" w:space="0" w:color="000000"/>
+            </w:tcBorders>
+            <w:shd w:val="clear" w:color="auto" w:fill="FFFFFF"/>
+            <w:tcMar>
+              <w:top w:w="0" w:type="dxa"/>
+              <w:bottom w:w="0" w:type="dxa"/>
+              <w:left w:w="0" w:type="dxa"/>
+              <w:right w:w="0" w:type="dxa"/>
+            </w:tcMar>
+            <w:vAlign w:val="top"/>
+          </w:tcPr>
+          <w:p>
+            <w:pPr>
+              <w:pStyle w:val="Normal"/>
+              <w:jc w:val="center"/>
+              <w:pBdr>
+                <w:bottom w:val="none" w:sz="0" w:space="0" w:color="000000"/>
+                <w:top w:val="none" w:sz="0" w:space="0" w:color="000000"/>
+                <w:left w:val="none" w:sz="0" w:space="0" w:color="000000"/>
+                <w:right w:val="none" w:sz="0" w:space="0" w:color="000000"/>
+              </w:pBdr>
+              <w:spacing w:after="100" w:before="100" w:line="240"/>
+              <w:ind w:left="100" w:right="100" w:firstLine="0" w:firstLineChars="0"/>
+              <w:rPr>
+                <w:rFonts w:ascii="Helvetica" w:hAnsi="Helvetica" w:eastAsia="Helvetica" w:cs="Helvetica"/>
+                <w:i w:val="false"/>
+                <w:b w:val="false"/>
+                <w:u w:val="none"/>
+                <w:sz w:val="22"/>
+                <w:szCs w:val="22"/>
+                <w:color w:val="000000"/>
+              </w:rPr>
+            </w:pPr>
+            <w:r>
+              <w:rPr>
+                <w:rFonts w:ascii="Helvetica" w:hAnsi="Helvetica" w:eastAsia="Helvetica" w:cs="Helvetica"/>
+                <w:i w:val="false"/>
+                <w:b w:val="false"/>
+                <w:u w:val="none"/>
+                <w:sz w:val="22"/>
+                <w:szCs w:val="22"/>
+                <w:color w:val="000000"/>
+              </w:rPr>
+              <w:t xml:space="preserve">0.180</w:t>
             </w:r>
           </w:p>
         </w:tc>
@@ -7382,113 +7382,113 @@
                 <w:szCs w:val="22"/>
                 <w:color w:val="000000"/>
               </w:rPr>
-              <w:t xml:space="preserve">1.17</w:t>
-            </w:r>
-          </w:p>
-        </w:tc>
-        <w:tc>
-          <w:tcPr>
-            <w:tcBorders>
-              <w:bottom w:val="none" w:sz="0" w:space="0" w:color="000000"/>
-              <w:top w:val="none" w:sz="0" w:space="0" w:color="000000"/>
-              <w:left w:val="none" w:sz="0" w:space="0" w:color="000000"/>
-              <w:right w:val="none" w:sz="0" w:space="0" w:color="000000"/>
-            </w:tcBorders>
-            <w:shd w:val="clear" w:color="auto" w:fill="FFFFFF"/>
-            <w:tcMar>
-              <w:top w:w="0" w:type="dxa"/>
-              <w:bottom w:w="0" w:type="dxa"/>
-              <w:left w:w="0" w:type="dxa"/>
-              <w:right w:w="0" w:type="dxa"/>
-            </w:tcMar>
-            <w:vAlign w:val="top"/>
-          </w:tcPr>
-          <w:p>
-            <w:pPr>
-              <w:pStyle w:val="Normal"/>
-              <w:jc w:val="center"/>
-              <w:pBdr>
-                <w:bottom w:val="none" w:sz="0" w:space="0" w:color="000000"/>
-                <w:top w:val="none" w:sz="0" w:space="0" w:color="000000"/>
-                <w:left w:val="none" w:sz="0" w:space="0" w:color="000000"/>
-                <w:right w:val="none" w:sz="0" w:space="0" w:color="000000"/>
-              </w:pBdr>
-              <w:spacing w:after="100" w:before="100" w:line="240"/>
-              <w:ind w:left="100" w:right="100" w:firstLine="0" w:firstLineChars="0"/>
-              <w:rPr>
-                <w:rFonts w:ascii="Helvetica" w:hAnsi="Helvetica" w:eastAsia="Helvetica" w:cs="Helvetica"/>
-                <w:i w:val="false"/>
-                <w:b w:val="false"/>
-                <w:u w:val="none"/>
-                <w:sz w:val="22"/>
-                <w:szCs w:val="22"/>
-                <w:color w:val="000000"/>
-              </w:rPr>
-            </w:pPr>
-            <w:r>
-              <w:rPr>
-                <w:rFonts w:ascii="Helvetica" w:hAnsi="Helvetica" w:eastAsia="Helvetica" w:cs="Helvetica"/>
-                <w:i w:val="false"/>
-                <w:b w:val="false"/>
-                <w:u w:val="none"/>
-                <w:sz w:val="22"/>
-                <w:szCs w:val="22"/>
-                <w:color w:val="000000"/>
-              </w:rPr>
-              <w:t xml:space="preserve">0.49, 2.80</w:t>
-            </w:r>
-          </w:p>
-        </w:tc>
-        <w:tc>
-          <w:tcPr>
-            <w:tcBorders>
-              <w:bottom w:val="none" w:sz="0" w:space="0" w:color="000000"/>
-              <w:top w:val="none" w:sz="0" w:space="0" w:color="000000"/>
-              <w:left w:val="none" w:sz="0" w:space="0" w:color="000000"/>
-              <w:right w:val="none" w:sz="0" w:space="0" w:color="000000"/>
-            </w:tcBorders>
-            <w:shd w:val="clear" w:color="auto" w:fill="FFFFFF"/>
-            <w:tcMar>
-              <w:top w:w="0" w:type="dxa"/>
-              <w:bottom w:w="0" w:type="dxa"/>
-              <w:left w:w="0" w:type="dxa"/>
-              <w:right w:w="0" w:type="dxa"/>
-            </w:tcMar>
-            <w:vAlign w:val="top"/>
-          </w:tcPr>
-          <w:p>
-            <w:pPr>
-              <w:pStyle w:val="Normal"/>
-              <w:jc w:val="center"/>
-              <w:pBdr>
-                <w:bottom w:val="none" w:sz="0" w:space="0" w:color="000000"/>
-                <w:top w:val="none" w:sz="0" w:space="0" w:color="000000"/>
-                <w:left w:val="none" w:sz="0" w:space="0" w:color="000000"/>
-                <w:right w:val="none" w:sz="0" w:space="0" w:color="000000"/>
-              </w:pBdr>
-              <w:spacing w:after="100" w:before="100" w:line="240"/>
-              <w:ind w:left="100" w:right="100" w:firstLine="0" w:firstLineChars="0"/>
-              <w:rPr>
-                <w:rFonts w:ascii="Helvetica" w:hAnsi="Helvetica" w:eastAsia="Helvetica" w:cs="Helvetica"/>
-                <w:i w:val="false"/>
-                <w:b w:val="false"/>
-                <w:u w:val="none"/>
-                <w:sz w:val="22"/>
-                <w:szCs w:val="22"/>
-                <w:color w:val="000000"/>
-              </w:rPr>
-            </w:pPr>
-            <w:r>
-              <w:rPr>
-                <w:rFonts w:ascii="Helvetica" w:hAnsi="Helvetica" w:eastAsia="Helvetica" w:cs="Helvetica"/>
-                <w:i w:val="false"/>
-                <w:b w:val="false"/>
-                <w:u w:val="none"/>
-                <w:sz w:val="22"/>
-                <w:szCs w:val="22"/>
-                <w:color w:val="000000"/>
-              </w:rPr>
-              <w:t xml:space="preserve">0.720</w:t>
+              <w:t xml:space="preserve">1.19</w:t>
+            </w:r>
+          </w:p>
+        </w:tc>
+        <w:tc>
+          <w:tcPr>
+            <w:tcBorders>
+              <w:bottom w:val="none" w:sz="0" w:space="0" w:color="000000"/>
+              <w:top w:val="none" w:sz="0" w:space="0" w:color="000000"/>
+              <w:left w:val="none" w:sz="0" w:space="0" w:color="000000"/>
+              <w:right w:val="none" w:sz="0" w:space="0" w:color="000000"/>
+            </w:tcBorders>
+            <w:shd w:val="clear" w:color="auto" w:fill="FFFFFF"/>
+            <w:tcMar>
+              <w:top w:w="0" w:type="dxa"/>
+              <w:bottom w:w="0" w:type="dxa"/>
+              <w:left w:w="0" w:type="dxa"/>
+              <w:right w:w="0" w:type="dxa"/>
+            </w:tcMar>
+            <w:vAlign w:val="top"/>
+          </w:tcPr>
+          <w:p>
+            <w:pPr>
+              <w:pStyle w:val="Normal"/>
+              <w:jc w:val="center"/>
+              <w:pBdr>
+                <w:bottom w:val="none" w:sz="0" w:space="0" w:color="000000"/>
+                <w:top w:val="none" w:sz="0" w:space="0" w:color="000000"/>
+                <w:left w:val="none" w:sz="0" w:space="0" w:color="000000"/>
+                <w:right w:val="none" w:sz="0" w:space="0" w:color="000000"/>
+              </w:pBdr>
+              <w:spacing w:after="100" w:before="100" w:line="240"/>
+              <w:ind w:left="100" w:right="100" w:firstLine="0" w:firstLineChars="0"/>
+              <w:rPr>
+                <w:rFonts w:ascii="Helvetica" w:hAnsi="Helvetica" w:eastAsia="Helvetica" w:cs="Helvetica"/>
+                <w:i w:val="false"/>
+                <w:b w:val="false"/>
+                <w:u w:val="none"/>
+                <w:sz w:val="22"/>
+                <w:szCs w:val="22"/>
+                <w:color w:val="000000"/>
+              </w:rPr>
+            </w:pPr>
+            <w:r>
+              <w:rPr>
+                <w:rFonts w:ascii="Helvetica" w:hAnsi="Helvetica" w:eastAsia="Helvetica" w:cs="Helvetica"/>
+                <w:i w:val="false"/>
+                <w:b w:val="false"/>
+                <w:u w:val="none"/>
+                <w:sz w:val="22"/>
+                <w:szCs w:val="22"/>
+                <w:color w:val="000000"/>
+              </w:rPr>
+              <w:t xml:space="preserve">0.50, 2.84</w:t>
+            </w:r>
+          </w:p>
+        </w:tc>
+        <w:tc>
+          <w:tcPr>
+            <w:tcBorders>
+              <w:bottom w:val="none" w:sz="0" w:space="0" w:color="000000"/>
+              <w:top w:val="none" w:sz="0" w:space="0" w:color="000000"/>
+              <w:left w:val="none" w:sz="0" w:space="0" w:color="000000"/>
+              <w:right w:val="none" w:sz="0" w:space="0" w:color="000000"/>
+            </w:tcBorders>
+            <w:shd w:val="clear" w:color="auto" w:fill="FFFFFF"/>
+            <w:tcMar>
+              <w:top w:w="0" w:type="dxa"/>
+              <w:bottom w:w="0" w:type="dxa"/>
+              <w:left w:w="0" w:type="dxa"/>
+              <w:right w:w="0" w:type="dxa"/>
+            </w:tcMar>
+            <w:vAlign w:val="top"/>
+          </w:tcPr>
+          <w:p>
+            <w:pPr>
+              <w:pStyle w:val="Normal"/>
+              <w:jc w:val="center"/>
+              <w:pBdr>
+                <w:bottom w:val="none" w:sz="0" w:space="0" w:color="000000"/>
+                <w:top w:val="none" w:sz="0" w:space="0" w:color="000000"/>
+                <w:left w:val="none" w:sz="0" w:space="0" w:color="000000"/>
+                <w:right w:val="none" w:sz="0" w:space="0" w:color="000000"/>
+              </w:pBdr>
+              <w:spacing w:after="100" w:before="100" w:line="240"/>
+              <w:ind w:left="100" w:right="100" w:firstLine="0" w:firstLineChars="0"/>
+              <w:rPr>
+                <w:rFonts w:ascii="Helvetica" w:hAnsi="Helvetica" w:eastAsia="Helvetica" w:cs="Helvetica"/>
+                <w:i w:val="false"/>
+                <w:b w:val="false"/>
+                <w:u w:val="none"/>
+                <w:sz w:val="22"/>
+                <w:szCs w:val="22"/>
+                <w:color w:val="000000"/>
+              </w:rPr>
+            </w:pPr>
+            <w:r>
+              <w:rPr>
+                <w:rFonts w:ascii="Helvetica" w:hAnsi="Helvetica" w:eastAsia="Helvetica" w:cs="Helvetica"/>
+                <w:i w:val="false"/>
+                <w:b w:val="false"/>
+                <w:u w:val="none"/>
+                <w:sz w:val="22"/>
+                <w:szCs w:val="22"/>
+                <w:color w:val="000000"/>
+              </w:rPr>
+              <w:t xml:space="preserve">0.700</w:t>
             </w:r>
           </w:p>
         </w:tc>
@@ -7865,113 +7865,113 @@
                 <w:szCs w:val="22"/>
                 <w:color w:val="000000"/>
               </w:rPr>
-              <w:t xml:space="preserve">1.09</w:t>
-            </w:r>
-          </w:p>
-        </w:tc>
-        <w:tc>
-          <w:tcPr>
-            <w:tcBorders>
-              <w:bottom w:val="none" w:sz="0" w:space="0" w:color="000000"/>
-              <w:top w:val="none" w:sz="0" w:space="0" w:color="000000"/>
-              <w:left w:val="none" w:sz="0" w:space="0" w:color="000000"/>
-              <w:right w:val="none" w:sz="0" w:space="0" w:color="000000"/>
-            </w:tcBorders>
-            <w:shd w:val="clear" w:color="auto" w:fill="FFFFFF"/>
-            <w:tcMar>
-              <w:top w:w="0" w:type="dxa"/>
-              <w:bottom w:w="0" w:type="dxa"/>
-              <w:left w:w="0" w:type="dxa"/>
-              <w:right w:w="0" w:type="dxa"/>
-            </w:tcMar>
-            <w:vAlign w:val="top"/>
-          </w:tcPr>
-          <w:p>
-            <w:pPr>
-              <w:pStyle w:val="Normal"/>
-              <w:jc w:val="center"/>
-              <w:pBdr>
-                <w:bottom w:val="none" w:sz="0" w:space="0" w:color="000000"/>
-                <w:top w:val="none" w:sz="0" w:space="0" w:color="000000"/>
-                <w:left w:val="none" w:sz="0" w:space="0" w:color="000000"/>
-                <w:right w:val="none" w:sz="0" w:space="0" w:color="000000"/>
-              </w:pBdr>
-              <w:spacing w:after="100" w:before="100" w:line="240"/>
-              <w:ind w:left="100" w:right="100" w:firstLine="0" w:firstLineChars="0"/>
-              <w:rPr>
-                <w:rFonts w:ascii="Helvetica" w:hAnsi="Helvetica" w:eastAsia="Helvetica" w:cs="Helvetica"/>
-                <w:i w:val="false"/>
-                <w:b w:val="false"/>
-                <w:u w:val="none"/>
-                <w:sz w:val="22"/>
-                <w:szCs w:val="22"/>
-                <w:color w:val="000000"/>
-              </w:rPr>
-            </w:pPr>
-            <w:r>
-              <w:rPr>
-                <w:rFonts w:ascii="Helvetica" w:hAnsi="Helvetica" w:eastAsia="Helvetica" w:cs="Helvetica"/>
-                <w:i w:val="false"/>
-                <w:b w:val="false"/>
-                <w:u w:val="none"/>
-                <w:sz w:val="22"/>
-                <w:szCs w:val="22"/>
-                <w:color w:val="000000"/>
-              </w:rPr>
-              <w:t xml:space="preserve">0.57, 2.10</w:t>
-            </w:r>
-          </w:p>
-        </w:tc>
-        <w:tc>
-          <w:tcPr>
-            <w:tcBorders>
-              <w:bottom w:val="none" w:sz="0" w:space="0" w:color="000000"/>
-              <w:top w:val="none" w:sz="0" w:space="0" w:color="000000"/>
-              <w:left w:val="none" w:sz="0" w:space="0" w:color="000000"/>
-              <w:right w:val="none" w:sz="0" w:space="0" w:color="000000"/>
-            </w:tcBorders>
-            <w:shd w:val="clear" w:color="auto" w:fill="FFFFFF"/>
-            <w:tcMar>
-              <w:top w:w="0" w:type="dxa"/>
-              <w:bottom w:w="0" w:type="dxa"/>
-              <w:left w:w="0" w:type="dxa"/>
-              <w:right w:w="0" w:type="dxa"/>
-            </w:tcMar>
-            <w:vAlign w:val="top"/>
-          </w:tcPr>
-          <w:p>
-            <w:pPr>
-              <w:pStyle w:val="Normal"/>
-              <w:jc w:val="center"/>
-              <w:pBdr>
-                <w:bottom w:val="none" w:sz="0" w:space="0" w:color="000000"/>
-                <w:top w:val="none" w:sz="0" w:space="0" w:color="000000"/>
-                <w:left w:val="none" w:sz="0" w:space="0" w:color="000000"/>
-                <w:right w:val="none" w:sz="0" w:space="0" w:color="000000"/>
-              </w:pBdr>
-              <w:spacing w:after="100" w:before="100" w:line="240"/>
-              <w:ind w:left="100" w:right="100" w:firstLine="0" w:firstLineChars="0"/>
-              <w:rPr>
-                <w:rFonts w:ascii="Helvetica" w:hAnsi="Helvetica" w:eastAsia="Helvetica" w:cs="Helvetica"/>
-                <w:i w:val="false"/>
-                <w:b w:val="false"/>
-                <w:u w:val="none"/>
-                <w:sz w:val="22"/>
-                <w:szCs w:val="22"/>
-                <w:color w:val="000000"/>
-              </w:rPr>
-            </w:pPr>
-            <w:r>
-              <w:rPr>
-                <w:rFonts w:ascii="Helvetica" w:hAnsi="Helvetica" w:eastAsia="Helvetica" w:cs="Helvetica"/>
-                <w:i w:val="false"/>
-                <w:b w:val="false"/>
-                <w:u w:val="none"/>
-                <w:sz w:val="22"/>
-                <w:szCs w:val="22"/>
-                <w:color w:val="000000"/>
-              </w:rPr>
-              <w:t xml:space="preserve">0.780</w:t>
+              <w:t xml:space="preserve">1.12</w:t>
+            </w:r>
+          </w:p>
+        </w:tc>
+        <w:tc>
+          <w:tcPr>
+            <w:tcBorders>
+              <w:bottom w:val="none" w:sz="0" w:space="0" w:color="000000"/>
+              <w:top w:val="none" w:sz="0" w:space="0" w:color="000000"/>
+              <w:left w:val="none" w:sz="0" w:space="0" w:color="000000"/>
+              <w:right w:val="none" w:sz="0" w:space="0" w:color="000000"/>
+            </w:tcBorders>
+            <w:shd w:val="clear" w:color="auto" w:fill="FFFFFF"/>
+            <w:tcMar>
+              <w:top w:w="0" w:type="dxa"/>
+              <w:bottom w:w="0" w:type="dxa"/>
+              <w:left w:w="0" w:type="dxa"/>
+              <w:right w:w="0" w:type="dxa"/>
+            </w:tcMar>
+            <w:vAlign w:val="top"/>
+          </w:tcPr>
+          <w:p>
+            <w:pPr>
+              <w:pStyle w:val="Normal"/>
+              <w:jc w:val="center"/>
+              <w:pBdr>
+                <w:bottom w:val="none" w:sz="0" w:space="0" w:color="000000"/>
+                <w:top w:val="none" w:sz="0" w:space="0" w:color="000000"/>
+                <w:left w:val="none" w:sz="0" w:space="0" w:color="000000"/>
+                <w:right w:val="none" w:sz="0" w:space="0" w:color="000000"/>
+              </w:pBdr>
+              <w:spacing w:after="100" w:before="100" w:line="240"/>
+              <w:ind w:left="100" w:right="100" w:firstLine="0" w:firstLineChars="0"/>
+              <w:rPr>
+                <w:rFonts w:ascii="Helvetica" w:hAnsi="Helvetica" w:eastAsia="Helvetica" w:cs="Helvetica"/>
+                <w:i w:val="false"/>
+                <w:b w:val="false"/>
+                <w:u w:val="none"/>
+                <w:sz w:val="22"/>
+                <w:szCs w:val="22"/>
+                <w:color w:val="000000"/>
+              </w:rPr>
+            </w:pPr>
+            <w:r>
+              <w:rPr>
+                <w:rFonts w:ascii="Helvetica" w:hAnsi="Helvetica" w:eastAsia="Helvetica" w:cs="Helvetica"/>
+                <w:i w:val="false"/>
+                <w:b w:val="false"/>
+                <w:u w:val="none"/>
+                <w:sz w:val="22"/>
+                <w:szCs w:val="22"/>
+                <w:color w:val="000000"/>
+              </w:rPr>
+              <w:t xml:space="preserve">0.58, 2.14</w:t>
+            </w:r>
+          </w:p>
+        </w:tc>
+        <w:tc>
+          <w:tcPr>
+            <w:tcBorders>
+              <w:bottom w:val="none" w:sz="0" w:space="0" w:color="000000"/>
+              <w:top w:val="none" w:sz="0" w:space="0" w:color="000000"/>
+              <w:left w:val="none" w:sz="0" w:space="0" w:color="000000"/>
+              <w:right w:val="none" w:sz="0" w:space="0" w:color="000000"/>
+            </w:tcBorders>
+            <w:shd w:val="clear" w:color="auto" w:fill="FFFFFF"/>
+            <w:tcMar>
+              <w:top w:w="0" w:type="dxa"/>
+              <w:bottom w:w="0" w:type="dxa"/>
+              <w:left w:w="0" w:type="dxa"/>
+              <w:right w:w="0" w:type="dxa"/>
+            </w:tcMar>
+            <w:vAlign w:val="top"/>
+          </w:tcPr>
+          <w:p>
+            <w:pPr>
+              <w:pStyle w:val="Normal"/>
+              <w:jc w:val="center"/>
+              <w:pBdr>
+                <w:bottom w:val="none" w:sz="0" w:space="0" w:color="000000"/>
+                <w:top w:val="none" w:sz="0" w:space="0" w:color="000000"/>
+                <w:left w:val="none" w:sz="0" w:space="0" w:color="000000"/>
+                <w:right w:val="none" w:sz="0" w:space="0" w:color="000000"/>
+              </w:pBdr>
+              <w:spacing w:after="100" w:before="100" w:line="240"/>
+              <w:ind w:left="100" w:right="100" w:firstLine="0" w:firstLineChars="0"/>
+              <w:rPr>
+                <w:rFonts w:ascii="Helvetica" w:hAnsi="Helvetica" w:eastAsia="Helvetica" w:cs="Helvetica"/>
+                <w:i w:val="false"/>
+                <w:b w:val="false"/>
+                <w:u w:val="none"/>
+                <w:sz w:val="22"/>
+                <w:szCs w:val="22"/>
+                <w:color w:val="000000"/>
+              </w:rPr>
+            </w:pPr>
+            <w:r>
+              <w:rPr>
+                <w:rFonts w:ascii="Helvetica" w:hAnsi="Helvetica" w:eastAsia="Helvetica" w:cs="Helvetica"/>
+                <w:i w:val="false"/>
+                <w:b w:val="false"/>
+                <w:u w:val="none"/>
+                <w:sz w:val="22"/>
+                <w:szCs w:val="22"/>
+                <w:color w:val="000000"/>
+              </w:rPr>
+              <w:t xml:space="preserve">0.740</w:t>
             </w:r>
           </w:p>
         </w:tc>
@@ -8348,113 +8348,113 @@
                 <w:szCs w:val="22"/>
                 <w:color w:val="000000"/>
               </w:rPr>
-              <w:t xml:space="preserve">0.85</w:t>
-            </w:r>
-          </w:p>
-        </w:tc>
-        <w:tc>
-          <w:tcPr>
-            <w:tcBorders>
-              <w:bottom w:val="none" w:sz="0" w:space="0" w:color="000000"/>
-              <w:top w:val="none" w:sz="0" w:space="0" w:color="000000"/>
-              <w:left w:val="none" w:sz="0" w:space="0" w:color="000000"/>
-              <w:right w:val="none" w:sz="0" w:space="0" w:color="000000"/>
-            </w:tcBorders>
-            <w:shd w:val="clear" w:color="auto" w:fill="FFFFFF"/>
-            <w:tcMar>
-              <w:top w:w="0" w:type="dxa"/>
-              <w:bottom w:w="0" w:type="dxa"/>
-              <w:left w:w="0" w:type="dxa"/>
-              <w:right w:w="0" w:type="dxa"/>
-            </w:tcMar>
-            <w:vAlign w:val="top"/>
-          </w:tcPr>
-          <w:p>
-            <w:pPr>
-              <w:pStyle w:val="Normal"/>
-              <w:jc w:val="center"/>
-              <w:pBdr>
-                <w:bottom w:val="none" w:sz="0" w:space="0" w:color="000000"/>
-                <w:top w:val="none" w:sz="0" w:space="0" w:color="000000"/>
-                <w:left w:val="none" w:sz="0" w:space="0" w:color="000000"/>
-                <w:right w:val="none" w:sz="0" w:space="0" w:color="000000"/>
-              </w:pBdr>
-              <w:spacing w:after="100" w:before="100" w:line="240"/>
-              <w:ind w:left="100" w:right="100" w:firstLine="0" w:firstLineChars="0"/>
-              <w:rPr>
-                <w:rFonts w:ascii="Helvetica" w:hAnsi="Helvetica" w:eastAsia="Helvetica" w:cs="Helvetica"/>
-                <w:i w:val="false"/>
-                <w:b w:val="false"/>
-                <w:u w:val="none"/>
-                <w:sz w:val="22"/>
-                <w:szCs w:val="22"/>
-                <w:color w:val="000000"/>
-              </w:rPr>
-            </w:pPr>
-            <w:r>
-              <w:rPr>
-                <w:rFonts w:ascii="Helvetica" w:hAnsi="Helvetica" w:eastAsia="Helvetica" w:cs="Helvetica"/>
-                <w:i w:val="false"/>
-                <w:b w:val="false"/>
-                <w:u w:val="none"/>
-                <w:sz w:val="22"/>
-                <w:szCs w:val="22"/>
-                <w:color w:val="000000"/>
-              </w:rPr>
-              <w:t xml:space="preserve">0.39, 1.83</w:t>
-            </w:r>
-          </w:p>
-        </w:tc>
-        <w:tc>
-          <w:tcPr>
-            <w:tcBorders>
-              <w:bottom w:val="none" w:sz="0" w:space="0" w:color="000000"/>
-              <w:top w:val="none" w:sz="0" w:space="0" w:color="000000"/>
-              <w:left w:val="none" w:sz="0" w:space="0" w:color="000000"/>
-              <w:right w:val="none" w:sz="0" w:space="0" w:color="000000"/>
-            </w:tcBorders>
-            <w:shd w:val="clear" w:color="auto" w:fill="FFFFFF"/>
-            <w:tcMar>
-              <w:top w:w="0" w:type="dxa"/>
-              <w:bottom w:w="0" w:type="dxa"/>
-              <w:left w:w="0" w:type="dxa"/>
-              <w:right w:w="0" w:type="dxa"/>
-            </w:tcMar>
-            <w:vAlign w:val="top"/>
-          </w:tcPr>
-          <w:p>
-            <w:pPr>
-              <w:pStyle w:val="Normal"/>
-              <w:jc w:val="center"/>
-              <w:pBdr>
-                <w:bottom w:val="none" w:sz="0" w:space="0" w:color="000000"/>
-                <w:top w:val="none" w:sz="0" w:space="0" w:color="000000"/>
-                <w:left w:val="none" w:sz="0" w:space="0" w:color="000000"/>
-                <w:right w:val="none" w:sz="0" w:space="0" w:color="000000"/>
-              </w:pBdr>
-              <w:spacing w:after="100" w:before="100" w:line="240"/>
-              <w:ind w:left="100" w:right="100" w:firstLine="0" w:firstLineChars="0"/>
-              <w:rPr>
-                <w:rFonts w:ascii="Helvetica" w:hAnsi="Helvetica" w:eastAsia="Helvetica" w:cs="Helvetica"/>
-                <w:i w:val="false"/>
-                <w:b w:val="false"/>
-                <w:u w:val="none"/>
-                <w:sz w:val="22"/>
-                <w:szCs w:val="22"/>
-                <w:color w:val="000000"/>
-              </w:rPr>
-            </w:pPr>
-            <w:r>
-              <w:rPr>
-                <w:rFonts w:ascii="Helvetica" w:hAnsi="Helvetica" w:eastAsia="Helvetica" w:cs="Helvetica"/>
-                <w:i w:val="false"/>
-                <w:b w:val="false"/>
-                <w:u w:val="none"/>
-                <w:sz w:val="22"/>
-                <w:szCs w:val="22"/>
-                <w:color w:val="000000"/>
-              </w:rPr>
-              <w:t xml:space="preserve">0.670</w:t>
+              <w:t xml:space="preserve">0.88</w:t>
+            </w:r>
+          </w:p>
+        </w:tc>
+        <w:tc>
+          <w:tcPr>
+            <w:tcBorders>
+              <w:bottom w:val="none" w:sz="0" w:space="0" w:color="000000"/>
+              <w:top w:val="none" w:sz="0" w:space="0" w:color="000000"/>
+              <w:left w:val="none" w:sz="0" w:space="0" w:color="000000"/>
+              <w:right w:val="none" w:sz="0" w:space="0" w:color="000000"/>
+            </w:tcBorders>
+            <w:shd w:val="clear" w:color="auto" w:fill="FFFFFF"/>
+            <w:tcMar>
+              <w:top w:w="0" w:type="dxa"/>
+              <w:bottom w:w="0" w:type="dxa"/>
+              <w:left w:w="0" w:type="dxa"/>
+              <w:right w:w="0" w:type="dxa"/>
+            </w:tcMar>
+            <w:vAlign w:val="top"/>
+          </w:tcPr>
+          <w:p>
+            <w:pPr>
+              <w:pStyle w:val="Normal"/>
+              <w:jc w:val="center"/>
+              <w:pBdr>
+                <w:bottom w:val="none" w:sz="0" w:space="0" w:color="000000"/>
+                <w:top w:val="none" w:sz="0" w:space="0" w:color="000000"/>
+                <w:left w:val="none" w:sz="0" w:space="0" w:color="000000"/>
+                <w:right w:val="none" w:sz="0" w:space="0" w:color="000000"/>
+              </w:pBdr>
+              <w:spacing w:after="100" w:before="100" w:line="240"/>
+              <w:ind w:left="100" w:right="100" w:firstLine="0" w:firstLineChars="0"/>
+              <w:rPr>
+                <w:rFonts w:ascii="Helvetica" w:hAnsi="Helvetica" w:eastAsia="Helvetica" w:cs="Helvetica"/>
+                <w:i w:val="false"/>
+                <w:b w:val="false"/>
+                <w:u w:val="none"/>
+                <w:sz w:val="22"/>
+                <w:szCs w:val="22"/>
+                <w:color w:val="000000"/>
+              </w:rPr>
+            </w:pPr>
+            <w:r>
+              <w:rPr>
+                <w:rFonts w:ascii="Helvetica" w:hAnsi="Helvetica" w:eastAsia="Helvetica" w:cs="Helvetica"/>
+                <w:i w:val="false"/>
+                <w:b w:val="false"/>
+                <w:u w:val="none"/>
+                <w:sz w:val="22"/>
+                <w:szCs w:val="22"/>
+                <w:color w:val="000000"/>
+              </w:rPr>
+              <w:t xml:space="preserve">0.41, 1.91</w:t>
+            </w:r>
+          </w:p>
+        </w:tc>
+        <w:tc>
+          <w:tcPr>
+            <w:tcBorders>
+              <w:bottom w:val="none" w:sz="0" w:space="0" w:color="000000"/>
+              <w:top w:val="none" w:sz="0" w:space="0" w:color="000000"/>
+              <w:left w:val="none" w:sz="0" w:space="0" w:color="000000"/>
+              <w:right w:val="none" w:sz="0" w:space="0" w:color="000000"/>
+            </w:tcBorders>
+            <w:shd w:val="clear" w:color="auto" w:fill="FFFFFF"/>
+            <w:tcMar>
+              <w:top w:w="0" w:type="dxa"/>
+              <w:bottom w:w="0" w:type="dxa"/>
+              <w:left w:w="0" w:type="dxa"/>
+              <w:right w:w="0" w:type="dxa"/>
+            </w:tcMar>
+            <w:vAlign w:val="top"/>
+          </w:tcPr>
+          <w:p>
+            <w:pPr>
+              <w:pStyle w:val="Normal"/>
+              <w:jc w:val="center"/>
+              <w:pBdr>
+                <w:bottom w:val="none" w:sz="0" w:space="0" w:color="000000"/>
+                <w:top w:val="none" w:sz="0" w:space="0" w:color="000000"/>
+                <w:left w:val="none" w:sz="0" w:space="0" w:color="000000"/>
+                <w:right w:val="none" w:sz="0" w:space="0" w:color="000000"/>
+              </w:pBdr>
+              <w:spacing w:after="100" w:before="100" w:line="240"/>
+              <w:ind w:left="100" w:right="100" w:firstLine="0" w:firstLineChars="0"/>
+              <w:rPr>
+                <w:rFonts w:ascii="Helvetica" w:hAnsi="Helvetica" w:eastAsia="Helvetica" w:cs="Helvetica"/>
+                <w:i w:val="false"/>
+                <w:b w:val="false"/>
+                <w:u w:val="none"/>
+                <w:sz w:val="22"/>
+                <w:szCs w:val="22"/>
+                <w:color w:val="000000"/>
+              </w:rPr>
+            </w:pPr>
+            <w:r>
+              <w:rPr>
+                <w:rFonts w:ascii="Helvetica" w:hAnsi="Helvetica" w:eastAsia="Helvetica" w:cs="Helvetica"/>
+                <w:i w:val="false"/>
+                <w:b w:val="false"/>
+                <w:u w:val="none"/>
+                <w:sz w:val="22"/>
+                <w:szCs w:val="22"/>
+                <w:color w:val="000000"/>
+              </w:rPr>
+              <w:t xml:space="preserve">0.750</w:t>
             </w:r>
           </w:p>
         </w:tc>
@@ -8831,113 +8831,113 @@
                 <w:szCs w:val="22"/>
                 <w:color w:val="000000"/>
               </w:rPr>
-              <w:t xml:space="preserve">1.03</w:t>
-            </w:r>
-          </w:p>
-        </w:tc>
-        <w:tc>
-          <w:tcPr>
-            <w:tcBorders>
-              <w:bottom w:val="none" w:sz="0" w:space="0" w:color="000000"/>
-              <w:top w:val="none" w:sz="0" w:space="0" w:color="000000"/>
-              <w:left w:val="none" w:sz="0" w:space="0" w:color="000000"/>
-              <w:right w:val="none" w:sz="0" w:space="0" w:color="000000"/>
-            </w:tcBorders>
-            <w:shd w:val="clear" w:color="auto" w:fill="FFFFFF"/>
-            <w:tcMar>
-              <w:top w:w="0" w:type="dxa"/>
-              <w:bottom w:w="0" w:type="dxa"/>
-              <w:left w:w="0" w:type="dxa"/>
-              <w:right w:w="0" w:type="dxa"/>
-            </w:tcMar>
-            <w:vAlign w:val="top"/>
-          </w:tcPr>
-          <w:p>
-            <w:pPr>
-              <w:pStyle w:val="Normal"/>
-              <w:jc w:val="center"/>
-              <w:pBdr>
-                <w:bottom w:val="none" w:sz="0" w:space="0" w:color="000000"/>
-                <w:top w:val="none" w:sz="0" w:space="0" w:color="000000"/>
-                <w:left w:val="none" w:sz="0" w:space="0" w:color="000000"/>
-                <w:right w:val="none" w:sz="0" w:space="0" w:color="000000"/>
-              </w:pBdr>
-              <w:spacing w:after="100" w:before="100" w:line="240"/>
-              <w:ind w:left="100" w:right="100" w:firstLine="0" w:firstLineChars="0"/>
-              <w:rPr>
-                <w:rFonts w:ascii="Helvetica" w:hAnsi="Helvetica" w:eastAsia="Helvetica" w:cs="Helvetica"/>
-                <w:i w:val="false"/>
-                <w:b w:val="false"/>
-                <w:u w:val="none"/>
-                <w:sz w:val="22"/>
-                <w:szCs w:val="22"/>
-                <w:color w:val="000000"/>
-              </w:rPr>
-            </w:pPr>
-            <w:r>
-              <w:rPr>
-                <w:rFonts w:ascii="Helvetica" w:hAnsi="Helvetica" w:eastAsia="Helvetica" w:cs="Helvetica"/>
-                <w:i w:val="false"/>
-                <w:b w:val="false"/>
-                <w:u w:val="none"/>
-                <w:sz w:val="22"/>
-                <w:szCs w:val="22"/>
-                <w:color w:val="000000"/>
-              </w:rPr>
-              <w:t xml:space="preserve">0.52, 2.05</w:t>
-            </w:r>
-          </w:p>
-        </w:tc>
-        <w:tc>
-          <w:tcPr>
-            <w:tcBorders>
-              <w:bottom w:val="none" w:sz="0" w:space="0" w:color="000000"/>
-              <w:top w:val="none" w:sz="0" w:space="0" w:color="000000"/>
-              <w:left w:val="none" w:sz="0" w:space="0" w:color="000000"/>
-              <w:right w:val="none" w:sz="0" w:space="0" w:color="000000"/>
-            </w:tcBorders>
-            <w:shd w:val="clear" w:color="auto" w:fill="FFFFFF"/>
-            <w:tcMar>
-              <w:top w:w="0" w:type="dxa"/>
-              <w:bottom w:w="0" w:type="dxa"/>
-              <w:left w:w="0" w:type="dxa"/>
-              <w:right w:w="0" w:type="dxa"/>
-            </w:tcMar>
-            <w:vAlign w:val="top"/>
-          </w:tcPr>
-          <w:p>
-            <w:pPr>
-              <w:pStyle w:val="Normal"/>
-              <w:jc w:val="center"/>
-              <w:pBdr>
-                <w:bottom w:val="none" w:sz="0" w:space="0" w:color="000000"/>
-                <w:top w:val="none" w:sz="0" w:space="0" w:color="000000"/>
-                <w:left w:val="none" w:sz="0" w:space="0" w:color="000000"/>
-                <w:right w:val="none" w:sz="0" w:space="0" w:color="000000"/>
-              </w:pBdr>
-              <w:spacing w:after="100" w:before="100" w:line="240"/>
-              <w:ind w:left="100" w:right="100" w:firstLine="0" w:firstLineChars="0"/>
-              <w:rPr>
-                <w:rFonts w:ascii="Helvetica" w:hAnsi="Helvetica" w:eastAsia="Helvetica" w:cs="Helvetica"/>
-                <w:i w:val="false"/>
-                <w:b w:val="false"/>
-                <w:u w:val="none"/>
-                <w:sz w:val="22"/>
-                <w:szCs w:val="22"/>
-                <w:color w:val="000000"/>
-              </w:rPr>
-            </w:pPr>
-            <w:r>
-              <w:rPr>
-                <w:rFonts w:ascii="Helvetica" w:hAnsi="Helvetica" w:eastAsia="Helvetica" w:cs="Helvetica"/>
-                <w:i w:val="false"/>
-                <w:b w:val="false"/>
-                <w:u w:val="none"/>
-                <w:sz w:val="22"/>
-                <w:szCs w:val="22"/>
-                <w:color w:val="000000"/>
-              </w:rPr>
-              <w:t xml:space="preserve">0.940</w:t>
+              <w:t xml:space="preserve">1.04</w:t>
+            </w:r>
+          </w:p>
+        </w:tc>
+        <w:tc>
+          <w:tcPr>
+            <w:tcBorders>
+              <w:bottom w:val="none" w:sz="0" w:space="0" w:color="000000"/>
+              <w:top w:val="none" w:sz="0" w:space="0" w:color="000000"/>
+              <w:left w:val="none" w:sz="0" w:space="0" w:color="000000"/>
+              <w:right w:val="none" w:sz="0" w:space="0" w:color="000000"/>
+            </w:tcBorders>
+            <w:shd w:val="clear" w:color="auto" w:fill="FFFFFF"/>
+            <w:tcMar>
+              <w:top w:w="0" w:type="dxa"/>
+              <w:bottom w:w="0" w:type="dxa"/>
+              <w:left w:w="0" w:type="dxa"/>
+              <w:right w:w="0" w:type="dxa"/>
+            </w:tcMar>
+            <w:vAlign w:val="top"/>
+          </w:tcPr>
+          <w:p>
+            <w:pPr>
+              <w:pStyle w:val="Normal"/>
+              <w:jc w:val="center"/>
+              <w:pBdr>
+                <w:bottom w:val="none" w:sz="0" w:space="0" w:color="000000"/>
+                <w:top w:val="none" w:sz="0" w:space="0" w:color="000000"/>
+                <w:left w:val="none" w:sz="0" w:space="0" w:color="000000"/>
+                <w:right w:val="none" w:sz="0" w:space="0" w:color="000000"/>
+              </w:pBdr>
+              <w:spacing w:after="100" w:before="100" w:line="240"/>
+              <w:ind w:left="100" w:right="100" w:firstLine="0" w:firstLineChars="0"/>
+              <w:rPr>
+                <w:rFonts w:ascii="Helvetica" w:hAnsi="Helvetica" w:eastAsia="Helvetica" w:cs="Helvetica"/>
+                <w:i w:val="false"/>
+                <w:b w:val="false"/>
+                <w:u w:val="none"/>
+                <w:sz w:val="22"/>
+                <w:szCs w:val="22"/>
+                <w:color w:val="000000"/>
+              </w:rPr>
+            </w:pPr>
+            <w:r>
+              <w:rPr>
+                <w:rFonts w:ascii="Helvetica" w:hAnsi="Helvetica" w:eastAsia="Helvetica" w:cs="Helvetica"/>
+                <w:i w:val="false"/>
+                <w:b w:val="false"/>
+                <w:u w:val="none"/>
+                <w:sz w:val="22"/>
+                <w:szCs w:val="22"/>
+                <w:color w:val="000000"/>
+              </w:rPr>
+              <w:t xml:space="preserve">0.52, 2.06</w:t>
+            </w:r>
+          </w:p>
+        </w:tc>
+        <w:tc>
+          <w:tcPr>
+            <w:tcBorders>
+              <w:bottom w:val="none" w:sz="0" w:space="0" w:color="000000"/>
+              <w:top w:val="none" w:sz="0" w:space="0" w:color="000000"/>
+              <w:left w:val="none" w:sz="0" w:space="0" w:color="000000"/>
+              <w:right w:val="none" w:sz="0" w:space="0" w:color="000000"/>
+            </w:tcBorders>
+            <w:shd w:val="clear" w:color="auto" w:fill="FFFFFF"/>
+            <w:tcMar>
+              <w:top w:w="0" w:type="dxa"/>
+              <w:bottom w:w="0" w:type="dxa"/>
+              <w:left w:w="0" w:type="dxa"/>
+              <w:right w:w="0" w:type="dxa"/>
+            </w:tcMar>
+            <w:vAlign w:val="top"/>
+          </w:tcPr>
+          <w:p>
+            <w:pPr>
+              <w:pStyle w:val="Normal"/>
+              <w:jc w:val="center"/>
+              <w:pBdr>
+                <w:bottom w:val="none" w:sz="0" w:space="0" w:color="000000"/>
+                <w:top w:val="none" w:sz="0" w:space="0" w:color="000000"/>
+                <w:left w:val="none" w:sz="0" w:space="0" w:color="000000"/>
+                <w:right w:val="none" w:sz="0" w:space="0" w:color="000000"/>
+              </w:pBdr>
+              <w:spacing w:after="100" w:before="100" w:line="240"/>
+              <w:ind w:left="100" w:right="100" w:firstLine="0" w:firstLineChars="0"/>
+              <w:rPr>
+                <w:rFonts w:ascii="Helvetica" w:hAnsi="Helvetica" w:eastAsia="Helvetica" w:cs="Helvetica"/>
+                <w:i w:val="false"/>
+                <w:b w:val="false"/>
+                <w:u w:val="none"/>
+                <w:sz w:val="22"/>
+                <w:szCs w:val="22"/>
+                <w:color w:val="000000"/>
+              </w:rPr>
+            </w:pPr>
+            <w:r>
+              <w:rPr>
+                <w:rFonts w:ascii="Helvetica" w:hAnsi="Helvetica" w:eastAsia="Helvetica" w:cs="Helvetica"/>
+                <w:i w:val="false"/>
+                <w:b w:val="false"/>
+                <w:u w:val="none"/>
+                <w:sz w:val="22"/>
+                <w:szCs w:val="22"/>
+                <w:color w:val="000000"/>
+              </w:rPr>
+              <w:t xml:space="preserve">0.920</w:t>
             </w:r>
           </w:p>
         </w:tc>
@@ -9314,113 +9314,113 @@
                 <w:szCs w:val="22"/>
                 <w:color w:val="000000"/>
               </w:rPr>
-              <w:t xml:space="preserve">0.59</w:t>
-            </w:r>
-          </w:p>
-        </w:tc>
-        <w:tc>
-          <w:tcPr>
-            <w:tcBorders>
-              <w:bottom w:val="none" w:sz="0" w:space="0" w:color="000000"/>
-              <w:top w:val="none" w:sz="0" w:space="0" w:color="000000"/>
-              <w:left w:val="none" w:sz="0" w:space="0" w:color="000000"/>
-              <w:right w:val="none" w:sz="0" w:space="0" w:color="000000"/>
-            </w:tcBorders>
-            <w:shd w:val="clear" w:color="auto" w:fill="FFFFFF"/>
-            <w:tcMar>
-              <w:top w:w="0" w:type="dxa"/>
-              <w:bottom w:w="0" w:type="dxa"/>
-              <w:left w:w="0" w:type="dxa"/>
-              <w:right w:w="0" w:type="dxa"/>
-            </w:tcMar>
-            <w:vAlign w:val="top"/>
-          </w:tcPr>
-          <w:p>
-            <w:pPr>
-              <w:pStyle w:val="Normal"/>
-              <w:jc w:val="center"/>
-              <w:pBdr>
-                <w:bottom w:val="none" w:sz="0" w:space="0" w:color="000000"/>
-                <w:top w:val="none" w:sz="0" w:space="0" w:color="000000"/>
-                <w:left w:val="none" w:sz="0" w:space="0" w:color="000000"/>
-                <w:right w:val="none" w:sz="0" w:space="0" w:color="000000"/>
-              </w:pBdr>
-              <w:spacing w:after="100" w:before="100" w:line="240"/>
-              <w:ind w:left="100" w:right="100" w:firstLine="0" w:firstLineChars="0"/>
-              <w:rPr>
-                <w:rFonts w:ascii="Helvetica" w:hAnsi="Helvetica" w:eastAsia="Helvetica" w:cs="Helvetica"/>
-                <w:i w:val="false"/>
-                <w:b w:val="false"/>
-                <w:u w:val="none"/>
-                <w:sz w:val="22"/>
-                <w:szCs w:val="22"/>
-                <w:color w:val="000000"/>
-              </w:rPr>
-            </w:pPr>
-            <w:r>
-              <w:rPr>
-                <w:rFonts w:ascii="Helvetica" w:hAnsi="Helvetica" w:eastAsia="Helvetica" w:cs="Helvetica"/>
-                <w:i w:val="false"/>
-                <w:b w:val="false"/>
-                <w:u w:val="none"/>
-                <w:sz w:val="22"/>
-                <w:szCs w:val="22"/>
-                <w:color w:val="000000"/>
-              </w:rPr>
-              <w:t xml:space="preserve">0.30, 1.18</w:t>
-            </w:r>
-          </w:p>
-        </w:tc>
-        <w:tc>
-          <w:tcPr>
-            <w:tcBorders>
-              <w:bottom w:val="none" w:sz="0" w:space="0" w:color="000000"/>
-              <w:top w:val="none" w:sz="0" w:space="0" w:color="000000"/>
-              <w:left w:val="none" w:sz="0" w:space="0" w:color="000000"/>
-              <w:right w:val="none" w:sz="0" w:space="0" w:color="000000"/>
-            </w:tcBorders>
-            <w:shd w:val="clear" w:color="auto" w:fill="FFFFFF"/>
-            <w:tcMar>
-              <w:top w:w="0" w:type="dxa"/>
-              <w:bottom w:w="0" w:type="dxa"/>
-              <w:left w:w="0" w:type="dxa"/>
-              <w:right w:w="0" w:type="dxa"/>
-            </w:tcMar>
-            <w:vAlign w:val="top"/>
-          </w:tcPr>
-          <w:p>
-            <w:pPr>
-              <w:pStyle w:val="Normal"/>
-              <w:jc w:val="center"/>
-              <w:pBdr>
-                <w:bottom w:val="none" w:sz="0" w:space="0" w:color="000000"/>
-                <w:top w:val="none" w:sz="0" w:space="0" w:color="000000"/>
-                <w:left w:val="none" w:sz="0" w:space="0" w:color="000000"/>
-                <w:right w:val="none" w:sz="0" w:space="0" w:color="000000"/>
-              </w:pBdr>
-              <w:spacing w:after="100" w:before="100" w:line="240"/>
-              <w:ind w:left="100" w:right="100" w:firstLine="0" w:firstLineChars="0"/>
-              <w:rPr>
-                <w:rFonts w:ascii="Helvetica" w:hAnsi="Helvetica" w:eastAsia="Helvetica" w:cs="Helvetica"/>
-                <w:i w:val="false"/>
-                <w:b w:val="false"/>
-                <w:u w:val="none"/>
-                <w:sz w:val="22"/>
-                <w:szCs w:val="22"/>
-                <w:color w:val="000000"/>
-              </w:rPr>
-            </w:pPr>
-            <w:r>
-              <w:rPr>
-                <w:rFonts w:ascii="Helvetica" w:hAnsi="Helvetica" w:eastAsia="Helvetica" w:cs="Helvetica"/>
-                <w:i w:val="false"/>
-                <w:b w:val="false"/>
-                <w:u w:val="none"/>
-                <w:sz w:val="22"/>
-                <w:szCs w:val="22"/>
-                <w:color w:val="000000"/>
-              </w:rPr>
-              <w:t xml:space="preserve">0.140</w:t>
+              <w:t xml:space="preserve">0.61</w:t>
+            </w:r>
+          </w:p>
+        </w:tc>
+        <w:tc>
+          <w:tcPr>
+            <w:tcBorders>
+              <w:bottom w:val="none" w:sz="0" w:space="0" w:color="000000"/>
+              <w:top w:val="none" w:sz="0" w:space="0" w:color="000000"/>
+              <w:left w:val="none" w:sz="0" w:space="0" w:color="000000"/>
+              <w:right w:val="none" w:sz="0" w:space="0" w:color="000000"/>
+            </w:tcBorders>
+            <w:shd w:val="clear" w:color="auto" w:fill="FFFFFF"/>
+            <w:tcMar>
+              <w:top w:w="0" w:type="dxa"/>
+              <w:bottom w:w="0" w:type="dxa"/>
+              <w:left w:w="0" w:type="dxa"/>
+              <w:right w:w="0" w:type="dxa"/>
+            </w:tcMar>
+            <w:vAlign w:val="top"/>
+          </w:tcPr>
+          <w:p>
+            <w:pPr>
+              <w:pStyle w:val="Normal"/>
+              <w:jc w:val="center"/>
+              <w:pBdr>
+                <w:bottom w:val="none" w:sz="0" w:space="0" w:color="000000"/>
+                <w:top w:val="none" w:sz="0" w:space="0" w:color="000000"/>
+                <w:left w:val="none" w:sz="0" w:space="0" w:color="000000"/>
+                <w:right w:val="none" w:sz="0" w:space="0" w:color="000000"/>
+              </w:pBdr>
+              <w:spacing w:after="100" w:before="100" w:line="240"/>
+              <w:ind w:left="100" w:right="100" w:firstLine="0" w:firstLineChars="0"/>
+              <w:rPr>
+                <w:rFonts w:ascii="Helvetica" w:hAnsi="Helvetica" w:eastAsia="Helvetica" w:cs="Helvetica"/>
+                <w:i w:val="false"/>
+                <w:b w:val="false"/>
+                <w:u w:val="none"/>
+                <w:sz w:val="22"/>
+                <w:szCs w:val="22"/>
+                <w:color w:val="000000"/>
+              </w:rPr>
+            </w:pPr>
+            <w:r>
+              <w:rPr>
+                <w:rFonts w:ascii="Helvetica" w:hAnsi="Helvetica" w:eastAsia="Helvetica" w:cs="Helvetica"/>
+                <w:i w:val="false"/>
+                <w:b w:val="false"/>
+                <w:u w:val="none"/>
+                <w:sz w:val="22"/>
+                <w:szCs w:val="22"/>
+                <w:color w:val="000000"/>
+              </w:rPr>
+              <w:t xml:space="preserve">0.31, 1.21</w:t>
+            </w:r>
+          </w:p>
+        </w:tc>
+        <w:tc>
+          <w:tcPr>
+            <w:tcBorders>
+              <w:bottom w:val="none" w:sz="0" w:space="0" w:color="000000"/>
+              <w:top w:val="none" w:sz="0" w:space="0" w:color="000000"/>
+              <w:left w:val="none" w:sz="0" w:space="0" w:color="000000"/>
+              <w:right w:val="none" w:sz="0" w:space="0" w:color="000000"/>
+            </w:tcBorders>
+            <w:shd w:val="clear" w:color="auto" w:fill="FFFFFF"/>
+            <w:tcMar>
+              <w:top w:w="0" w:type="dxa"/>
+              <w:bottom w:w="0" w:type="dxa"/>
+              <w:left w:w="0" w:type="dxa"/>
+              <w:right w:w="0" w:type="dxa"/>
+            </w:tcMar>
+            <w:vAlign w:val="top"/>
+          </w:tcPr>
+          <w:p>
+            <w:pPr>
+              <w:pStyle w:val="Normal"/>
+              <w:jc w:val="center"/>
+              <w:pBdr>
+                <w:bottom w:val="none" w:sz="0" w:space="0" w:color="000000"/>
+                <w:top w:val="none" w:sz="0" w:space="0" w:color="000000"/>
+                <w:left w:val="none" w:sz="0" w:space="0" w:color="000000"/>
+                <w:right w:val="none" w:sz="0" w:space="0" w:color="000000"/>
+              </w:pBdr>
+              <w:spacing w:after="100" w:before="100" w:line="240"/>
+              <w:ind w:left="100" w:right="100" w:firstLine="0" w:firstLineChars="0"/>
+              <w:rPr>
+                <w:rFonts w:ascii="Helvetica" w:hAnsi="Helvetica" w:eastAsia="Helvetica" w:cs="Helvetica"/>
+                <w:i w:val="false"/>
+                <w:b w:val="false"/>
+                <w:u w:val="none"/>
+                <w:sz w:val="22"/>
+                <w:szCs w:val="22"/>
+                <w:color w:val="000000"/>
+              </w:rPr>
+            </w:pPr>
+            <w:r>
+              <w:rPr>
+                <w:rFonts w:ascii="Helvetica" w:hAnsi="Helvetica" w:eastAsia="Helvetica" w:cs="Helvetica"/>
+                <w:i w:val="false"/>
+                <w:b w:val="false"/>
+                <w:u w:val="none"/>
+                <w:sz w:val="22"/>
+                <w:szCs w:val="22"/>
+                <w:color w:val="000000"/>
+              </w:rPr>
+              <w:t xml:space="preserve">0.160</w:t>
             </w:r>
           </w:p>
         </w:tc>
@@ -9797,113 +9797,113 @@
                 <w:szCs w:val="22"/>
                 <w:color w:val="000000"/>
               </w:rPr>
-              <w:t xml:space="preserve">0.69</w:t>
-            </w:r>
-          </w:p>
-        </w:tc>
-        <w:tc>
-          <w:tcPr>
-            <w:tcBorders>
-              <w:bottom w:val="none" w:sz="0" w:space="0" w:color="000000"/>
-              <w:top w:val="none" w:sz="0" w:space="0" w:color="000000"/>
-              <w:left w:val="none" w:sz="0" w:space="0" w:color="000000"/>
-              <w:right w:val="none" w:sz="0" w:space="0" w:color="000000"/>
-            </w:tcBorders>
-            <w:shd w:val="clear" w:color="auto" w:fill="FFFFFF"/>
-            <w:tcMar>
-              <w:top w:w="0" w:type="dxa"/>
-              <w:bottom w:w="0" w:type="dxa"/>
-              <w:left w:w="0" w:type="dxa"/>
-              <w:right w:w="0" w:type="dxa"/>
-            </w:tcMar>
-            <w:vAlign w:val="top"/>
-          </w:tcPr>
-          <w:p>
-            <w:pPr>
-              <w:pStyle w:val="Normal"/>
-              <w:jc w:val="center"/>
-              <w:pBdr>
-                <w:bottom w:val="none" w:sz="0" w:space="0" w:color="000000"/>
-                <w:top w:val="none" w:sz="0" w:space="0" w:color="000000"/>
-                <w:left w:val="none" w:sz="0" w:space="0" w:color="000000"/>
-                <w:right w:val="none" w:sz="0" w:space="0" w:color="000000"/>
-              </w:pBdr>
-              <w:spacing w:after="100" w:before="100" w:line="240"/>
-              <w:ind w:left="100" w:right="100" w:firstLine="0" w:firstLineChars="0"/>
-              <w:rPr>
-                <w:rFonts w:ascii="Helvetica" w:hAnsi="Helvetica" w:eastAsia="Helvetica" w:cs="Helvetica"/>
-                <w:i w:val="false"/>
-                <w:b w:val="false"/>
-                <w:u w:val="none"/>
-                <w:sz w:val="22"/>
-                <w:szCs w:val="22"/>
-                <w:color w:val="000000"/>
-              </w:rPr>
-            </w:pPr>
-            <w:r>
-              <w:rPr>
-                <w:rFonts w:ascii="Helvetica" w:hAnsi="Helvetica" w:eastAsia="Helvetica" w:cs="Helvetica"/>
-                <w:i w:val="false"/>
-                <w:b w:val="false"/>
-                <w:u w:val="none"/>
-                <w:sz w:val="22"/>
-                <w:szCs w:val="22"/>
-                <w:color w:val="000000"/>
-              </w:rPr>
-              <w:t xml:space="preserve">0.32, 1.50</w:t>
-            </w:r>
-          </w:p>
-        </w:tc>
-        <w:tc>
-          <w:tcPr>
-            <w:tcBorders>
-              <w:bottom w:val="none" w:sz="0" w:space="0" w:color="000000"/>
-              <w:top w:val="none" w:sz="0" w:space="0" w:color="000000"/>
-              <w:left w:val="none" w:sz="0" w:space="0" w:color="000000"/>
-              <w:right w:val="none" w:sz="0" w:space="0" w:color="000000"/>
-            </w:tcBorders>
-            <w:shd w:val="clear" w:color="auto" w:fill="FFFFFF"/>
-            <w:tcMar>
-              <w:top w:w="0" w:type="dxa"/>
-              <w:bottom w:w="0" w:type="dxa"/>
-              <w:left w:w="0" w:type="dxa"/>
-              <w:right w:w="0" w:type="dxa"/>
-            </w:tcMar>
-            <w:vAlign w:val="top"/>
-          </w:tcPr>
-          <w:p>
-            <w:pPr>
-              <w:pStyle w:val="Normal"/>
-              <w:jc w:val="center"/>
-              <w:pBdr>
-                <w:bottom w:val="none" w:sz="0" w:space="0" w:color="000000"/>
-                <w:top w:val="none" w:sz="0" w:space="0" w:color="000000"/>
-                <w:left w:val="none" w:sz="0" w:space="0" w:color="000000"/>
-                <w:right w:val="none" w:sz="0" w:space="0" w:color="000000"/>
-              </w:pBdr>
-              <w:spacing w:after="100" w:before="100" w:line="240"/>
-              <w:ind w:left="100" w:right="100" w:firstLine="0" w:firstLineChars="0"/>
-              <w:rPr>
-                <w:rFonts w:ascii="Helvetica" w:hAnsi="Helvetica" w:eastAsia="Helvetica" w:cs="Helvetica"/>
-                <w:i w:val="false"/>
-                <w:b w:val="false"/>
-                <w:u w:val="none"/>
-                <w:sz w:val="22"/>
-                <w:szCs w:val="22"/>
-                <w:color w:val="000000"/>
-              </w:rPr>
-            </w:pPr>
-            <w:r>
-              <w:rPr>
-                <w:rFonts w:ascii="Helvetica" w:hAnsi="Helvetica" w:eastAsia="Helvetica" w:cs="Helvetica"/>
-                <w:i w:val="false"/>
-                <w:b w:val="false"/>
-                <w:u w:val="none"/>
-                <w:sz w:val="22"/>
-                <w:szCs w:val="22"/>
-                <w:color w:val="000000"/>
-              </w:rPr>
-              <w:t xml:space="preserve">0.350</w:t>
+              <w:t xml:space="preserve">0.71</w:t>
+            </w:r>
+          </w:p>
+        </w:tc>
+        <w:tc>
+          <w:tcPr>
+            <w:tcBorders>
+              <w:bottom w:val="none" w:sz="0" w:space="0" w:color="000000"/>
+              <w:top w:val="none" w:sz="0" w:space="0" w:color="000000"/>
+              <w:left w:val="none" w:sz="0" w:space="0" w:color="000000"/>
+              <w:right w:val="none" w:sz="0" w:space="0" w:color="000000"/>
+            </w:tcBorders>
+            <w:shd w:val="clear" w:color="auto" w:fill="FFFFFF"/>
+            <w:tcMar>
+              <w:top w:w="0" w:type="dxa"/>
+              <w:bottom w:w="0" w:type="dxa"/>
+              <w:left w:w="0" w:type="dxa"/>
+              <w:right w:w="0" w:type="dxa"/>
+            </w:tcMar>
+            <w:vAlign w:val="top"/>
+          </w:tcPr>
+          <w:p>
+            <w:pPr>
+              <w:pStyle w:val="Normal"/>
+              <w:jc w:val="center"/>
+              <w:pBdr>
+                <w:bottom w:val="none" w:sz="0" w:space="0" w:color="000000"/>
+                <w:top w:val="none" w:sz="0" w:space="0" w:color="000000"/>
+                <w:left w:val="none" w:sz="0" w:space="0" w:color="000000"/>
+                <w:right w:val="none" w:sz="0" w:space="0" w:color="000000"/>
+              </w:pBdr>
+              <w:spacing w:after="100" w:before="100" w:line="240"/>
+              <w:ind w:left="100" w:right="100" w:firstLine="0" w:firstLineChars="0"/>
+              <w:rPr>
+                <w:rFonts w:ascii="Helvetica" w:hAnsi="Helvetica" w:eastAsia="Helvetica" w:cs="Helvetica"/>
+                <w:i w:val="false"/>
+                <w:b w:val="false"/>
+                <w:u w:val="none"/>
+                <w:sz w:val="22"/>
+                <w:szCs w:val="22"/>
+                <w:color w:val="000000"/>
+              </w:rPr>
+            </w:pPr>
+            <w:r>
+              <w:rPr>
+                <w:rFonts w:ascii="Helvetica" w:hAnsi="Helvetica" w:eastAsia="Helvetica" w:cs="Helvetica"/>
+                <w:i w:val="false"/>
+                <w:b w:val="false"/>
+                <w:u w:val="none"/>
+                <w:sz w:val="22"/>
+                <w:szCs w:val="22"/>
+                <w:color w:val="000000"/>
+              </w:rPr>
+              <w:t xml:space="preserve">0.33, 1.54</w:t>
+            </w:r>
+          </w:p>
+        </w:tc>
+        <w:tc>
+          <w:tcPr>
+            <w:tcBorders>
+              <w:bottom w:val="none" w:sz="0" w:space="0" w:color="000000"/>
+              <w:top w:val="none" w:sz="0" w:space="0" w:color="000000"/>
+              <w:left w:val="none" w:sz="0" w:space="0" w:color="000000"/>
+              <w:right w:val="none" w:sz="0" w:space="0" w:color="000000"/>
+            </w:tcBorders>
+            <w:shd w:val="clear" w:color="auto" w:fill="FFFFFF"/>
+            <w:tcMar>
+              <w:top w:w="0" w:type="dxa"/>
+              <w:bottom w:w="0" w:type="dxa"/>
+              <w:left w:w="0" w:type="dxa"/>
+              <w:right w:w="0" w:type="dxa"/>
+            </w:tcMar>
+            <w:vAlign w:val="top"/>
+          </w:tcPr>
+          <w:p>
+            <w:pPr>
+              <w:pStyle w:val="Normal"/>
+              <w:jc w:val="center"/>
+              <w:pBdr>
+                <w:bottom w:val="none" w:sz="0" w:space="0" w:color="000000"/>
+                <w:top w:val="none" w:sz="0" w:space="0" w:color="000000"/>
+                <w:left w:val="none" w:sz="0" w:space="0" w:color="000000"/>
+                <w:right w:val="none" w:sz="0" w:space="0" w:color="000000"/>
+              </w:pBdr>
+              <w:spacing w:after="100" w:before="100" w:line="240"/>
+              <w:ind w:left="100" w:right="100" w:firstLine="0" w:firstLineChars="0"/>
+              <w:rPr>
+                <w:rFonts w:ascii="Helvetica" w:hAnsi="Helvetica" w:eastAsia="Helvetica" w:cs="Helvetica"/>
+                <w:i w:val="false"/>
+                <w:b w:val="false"/>
+                <w:u w:val="none"/>
+                <w:sz w:val="22"/>
+                <w:szCs w:val="22"/>
+                <w:color w:val="000000"/>
+              </w:rPr>
+            </w:pPr>
+            <w:r>
+              <w:rPr>
+                <w:rFonts w:ascii="Helvetica" w:hAnsi="Helvetica" w:eastAsia="Helvetica" w:cs="Helvetica"/>
+                <w:i w:val="false"/>
+                <w:b w:val="false"/>
+                <w:u w:val="none"/>
+                <w:sz w:val="22"/>
+                <w:szCs w:val="22"/>
+                <w:color w:val="000000"/>
+              </w:rPr>
+              <w:t xml:space="preserve">0.380</w:t>
             </w:r>
           </w:p>
         </w:tc>
@@ -12695,113 +12695,113 @@
                 <w:szCs w:val="22"/>
                 <w:color w:val="000000"/>
               </w:rPr>
-              <w:t xml:space="preserve">1.57</w:t>
-            </w:r>
-          </w:p>
-        </w:tc>
-        <w:tc>
-          <w:tcPr>
-            <w:tcBorders>
-              <w:bottom w:val="none" w:sz="0" w:space="0" w:color="000000"/>
-              <w:top w:val="none" w:sz="0" w:space="0" w:color="000000"/>
-              <w:left w:val="none" w:sz="0" w:space="0" w:color="000000"/>
-              <w:right w:val="none" w:sz="0" w:space="0" w:color="000000"/>
-            </w:tcBorders>
-            <w:shd w:val="clear" w:color="auto" w:fill="FFFFFF"/>
-            <w:tcMar>
-              <w:top w:w="0" w:type="dxa"/>
-              <w:bottom w:w="0" w:type="dxa"/>
-              <w:left w:w="0" w:type="dxa"/>
-              <w:right w:w="0" w:type="dxa"/>
-            </w:tcMar>
-            <w:vAlign w:val="top"/>
-          </w:tcPr>
-          <w:p>
-            <w:pPr>
-              <w:pStyle w:val="Normal"/>
-              <w:jc w:val="center"/>
-              <w:pBdr>
-                <w:bottom w:val="none" w:sz="0" w:space="0" w:color="000000"/>
-                <w:top w:val="none" w:sz="0" w:space="0" w:color="000000"/>
-                <w:left w:val="none" w:sz="0" w:space="0" w:color="000000"/>
-                <w:right w:val="none" w:sz="0" w:space="0" w:color="000000"/>
-              </w:pBdr>
-              <w:spacing w:after="100" w:before="100" w:line="240"/>
-              <w:ind w:left="100" w:right="100" w:firstLine="0" w:firstLineChars="0"/>
-              <w:rPr>
-                <w:rFonts w:ascii="Helvetica" w:hAnsi="Helvetica" w:eastAsia="Helvetica" w:cs="Helvetica"/>
-                <w:i w:val="false"/>
-                <w:b w:val="false"/>
-                <w:u w:val="none"/>
-                <w:sz w:val="22"/>
-                <w:szCs w:val="22"/>
-                <w:color w:val="000000"/>
-              </w:rPr>
-            </w:pPr>
-            <w:r>
-              <w:rPr>
-                <w:rFonts w:ascii="Helvetica" w:hAnsi="Helvetica" w:eastAsia="Helvetica" w:cs="Helvetica"/>
-                <w:i w:val="false"/>
-                <w:b w:val="false"/>
-                <w:u w:val="none"/>
-                <w:sz w:val="22"/>
-                <w:szCs w:val="22"/>
-                <w:color w:val="000000"/>
-              </w:rPr>
-              <w:t xml:space="preserve">0.94, 2.62</w:t>
-            </w:r>
-          </w:p>
-        </w:tc>
-        <w:tc>
-          <w:tcPr>
-            <w:tcBorders>
-              <w:bottom w:val="none" w:sz="0" w:space="0" w:color="000000"/>
-              <w:top w:val="none" w:sz="0" w:space="0" w:color="000000"/>
-              <w:left w:val="none" w:sz="0" w:space="0" w:color="000000"/>
-              <w:right w:val="none" w:sz="0" w:space="0" w:color="000000"/>
-            </w:tcBorders>
-            <w:shd w:val="clear" w:color="auto" w:fill="FFFFFF"/>
-            <w:tcMar>
-              <w:top w:w="0" w:type="dxa"/>
-              <w:bottom w:w="0" w:type="dxa"/>
-              <w:left w:w="0" w:type="dxa"/>
-              <w:right w:w="0" w:type="dxa"/>
-            </w:tcMar>
-            <w:vAlign w:val="top"/>
-          </w:tcPr>
-          <w:p>
-            <w:pPr>
-              <w:pStyle w:val="Normal"/>
-              <w:jc w:val="center"/>
-              <w:pBdr>
-                <w:bottom w:val="none" w:sz="0" w:space="0" w:color="000000"/>
-                <w:top w:val="none" w:sz="0" w:space="0" w:color="000000"/>
-                <w:left w:val="none" w:sz="0" w:space="0" w:color="000000"/>
-                <w:right w:val="none" w:sz="0" w:space="0" w:color="000000"/>
-              </w:pBdr>
-              <w:spacing w:after="100" w:before="100" w:line="240"/>
-              <w:ind w:left="100" w:right="100" w:firstLine="0" w:firstLineChars="0"/>
-              <w:rPr>
-                <w:rFonts w:ascii="Helvetica" w:hAnsi="Helvetica" w:eastAsia="Helvetica" w:cs="Helvetica"/>
-                <w:i w:val="false"/>
-                <w:b w:val="false"/>
-                <w:u w:val="none"/>
-                <w:sz w:val="22"/>
-                <w:szCs w:val="22"/>
-                <w:color w:val="000000"/>
-              </w:rPr>
-            </w:pPr>
-            <w:r>
-              <w:rPr>
-                <w:rFonts w:ascii="Helvetica" w:hAnsi="Helvetica" w:eastAsia="Helvetica" w:cs="Helvetica"/>
-                <w:i w:val="false"/>
-                <w:b w:val="false"/>
-                <w:u w:val="none"/>
-                <w:sz w:val="22"/>
-                <w:szCs w:val="22"/>
-                <w:color w:val="000000"/>
-              </w:rPr>
-              <w:t xml:space="preserve">0.084</w:t>
+              <w:t xml:space="preserve">1.54</w:t>
+            </w:r>
+          </w:p>
+        </w:tc>
+        <w:tc>
+          <w:tcPr>
+            <w:tcBorders>
+              <w:bottom w:val="none" w:sz="0" w:space="0" w:color="000000"/>
+              <w:top w:val="none" w:sz="0" w:space="0" w:color="000000"/>
+              <w:left w:val="none" w:sz="0" w:space="0" w:color="000000"/>
+              <w:right w:val="none" w:sz="0" w:space="0" w:color="000000"/>
+            </w:tcBorders>
+            <w:shd w:val="clear" w:color="auto" w:fill="FFFFFF"/>
+            <w:tcMar>
+              <w:top w:w="0" w:type="dxa"/>
+              <w:bottom w:w="0" w:type="dxa"/>
+              <w:left w:w="0" w:type="dxa"/>
+              <w:right w:w="0" w:type="dxa"/>
+            </w:tcMar>
+            <w:vAlign w:val="top"/>
+          </w:tcPr>
+          <w:p>
+            <w:pPr>
+              <w:pStyle w:val="Normal"/>
+              <w:jc w:val="center"/>
+              <w:pBdr>
+                <w:bottom w:val="none" w:sz="0" w:space="0" w:color="000000"/>
+                <w:top w:val="none" w:sz="0" w:space="0" w:color="000000"/>
+                <w:left w:val="none" w:sz="0" w:space="0" w:color="000000"/>
+                <w:right w:val="none" w:sz="0" w:space="0" w:color="000000"/>
+              </w:pBdr>
+              <w:spacing w:after="100" w:before="100" w:line="240"/>
+              <w:ind w:left="100" w:right="100" w:firstLine="0" w:firstLineChars="0"/>
+              <w:rPr>
+                <w:rFonts w:ascii="Helvetica" w:hAnsi="Helvetica" w:eastAsia="Helvetica" w:cs="Helvetica"/>
+                <w:i w:val="false"/>
+                <w:b w:val="false"/>
+                <w:u w:val="none"/>
+                <w:sz w:val="22"/>
+                <w:szCs w:val="22"/>
+                <w:color w:val="000000"/>
+              </w:rPr>
+            </w:pPr>
+            <w:r>
+              <w:rPr>
+                <w:rFonts w:ascii="Helvetica" w:hAnsi="Helvetica" w:eastAsia="Helvetica" w:cs="Helvetica"/>
+                <w:i w:val="false"/>
+                <w:b w:val="false"/>
+                <w:u w:val="none"/>
+                <w:sz w:val="22"/>
+                <w:szCs w:val="22"/>
+                <w:color w:val="000000"/>
+              </w:rPr>
+              <w:t xml:space="preserve">0.92, 2.57</w:t>
+            </w:r>
+          </w:p>
+        </w:tc>
+        <w:tc>
+          <w:tcPr>
+            <w:tcBorders>
+              <w:bottom w:val="none" w:sz="0" w:space="0" w:color="000000"/>
+              <w:top w:val="none" w:sz="0" w:space="0" w:color="000000"/>
+              <w:left w:val="none" w:sz="0" w:space="0" w:color="000000"/>
+              <w:right w:val="none" w:sz="0" w:space="0" w:color="000000"/>
+            </w:tcBorders>
+            <w:shd w:val="clear" w:color="auto" w:fill="FFFFFF"/>
+            <w:tcMar>
+              <w:top w:w="0" w:type="dxa"/>
+              <w:bottom w:w="0" w:type="dxa"/>
+              <w:left w:w="0" w:type="dxa"/>
+              <w:right w:w="0" w:type="dxa"/>
+            </w:tcMar>
+            <w:vAlign w:val="top"/>
+          </w:tcPr>
+          <w:p>
+            <w:pPr>
+              <w:pStyle w:val="Normal"/>
+              <w:jc w:val="center"/>
+              <w:pBdr>
+                <w:bottom w:val="none" w:sz="0" w:space="0" w:color="000000"/>
+                <w:top w:val="none" w:sz="0" w:space="0" w:color="000000"/>
+                <w:left w:val="none" w:sz="0" w:space="0" w:color="000000"/>
+                <w:right w:val="none" w:sz="0" w:space="0" w:color="000000"/>
+              </w:pBdr>
+              <w:spacing w:after="100" w:before="100" w:line="240"/>
+              <w:ind w:left="100" w:right="100" w:firstLine="0" w:firstLineChars="0"/>
+              <w:rPr>
+                <w:rFonts w:ascii="Helvetica" w:hAnsi="Helvetica" w:eastAsia="Helvetica" w:cs="Helvetica"/>
+                <w:i w:val="false"/>
+                <w:b w:val="false"/>
+                <w:u w:val="none"/>
+                <w:sz w:val="22"/>
+                <w:szCs w:val="22"/>
+                <w:color w:val="000000"/>
+              </w:rPr>
+            </w:pPr>
+            <w:r>
+              <w:rPr>
+                <w:rFonts w:ascii="Helvetica" w:hAnsi="Helvetica" w:eastAsia="Helvetica" w:cs="Helvetica"/>
+                <w:i w:val="false"/>
+                <w:b w:val="false"/>
+                <w:u w:val="none"/>
+                <w:sz w:val="22"/>
+                <w:szCs w:val="22"/>
+                <w:color w:val="000000"/>
+              </w:rPr>
+              <w:t xml:space="preserve">0.099</w:t>
             </w:r>
           </w:p>
         </w:tc>
@@ -14250,7 +14250,7 @@
                 <w:szCs w:val="22"/>
                 <w:color w:val="000000"/>
               </w:rPr>
-              <w:t xml:space="preserve">0.700</w:t>
+              <w:t xml:space="preserve">0.690</w:t>
             </w:r>
           </w:p>
         </w:tc>
@@ -14733,7 +14733,7 @@
                 <w:szCs w:val="22"/>
                 <w:color w:val="000000"/>
               </w:rPr>
-              <w:t xml:space="preserve">0.400</w:t>
+              <w:t xml:space="preserve">0.410</w:t>
             </w:r>
           </w:p>
         </w:tc>
@@ -15163,7 +15163,7 @@
                 <w:szCs w:val="22"/>
                 <w:color w:val="000000"/>
               </w:rPr>
-              <w:t xml:space="preserve">0.36, 1.27</w:t>
+              <w:t xml:space="preserve">0.36, 1.28</w:t>
             </w:r>
           </w:p>
         </w:tc>
@@ -15593,113 +15593,113 @@
                 <w:szCs w:val="22"/>
                 <w:color w:val="000000"/>
               </w:rPr>
-              <w:t xml:space="preserve">1.26</w:t>
-            </w:r>
-          </w:p>
-        </w:tc>
-        <w:tc>
-          <w:tcPr>
-            <w:tcBorders>
-              <w:bottom w:val="none" w:sz="0" w:space="0" w:color="000000"/>
-              <w:top w:val="none" w:sz="0" w:space="0" w:color="000000"/>
-              <w:left w:val="none" w:sz="0" w:space="0" w:color="000000"/>
-              <w:right w:val="none" w:sz="0" w:space="0" w:color="000000"/>
-            </w:tcBorders>
-            <w:shd w:val="clear" w:color="auto" w:fill="FFFFFF"/>
-            <w:tcMar>
-              <w:top w:w="0" w:type="dxa"/>
-              <w:bottom w:w="0" w:type="dxa"/>
-              <w:left w:w="0" w:type="dxa"/>
-              <w:right w:w="0" w:type="dxa"/>
-            </w:tcMar>
-            <w:vAlign w:val="top"/>
-          </w:tcPr>
-          <w:p>
-            <w:pPr>
-              <w:pStyle w:val="Normal"/>
-              <w:jc w:val="center"/>
-              <w:pBdr>
-                <w:bottom w:val="none" w:sz="0" w:space="0" w:color="000000"/>
-                <w:top w:val="none" w:sz="0" w:space="0" w:color="000000"/>
-                <w:left w:val="none" w:sz="0" w:space="0" w:color="000000"/>
-                <w:right w:val="none" w:sz="0" w:space="0" w:color="000000"/>
-              </w:pBdr>
-              <w:spacing w:after="100" w:before="100" w:line="240"/>
-              <w:ind w:left="100" w:right="100" w:firstLine="0" w:firstLineChars="0"/>
-              <w:rPr>
-                <w:rFonts w:ascii="Helvetica" w:hAnsi="Helvetica" w:eastAsia="Helvetica" w:cs="Helvetica"/>
-                <w:i w:val="false"/>
-                <w:b w:val="false"/>
-                <w:u w:val="none"/>
-                <w:sz w:val="22"/>
-                <w:szCs w:val="22"/>
-                <w:color w:val="000000"/>
-              </w:rPr>
-            </w:pPr>
-            <w:r>
-              <w:rPr>
-                <w:rFonts w:ascii="Helvetica" w:hAnsi="Helvetica" w:eastAsia="Helvetica" w:cs="Helvetica"/>
-                <w:i w:val="false"/>
-                <w:b w:val="false"/>
-                <w:u w:val="none"/>
-                <w:sz w:val="22"/>
-                <w:szCs w:val="22"/>
-                <w:color w:val="000000"/>
-              </w:rPr>
-              <w:t xml:space="preserve">0.71, 2.22</w:t>
-            </w:r>
-          </w:p>
-        </w:tc>
-        <w:tc>
-          <w:tcPr>
-            <w:tcBorders>
-              <w:bottom w:val="none" w:sz="0" w:space="0" w:color="000000"/>
-              <w:top w:val="none" w:sz="0" w:space="0" w:color="000000"/>
-              <w:left w:val="none" w:sz="0" w:space="0" w:color="000000"/>
-              <w:right w:val="none" w:sz="0" w:space="0" w:color="000000"/>
-            </w:tcBorders>
-            <w:shd w:val="clear" w:color="auto" w:fill="FFFFFF"/>
-            <w:tcMar>
-              <w:top w:w="0" w:type="dxa"/>
-              <w:bottom w:w="0" w:type="dxa"/>
-              <w:left w:w="0" w:type="dxa"/>
-              <w:right w:w="0" w:type="dxa"/>
-            </w:tcMar>
-            <w:vAlign w:val="top"/>
-          </w:tcPr>
-          <w:p>
-            <w:pPr>
-              <w:pStyle w:val="Normal"/>
-              <w:jc w:val="center"/>
-              <w:pBdr>
-                <w:bottom w:val="none" w:sz="0" w:space="0" w:color="000000"/>
-                <w:top w:val="none" w:sz="0" w:space="0" w:color="000000"/>
-                <w:left w:val="none" w:sz="0" w:space="0" w:color="000000"/>
-                <w:right w:val="none" w:sz="0" w:space="0" w:color="000000"/>
-              </w:pBdr>
-              <w:spacing w:after="100" w:before="100" w:line="240"/>
-              <w:ind w:left="100" w:right="100" w:firstLine="0" w:firstLineChars="0"/>
-              <w:rPr>
-                <w:rFonts w:ascii="Helvetica" w:hAnsi="Helvetica" w:eastAsia="Helvetica" w:cs="Helvetica"/>
-                <w:i w:val="false"/>
-                <w:b w:val="false"/>
-                <w:u w:val="none"/>
-                <w:sz w:val="22"/>
-                <w:szCs w:val="22"/>
-                <w:color w:val="000000"/>
-              </w:rPr>
-            </w:pPr>
-            <w:r>
-              <w:rPr>
-                <w:rFonts w:ascii="Helvetica" w:hAnsi="Helvetica" w:eastAsia="Helvetica" w:cs="Helvetica"/>
-                <w:i w:val="false"/>
-                <w:b w:val="false"/>
-                <w:u w:val="none"/>
-                <w:sz w:val="22"/>
-                <w:szCs w:val="22"/>
-                <w:color w:val="000000"/>
-              </w:rPr>
-              <w:t xml:space="preserve">0.430</w:t>
+              <w:t xml:space="preserve">1.29</w:t>
+            </w:r>
+          </w:p>
+        </w:tc>
+        <w:tc>
+          <w:tcPr>
+            <w:tcBorders>
+              <w:bottom w:val="none" w:sz="0" w:space="0" w:color="000000"/>
+              <w:top w:val="none" w:sz="0" w:space="0" w:color="000000"/>
+              <w:left w:val="none" w:sz="0" w:space="0" w:color="000000"/>
+              <w:right w:val="none" w:sz="0" w:space="0" w:color="000000"/>
+            </w:tcBorders>
+            <w:shd w:val="clear" w:color="auto" w:fill="FFFFFF"/>
+            <w:tcMar>
+              <w:top w:w="0" w:type="dxa"/>
+              <w:bottom w:w="0" w:type="dxa"/>
+              <w:left w:w="0" w:type="dxa"/>
+              <w:right w:w="0" w:type="dxa"/>
+            </w:tcMar>
+            <w:vAlign w:val="top"/>
+          </w:tcPr>
+          <w:p>
+            <w:pPr>
+              <w:pStyle w:val="Normal"/>
+              <w:jc w:val="center"/>
+              <w:pBdr>
+                <w:bottom w:val="none" w:sz="0" w:space="0" w:color="000000"/>
+                <w:top w:val="none" w:sz="0" w:space="0" w:color="000000"/>
+                <w:left w:val="none" w:sz="0" w:space="0" w:color="000000"/>
+                <w:right w:val="none" w:sz="0" w:space="0" w:color="000000"/>
+              </w:pBdr>
+              <w:spacing w:after="100" w:before="100" w:line="240"/>
+              <w:ind w:left="100" w:right="100" w:firstLine="0" w:firstLineChars="0"/>
+              <w:rPr>
+                <w:rFonts w:ascii="Helvetica" w:hAnsi="Helvetica" w:eastAsia="Helvetica" w:cs="Helvetica"/>
+                <w:i w:val="false"/>
+                <w:b w:val="false"/>
+                <w:u w:val="none"/>
+                <w:sz w:val="22"/>
+                <w:szCs w:val="22"/>
+                <w:color w:val="000000"/>
+              </w:rPr>
+            </w:pPr>
+            <w:r>
+              <w:rPr>
+                <w:rFonts w:ascii="Helvetica" w:hAnsi="Helvetica" w:eastAsia="Helvetica" w:cs="Helvetica"/>
+                <w:i w:val="false"/>
+                <w:b w:val="false"/>
+                <w:u w:val="none"/>
+                <w:sz w:val="22"/>
+                <w:szCs w:val="22"/>
+                <w:color w:val="000000"/>
+              </w:rPr>
+              <w:t xml:space="preserve">0.73, 2.28</w:t>
+            </w:r>
+          </w:p>
+        </w:tc>
+        <w:tc>
+          <w:tcPr>
+            <w:tcBorders>
+              <w:bottom w:val="none" w:sz="0" w:space="0" w:color="000000"/>
+              <w:top w:val="none" w:sz="0" w:space="0" w:color="000000"/>
+              <w:left w:val="none" w:sz="0" w:space="0" w:color="000000"/>
+              <w:right w:val="none" w:sz="0" w:space="0" w:color="000000"/>
+            </w:tcBorders>
+            <w:shd w:val="clear" w:color="auto" w:fill="FFFFFF"/>
+            <w:tcMar>
+              <w:top w:w="0" w:type="dxa"/>
+              <w:bottom w:w="0" w:type="dxa"/>
+              <w:left w:w="0" w:type="dxa"/>
+              <w:right w:w="0" w:type="dxa"/>
+            </w:tcMar>
+            <w:vAlign w:val="top"/>
+          </w:tcPr>
+          <w:p>
+            <w:pPr>
+              <w:pStyle w:val="Normal"/>
+              <w:jc w:val="center"/>
+              <w:pBdr>
+                <w:bottom w:val="none" w:sz="0" w:space="0" w:color="000000"/>
+                <w:top w:val="none" w:sz="0" w:space="0" w:color="000000"/>
+                <w:left w:val="none" w:sz="0" w:space="0" w:color="000000"/>
+                <w:right w:val="none" w:sz="0" w:space="0" w:color="000000"/>
+              </w:pBdr>
+              <w:spacing w:after="100" w:before="100" w:line="240"/>
+              <w:ind w:left="100" w:right="100" w:firstLine="0" w:firstLineChars="0"/>
+              <w:rPr>
+                <w:rFonts w:ascii="Helvetica" w:hAnsi="Helvetica" w:eastAsia="Helvetica" w:cs="Helvetica"/>
+                <w:i w:val="false"/>
+                <w:b w:val="false"/>
+                <w:u w:val="none"/>
+                <w:sz w:val="22"/>
+                <w:szCs w:val="22"/>
+                <w:color w:val="000000"/>
+              </w:rPr>
+            </w:pPr>
+            <w:r>
+              <w:rPr>
+                <w:rFonts w:ascii="Helvetica" w:hAnsi="Helvetica" w:eastAsia="Helvetica" w:cs="Helvetica"/>
+                <w:i w:val="false"/>
+                <w:b w:val="false"/>
+                <w:u w:val="none"/>
+                <w:sz w:val="22"/>
+                <w:szCs w:val="22"/>
+                <w:color w:val="000000"/>
+              </w:rPr>
+              <w:t xml:space="preserve">0.380</w:t>
             </w:r>
           </w:p>
         </w:tc>
@@ -16129,60 +16129,60 @@
                 <w:szCs w:val="22"/>
                 <w:color w:val="000000"/>
               </w:rPr>
-              <w:t xml:space="preserve">0.68, 1.58</w:t>
-            </w:r>
-          </w:p>
-        </w:tc>
-        <w:tc>
-          <w:tcPr>
-            <w:tcBorders>
-              <w:bottom w:val="none" w:sz="0" w:space="0" w:color="000000"/>
-              <w:top w:val="none" w:sz="0" w:space="0" w:color="000000"/>
-              <w:left w:val="none" w:sz="0" w:space="0" w:color="000000"/>
-              <w:right w:val="none" w:sz="0" w:space="0" w:color="000000"/>
-            </w:tcBorders>
-            <w:shd w:val="clear" w:color="auto" w:fill="FFFFFF"/>
-            <w:tcMar>
-              <w:top w:w="0" w:type="dxa"/>
-              <w:bottom w:w="0" w:type="dxa"/>
-              <w:left w:w="0" w:type="dxa"/>
-              <w:right w:w="0" w:type="dxa"/>
-            </w:tcMar>
-            <w:vAlign w:val="top"/>
-          </w:tcPr>
-          <w:p>
-            <w:pPr>
-              <w:pStyle w:val="Normal"/>
-              <w:jc w:val="center"/>
-              <w:pBdr>
-                <w:bottom w:val="none" w:sz="0" w:space="0" w:color="000000"/>
-                <w:top w:val="none" w:sz="0" w:space="0" w:color="000000"/>
-                <w:left w:val="none" w:sz="0" w:space="0" w:color="000000"/>
-                <w:right w:val="none" w:sz="0" w:space="0" w:color="000000"/>
-              </w:pBdr>
-              <w:spacing w:after="100" w:before="100" w:line="240"/>
-              <w:ind w:left="100" w:right="100" w:firstLine="0" w:firstLineChars="0"/>
-              <w:rPr>
-                <w:rFonts w:ascii="Helvetica" w:hAnsi="Helvetica" w:eastAsia="Helvetica" w:cs="Helvetica"/>
-                <w:i w:val="false"/>
-                <w:b w:val="false"/>
-                <w:u w:val="none"/>
-                <w:sz w:val="22"/>
-                <w:szCs w:val="22"/>
-                <w:color w:val="000000"/>
-              </w:rPr>
-            </w:pPr>
-            <w:r>
-              <w:rPr>
-                <w:rFonts w:ascii="Helvetica" w:hAnsi="Helvetica" w:eastAsia="Helvetica" w:cs="Helvetica"/>
-                <w:i w:val="false"/>
-                <w:b w:val="false"/>
-                <w:u w:val="none"/>
-                <w:sz w:val="22"/>
-                <w:szCs w:val="22"/>
-                <w:color w:val="000000"/>
-              </w:rPr>
-              <w:t xml:space="preserve">0.860</w:t>
+              <w:t xml:space="preserve">0.68, 1.59</w:t>
+            </w:r>
+          </w:p>
+        </w:tc>
+        <w:tc>
+          <w:tcPr>
+            <w:tcBorders>
+              <w:bottom w:val="none" w:sz="0" w:space="0" w:color="000000"/>
+              <w:top w:val="none" w:sz="0" w:space="0" w:color="000000"/>
+              <w:left w:val="none" w:sz="0" w:space="0" w:color="000000"/>
+              <w:right w:val="none" w:sz="0" w:space="0" w:color="000000"/>
+            </w:tcBorders>
+            <w:shd w:val="clear" w:color="auto" w:fill="FFFFFF"/>
+            <w:tcMar>
+              <w:top w:w="0" w:type="dxa"/>
+              <w:bottom w:w="0" w:type="dxa"/>
+              <w:left w:w="0" w:type="dxa"/>
+              <w:right w:w="0" w:type="dxa"/>
+            </w:tcMar>
+            <w:vAlign w:val="top"/>
+          </w:tcPr>
+          <w:p>
+            <w:pPr>
+              <w:pStyle w:val="Normal"/>
+              <w:jc w:val="center"/>
+              <w:pBdr>
+                <w:bottom w:val="none" w:sz="0" w:space="0" w:color="000000"/>
+                <w:top w:val="none" w:sz="0" w:space="0" w:color="000000"/>
+                <w:left w:val="none" w:sz="0" w:space="0" w:color="000000"/>
+                <w:right w:val="none" w:sz="0" w:space="0" w:color="000000"/>
+              </w:pBdr>
+              <w:spacing w:after="100" w:before="100" w:line="240"/>
+              <w:ind w:left="100" w:right="100" w:firstLine="0" w:firstLineChars="0"/>
+              <w:rPr>
+                <w:rFonts w:ascii="Helvetica" w:hAnsi="Helvetica" w:eastAsia="Helvetica" w:cs="Helvetica"/>
+                <w:i w:val="false"/>
+                <w:b w:val="false"/>
+                <w:u w:val="none"/>
+                <w:sz w:val="22"/>
+                <w:szCs w:val="22"/>
+                <w:color w:val="000000"/>
+              </w:rPr>
+            </w:pPr>
+            <w:r>
+              <w:rPr>
+                <w:rFonts w:ascii="Helvetica" w:hAnsi="Helvetica" w:eastAsia="Helvetica" w:cs="Helvetica"/>
+                <w:i w:val="false"/>
+                <w:b w:val="false"/>
+                <w:u w:val="none"/>
+                <w:sz w:val="22"/>
+                <w:szCs w:val="22"/>
+                <w:color w:val="000000"/>
+              </w:rPr>
+              <w:t xml:space="preserve">0.850</w:t>
             </w:r>
           </w:p>
         </w:tc>
@@ -16559,7 +16559,7 @@
                 <w:szCs w:val="22"/>
                 <w:color w:val="000000"/>
               </w:rPr>
-              <w:t xml:space="preserve">1.01</w:t>
+              <w:t xml:space="preserve">1.02</w:t>
             </w:r>
           </w:p>
         </w:tc>
@@ -16665,7 +16665,7 @@
                 <w:szCs w:val="22"/>
                 <w:color w:val="000000"/>
               </w:rPr>
-              <w:t xml:space="preserve">0.260</w:t>
+              <w:t xml:space="preserve">0.210</w:t>
             </w:r>
           </w:p>
         </w:tc>
@@ -17042,113 +17042,113 @@
                 <w:szCs w:val="22"/>
                 <w:color w:val="000000"/>
               </w:rPr>
-              <w:t xml:space="preserve">1.19</w:t>
-            </w:r>
-          </w:p>
-        </w:tc>
-        <w:tc>
-          <w:tcPr>
-            <w:tcBorders>
-              <w:bottom w:val="none" w:sz="0" w:space="0" w:color="000000"/>
-              <w:top w:val="none" w:sz="0" w:space="0" w:color="000000"/>
-              <w:left w:val="none" w:sz="0" w:space="0" w:color="000000"/>
-              <w:right w:val="none" w:sz="0" w:space="0" w:color="000000"/>
-            </w:tcBorders>
-            <w:shd w:val="clear" w:color="auto" w:fill="FFFFFF"/>
-            <w:tcMar>
-              <w:top w:w="0" w:type="dxa"/>
-              <w:bottom w:w="0" w:type="dxa"/>
-              <w:left w:w="0" w:type="dxa"/>
-              <w:right w:w="0" w:type="dxa"/>
-            </w:tcMar>
-            <w:vAlign w:val="top"/>
-          </w:tcPr>
-          <w:p>
-            <w:pPr>
-              <w:pStyle w:val="Normal"/>
-              <w:jc w:val="center"/>
-              <w:pBdr>
-                <w:bottom w:val="none" w:sz="0" w:space="0" w:color="000000"/>
-                <w:top w:val="none" w:sz="0" w:space="0" w:color="000000"/>
-                <w:left w:val="none" w:sz="0" w:space="0" w:color="000000"/>
-                <w:right w:val="none" w:sz="0" w:space="0" w:color="000000"/>
-              </w:pBdr>
-              <w:spacing w:after="100" w:before="100" w:line="240"/>
-              <w:ind w:left="100" w:right="100" w:firstLine="0" w:firstLineChars="0"/>
-              <w:rPr>
-                <w:rFonts w:ascii="Helvetica" w:hAnsi="Helvetica" w:eastAsia="Helvetica" w:cs="Helvetica"/>
-                <w:i w:val="false"/>
-                <w:b w:val="false"/>
-                <w:u w:val="none"/>
-                <w:sz w:val="22"/>
-                <w:szCs w:val="22"/>
-                <w:color w:val="000000"/>
-              </w:rPr>
-            </w:pPr>
-            <w:r>
-              <w:rPr>
-                <w:rFonts w:ascii="Helvetica" w:hAnsi="Helvetica" w:eastAsia="Helvetica" w:cs="Helvetica"/>
-                <w:i w:val="false"/>
-                <w:b w:val="false"/>
-                <w:u w:val="none"/>
-                <w:sz w:val="22"/>
-                <w:szCs w:val="22"/>
-                <w:color w:val="000000"/>
-              </w:rPr>
-              <w:t xml:space="preserve">0.87, 1.63</w:t>
-            </w:r>
-          </w:p>
-        </w:tc>
-        <w:tc>
-          <w:tcPr>
-            <w:tcBorders>
-              <w:bottom w:val="none" w:sz="0" w:space="0" w:color="000000"/>
-              <w:top w:val="none" w:sz="0" w:space="0" w:color="000000"/>
-              <w:left w:val="none" w:sz="0" w:space="0" w:color="000000"/>
-              <w:right w:val="none" w:sz="0" w:space="0" w:color="000000"/>
-            </w:tcBorders>
-            <w:shd w:val="clear" w:color="auto" w:fill="FFFFFF"/>
-            <w:tcMar>
-              <w:top w:w="0" w:type="dxa"/>
-              <w:bottom w:w="0" w:type="dxa"/>
-              <w:left w:w="0" w:type="dxa"/>
-              <w:right w:w="0" w:type="dxa"/>
-            </w:tcMar>
-            <w:vAlign w:val="top"/>
-          </w:tcPr>
-          <w:p>
-            <w:pPr>
-              <w:pStyle w:val="Normal"/>
-              <w:jc w:val="center"/>
-              <w:pBdr>
-                <w:bottom w:val="none" w:sz="0" w:space="0" w:color="000000"/>
-                <w:top w:val="none" w:sz="0" w:space="0" w:color="000000"/>
-                <w:left w:val="none" w:sz="0" w:space="0" w:color="000000"/>
-                <w:right w:val="none" w:sz="0" w:space="0" w:color="000000"/>
-              </w:pBdr>
-              <w:spacing w:after="100" w:before="100" w:line="240"/>
-              <w:ind w:left="100" w:right="100" w:firstLine="0" w:firstLineChars="0"/>
-              <w:rPr>
-                <w:rFonts w:ascii="Helvetica" w:hAnsi="Helvetica" w:eastAsia="Helvetica" w:cs="Helvetica"/>
-                <w:i w:val="false"/>
-                <w:b w:val="false"/>
-                <w:u w:val="none"/>
-                <w:sz w:val="22"/>
-                <w:szCs w:val="22"/>
-                <w:color w:val="000000"/>
-              </w:rPr>
-            </w:pPr>
-            <w:r>
-              <w:rPr>
-                <w:rFonts w:ascii="Helvetica" w:hAnsi="Helvetica" w:eastAsia="Helvetica" w:cs="Helvetica"/>
-                <w:i w:val="false"/>
-                <w:b w:val="false"/>
-                <w:u w:val="none"/>
-                <w:sz w:val="22"/>
-                <w:szCs w:val="22"/>
-                <w:color w:val="000000"/>
-              </w:rPr>
-              <w:t xml:space="preserve">0.280</w:t>
+              <w:t xml:space="preserve">1.20</w:t>
+            </w:r>
+          </w:p>
+        </w:tc>
+        <w:tc>
+          <w:tcPr>
+            <w:tcBorders>
+              <w:bottom w:val="none" w:sz="0" w:space="0" w:color="000000"/>
+              <w:top w:val="none" w:sz="0" w:space="0" w:color="000000"/>
+              <w:left w:val="none" w:sz="0" w:space="0" w:color="000000"/>
+              <w:right w:val="none" w:sz="0" w:space="0" w:color="000000"/>
+            </w:tcBorders>
+            <w:shd w:val="clear" w:color="auto" w:fill="FFFFFF"/>
+            <w:tcMar>
+              <w:top w:w="0" w:type="dxa"/>
+              <w:bottom w:w="0" w:type="dxa"/>
+              <w:left w:w="0" w:type="dxa"/>
+              <w:right w:w="0" w:type="dxa"/>
+            </w:tcMar>
+            <w:vAlign w:val="top"/>
+          </w:tcPr>
+          <w:p>
+            <w:pPr>
+              <w:pStyle w:val="Normal"/>
+              <w:jc w:val="center"/>
+              <w:pBdr>
+                <w:bottom w:val="none" w:sz="0" w:space="0" w:color="000000"/>
+                <w:top w:val="none" w:sz="0" w:space="0" w:color="000000"/>
+                <w:left w:val="none" w:sz="0" w:space="0" w:color="000000"/>
+                <w:right w:val="none" w:sz="0" w:space="0" w:color="000000"/>
+              </w:pBdr>
+              <w:spacing w:after="100" w:before="100" w:line="240"/>
+              <w:ind w:left="100" w:right="100" w:firstLine="0" w:firstLineChars="0"/>
+              <w:rPr>
+                <w:rFonts w:ascii="Helvetica" w:hAnsi="Helvetica" w:eastAsia="Helvetica" w:cs="Helvetica"/>
+                <w:i w:val="false"/>
+                <w:b w:val="false"/>
+                <w:u w:val="none"/>
+                <w:sz w:val="22"/>
+                <w:szCs w:val="22"/>
+                <w:color w:val="000000"/>
+              </w:rPr>
+            </w:pPr>
+            <w:r>
+              <w:rPr>
+                <w:rFonts w:ascii="Helvetica" w:hAnsi="Helvetica" w:eastAsia="Helvetica" w:cs="Helvetica"/>
+                <w:i w:val="false"/>
+                <w:b w:val="false"/>
+                <w:u w:val="none"/>
+                <w:sz w:val="22"/>
+                <w:szCs w:val="22"/>
+                <w:color w:val="000000"/>
+              </w:rPr>
+              <w:t xml:space="preserve">0.88, 1.64</w:t>
+            </w:r>
+          </w:p>
+        </w:tc>
+        <w:tc>
+          <w:tcPr>
+            <w:tcBorders>
+              <w:bottom w:val="none" w:sz="0" w:space="0" w:color="000000"/>
+              <w:top w:val="none" w:sz="0" w:space="0" w:color="000000"/>
+              <w:left w:val="none" w:sz="0" w:space="0" w:color="000000"/>
+              <w:right w:val="none" w:sz="0" w:space="0" w:color="000000"/>
+            </w:tcBorders>
+            <w:shd w:val="clear" w:color="auto" w:fill="FFFFFF"/>
+            <w:tcMar>
+              <w:top w:w="0" w:type="dxa"/>
+              <w:bottom w:w="0" w:type="dxa"/>
+              <w:left w:w="0" w:type="dxa"/>
+              <w:right w:w="0" w:type="dxa"/>
+            </w:tcMar>
+            <w:vAlign w:val="top"/>
+          </w:tcPr>
+          <w:p>
+            <w:pPr>
+              <w:pStyle w:val="Normal"/>
+              <w:jc w:val="center"/>
+              <w:pBdr>
+                <w:bottom w:val="none" w:sz="0" w:space="0" w:color="000000"/>
+                <w:top w:val="none" w:sz="0" w:space="0" w:color="000000"/>
+                <w:left w:val="none" w:sz="0" w:space="0" w:color="000000"/>
+                <w:right w:val="none" w:sz="0" w:space="0" w:color="000000"/>
+              </w:pBdr>
+              <w:spacing w:after="100" w:before="100" w:line="240"/>
+              <w:ind w:left="100" w:right="100" w:firstLine="0" w:firstLineChars="0"/>
+              <w:rPr>
+                <w:rFonts w:ascii="Helvetica" w:hAnsi="Helvetica" w:eastAsia="Helvetica" w:cs="Helvetica"/>
+                <w:i w:val="false"/>
+                <w:b w:val="false"/>
+                <w:u w:val="none"/>
+                <w:sz w:val="22"/>
+                <w:szCs w:val="22"/>
+                <w:color w:val="000000"/>
+              </w:rPr>
+            </w:pPr>
+            <w:r>
+              <w:rPr>
+                <w:rFonts w:ascii="Helvetica" w:hAnsi="Helvetica" w:eastAsia="Helvetica" w:cs="Helvetica"/>
+                <w:i w:val="false"/>
+                <w:b w:val="false"/>
+                <w:u w:val="none"/>
+                <w:sz w:val="22"/>
+                <w:szCs w:val="22"/>
+                <w:color w:val="000000"/>
+              </w:rPr>
+              <w:t xml:space="preserve">0.250</w:t>
             </w:r>
           </w:p>
         </w:tc>
@@ -17525,113 +17525,113 @@
                 <w:szCs w:val="22"/>
                 <w:color w:val="000000"/>
               </w:rPr>
-              <w:t xml:space="preserve">1.08</w:t>
-            </w:r>
-          </w:p>
-        </w:tc>
-        <w:tc>
-          <w:tcPr>
-            <w:tcBorders>
-              <w:bottom w:val="none" w:sz="0" w:space="0" w:color="000000"/>
-              <w:top w:val="none" w:sz="0" w:space="0" w:color="000000"/>
-              <w:left w:val="none" w:sz="0" w:space="0" w:color="000000"/>
-              <w:right w:val="none" w:sz="0" w:space="0" w:color="000000"/>
-            </w:tcBorders>
-            <w:shd w:val="clear" w:color="auto" w:fill="FFFFFF"/>
-            <w:tcMar>
-              <w:top w:w="0" w:type="dxa"/>
-              <w:bottom w:w="0" w:type="dxa"/>
-              <w:left w:w="0" w:type="dxa"/>
-              <w:right w:w="0" w:type="dxa"/>
-            </w:tcMar>
-            <w:vAlign w:val="top"/>
-          </w:tcPr>
-          <w:p>
-            <w:pPr>
-              <w:pStyle w:val="Normal"/>
-              <w:jc w:val="center"/>
-              <w:pBdr>
-                <w:bottom w:val="none" w:sz="0" w:space="0" w:color="000000"/>
-                <w:top w:val="none" w:sz="0" w:space="0" w:color="000000"/>
-                <w:left w:val="none" w:sz="0" w:space="0" w:color="000000"/>
-                <w:right w:val="none" w:sz="0" w:space="0" w:color="000000"/>
-              </w:pBdr>
-              <w:spacing w:after="100" w:before="100" w:line="240"/>
-              <w:ind w:left="100" w:right="100" w:firstLine="0" w:firstLineChars="0"/>
-              <w:rPr>
-                <w:rFonts w:ascii="Helvetica" w:hAnsi="Helvetica" w:eastAsia="Helvetica" w:cs="Helvetica"/>
-                <w:i w:val="false"/>
-                <w:b w:val="false"/>
-                <w:u w:val="none"/>
-                <w:sz w:val="22"/>
-                <w:szCs w:val="22"/>
-                <w:color w:val="000000"/>
-              </w:rPr>
-            </w:pPr>
-            <w:r>
-              <w:rPr>
-                <w:rFonts w:ascii="Helvetica" w:hAnsi="Helvetica" w:eastAsia="Helvetica" w:cs="Helvetica"/>
-                <w:i w:val="false"/>
-                <w:b w:val="false"/>
-                <w:u w:val="none"/>
-                <w:sz w:val="22"/>
-                <w:szCs w:val="22"/>
-                <w:color w:val="000000"/>
-              </w:rPr>
-              <w:t xml:space="preserve">0.73, 1.58</w:t>
-            </w:r>
-          </w:p>
-        </w:tc>
-        <w:tc>
-          <w:tcPr>
-            <w:tcBorders>
-              <w:bottom w:val="none" w:sz="0" w:space="0" w:color="000000"/>
-              <w:top w:val="none" w:sz="0" w:space="0" w:color="000000"/>
-              <w:left w:val="none" w:sz="0" w:space="0" w:color="000000"/>
-              <w:right w:val="none" w:sz="0" w:space="0" w:color="000000"/>
-            </w:tcBorders>
-            <w:shd w:val="clear" w:color="auto" w:fill="FFFFFF"/>
-            <w:tcMar>
-              <w:top w:w="0" w:type="dxa"/>
-              <w:bottom w:w="0" w:type="dxa"/>
-              <w:left w:w="0" w:type="dxa"/>
-              <w:right w:w="0" w:type="dxa"/>
-            </w:tcMar>
-            <w:vAlign w:val="top"/>
-          </w:tcPr>
-          <w:p>
-            <w:pPr>
-              <w:pStyle w:val="Normal"/>
-              <w:jc w:val="center"/>
-              <w:pBdr>
-                <w:bottom w:val="none" w:sz="0" w:space="0" w:color="000000"/>
-                <w:top w:val="none" w:sz="0" w:space="0" w:color="000000"/>
-                <w:left w:val="none" w:sz="0" w:space="0" w:color="000000"/>
-                <w:right w:val="none" w:sz="0" w:space="0" w:color="000000"/>
-              </w:pBdr>
-              <w:spacing w:after="100" w:before="100" w:line="240"/>
-              <w:ind w:left="100" w:right="100" w:firstLine="0" w:firstLineChars="0"/>
-              <w:rPr>
-                <w:rFonts w:ascii="Helvetica" w:hAnsi="Helvetica" w:eastAsia="Helvetica" w:cs="Helvetica"/>
-                <w:i w:val="false"/>
-                <w:b w:val="false"/>
-                <w:u w:val="none"/>
-                <w:sz w:val="22"/>
-                <w:szCs w:val="22"/>
-                <w:color w:val="000000"/>
-              </w:rPr>
-            </w:pPr>
-            <w:r>
-              <w:rPr>
-                <w:rFonts w:ascii="Helvetica" w:hAnsi="Helvetica" w:eastAsia="Helvetica" w:cs="Helvetica"/>
-                <w:i w:val="false"/>
-                <w:b w:val="false"/>
-                <w:u w:val="none"/>
-                <w:sz w:val="22"/>
-                <w:szCs w:val="22"/>
-                <w:color w:val="000000"/>
-              </w:rPr>
-              <w:t xml:space="preserve">0.710</w:t>
+              <w:t xml:space="preserve">1.06</w:t>
+            </w:r>
+          </w:p>
+        </w:tc>
+        <w:tc>
+          <w:tcPr>
+            <w:tcBorders>
+              <w:bottom w:val="none" w:sz="0" w:space="0" w:color="000000"/>
+              <w:top w:val="none" w:sz="0" w:space="0" w:color="000000"/>
+              <w:left w:val="none" w:sz="0" w:space="0" w:color="000000"/>
+              <w:right w:val="none" w:sz="0" w:space="0" w:color="000000"/>
+            </w:tcBorders>
+            <w:shd w:val="clear" w:color="auto" w:fill="FFFFFF"/>
+            <w:tcMar>
+              <w:top w:w="0" w:type="dxa"/>
+              <w:bottom w:w="0" w:type="dxa"/>
+              <w:left w:w="0" w:type="dxa"/>
+              <w:right w:w="0" w:type="dxa"/>
+            </w:tcMar>
+            <w:vAlign w:val="top"/>
+          </w:tcPr>
+          <w:p>
+            <w:pPr>
+              <w:pStyle w:val="Normal"/>
+              <w:jc w:val="center"/>
+              <w:pBdr>
+                <w:bottom w:val="none" w:sz="0" w:space="0" w:color="000000"/>
+                <w:top w:val="none" w:sz="0" w:space="0" w:color="000000"/>
+                <w:left w:val="none" w:sz="0" w:space="0" w:color="000000"/>
+                <w:right w:val="none" w:sz="0" w:space="0" w:color="000000"/>
+              </w:pBdr>
+              <w:spacing w:after="100" w:before="100" w:line="240"/>
+              <w:ind w:left="100" w:right="100" w:firstLine="0" w:firstLineChars="0"/>
+              <w:rPr>
+                <w:rFonts w:ascii="Helvetica" w:hAnsi="Helvetica" w:eastAsia="Helvetica" w:cs="Helvetica"/>
+                <w:i w:val="false"/>
+                <w:b w:val="false"/>
+                <w:u w:val="none"/>
+                <w:sz w:val="22"/>
+                <w:szCs w:val="22"/>
+                <w:color w:val="000000"/>
+              </w:rPr>
+            </w:pPr>
+            <w:r>
+              <w:rPr>
+                <w:rFonts w:ascii="Helvetica" w:hAnsi="Helvetica" w:eastAsia="Helvetica" w:cs="Helvetica"/>
+                <w:i w:val="false"/>
+                <w:b w:val="false"/>
+                <w:u w:val="none"/>
+                <w:sz w:val="22"/>
+                <w:szCs w:val="22"/>
+                <w:color w:val="000000"/>
+              </w:rPr>
+              <w:t xml:space="preserve">0.72, 1.56</w:t>
+            </w:r>
+          </w:p>
+        </w:tc>
+        <w:tc>
+          <w:tcPr>
+            <w:tcBorders>
+              <w:bottom w:val="none" w:sz="0" w:space="0" w:color="000000"/>
+              <w:top w:val="none" w:sz="0" w:space="0" w:color="000000"/>
+              <w:left w:val="none" w:sz="0" w:space="0" w:color="000000"/>
+              <w:right w:val="none" w:sz="0" w:space="0" w:color="000000"/>
+            </w:tcBorders>
+            <w:shd w:val="clear" w:color="auto" w:fill="FFFFFF"/>
+            <w:tcMar>
+              <w:top w:w="0" w:type="dxa"/>
+              <w:bottom w:w="0" w:type="dxa"/>
+              <w:left w:w="0" w:type="dxa"/>
+              <w:right w:w="0" w:type="dxa"/>
+            </w:tcMar>
+            <w:vAlign w:val="top"/>
+          </w:tcPr>
+          <w:p>
+            <w:pPr>
+              <w:pStyle w:val="Normal"/>
+              <w:jc w:val="center"/>
+              <w:pBdr>
+                <w:bottom w:val="none" w:sz="0" w:space="0" w:color="000000"/>
+                <w:top w:val="none" w:sz="0" w:space="0" w:color="000000"/>
+                <w:left w:val="none" w:sz="0" w:space="0" w:color="000000"/>
+                <w:right w:val="none" w:sz="0" w:space="0" w:color="000000"/>
+              </w:pBdr>
+              <w:spacing w:after="100" w:before="100" w:line="240"/>
+              <w:ind w:left="100" w:right="100" w:firstLine="0" w:firstLineChars="0"/>
+              <w:rPr>
+                <w:rFonts w:ascii="Helvetica" w:hAnsi="Helvetica" w:eastAsia="Helvetica" w:cs="Helvetica"/>
+                <w:i w:val="false"/>
+                <w:b w:val="false"/>
+                <w:u w:val="none"/>
+                <w:sz w:val="22"/>
+                <w:szCs w:val="22"/>
+                <w:color w:val="000000"/>
+              </w:rPr>
+            </w:pPr>
+            <w:r>
+              <w:rPr>
+                <w:rFonts w:ascii="Helvetica" w:hAnsi="Helvetica" w:eastAsia="Helvetica" w:cs="Helvetica"/>
+                <w:i w:val="false"/>
+                <w:b w:val="false"/>
+                <w:u w:val="none"/>
+                <w:sz w:val="22"/>
+                <w:szCs w:val="22"/>
+                <w:color w:val="000000"/>
+              </w:rPr>
+              <w:t xml:space="preserve">0.770</w:t>
             </w:r>
           </w:p>
         </w:tc>
@@ -17690,7 +17690,7 @@
                 <w:szCs w:val="22"/>
                 <w:color w:val="000000"/>
               </w:rPr>
-              <w:t xml:space="preserve">ckd_epi_gfr_cre_cys</w:t>
+              <w:t xml:space="preserve">baseline_cre_egfr</w:t>
             </w:r>
           </w:p>
         </w:tc>
@@ -17849,7 +17849,7 @@
                 <w:szCs w:val="22"/>
                 <w:color w:val="000000"/>
               </w:rPr>
-              <w:t xml:space="preserve">0.98, 0.99</w:t>
+              <w:t xml:space="preserve">0.98, 1.00</w:t>
             </w:r>
           </w:p>
         </w:tc>
@@ -17902,7 +17902,7 @@
                 <w:szCs w:val="22"/>
                 <w:color w:val="000000"/>
               </w:rPr>
-              <w:t xml:space="preserve">&lt;0.001</w:t>
+              <w:t xml:space="preserve">0.042</w:t>
             </w:r>
           </w:p>
         </w:tc>
@@ -18114,7 +18114,7 @@
                 <w:szCs w:val="22"/>
                 <w:color w:val="000000"/>
               </w:rPr>
-              <w:t xml:space="preserve">0.017</w:t>
+              <w:t xml:space="preserve">0.095</w:t>
             </w:r>
           </w:p>
         </w:tc>
